--- a/405 Calendar and Website/Course Calendar/Calendar FEMBA Hybrid -- Fall 2026.docx
+++ b/405 Calendar and Website/Course Calendar/Calendar FEMBA Hybrid -- Fall 2026.docx
@@ -253,7 +253,7 @@
                             <w:sz w:val="19"/>
                             <w:u w:val="none"/>
                           </w:rPr>
-                          <w:t>Time stamp for this version: Last updated September 06, 2026.</w:t>
+                          <w:t>Time stamp for this version: Last updated September 16, 2026.</w:t>
                         </w:r>
                       </w:p>
                     </w:txbxContent>
@@ -307,7 +307,7 @@
             <wp:positionV relativeFrom="paragraph">
               <wp:posOffset>-54864</wp:posOffset>
             </wp:positionV>
-            <wp:extent cx="6309360" cy="7036868"/>
+            <wp:extent cx="6309360" cy="6249468"/>
             <wp:effectExtent l="0" t="0" r="76200" b="76200"/>
             <wp:wrapNone/>
             <wp:docPr id="1007" name="Container 1007"/>
@@ -318,7 +318,7 @@
                   <wps:spPr bwMode="auto">
                     <a:xfrm>
                       <a:off x="0" y="0"/>
-                      <a:ext cx="6309360" cy="7036868"/>
+                      <a:ext cx="6309360" cy="6249468"/>
                     </a:xfrm>
                     <a:prstGeom prst="roundRect">
                       <a:avLst>
@@ -941,17 +941,18 @@
                               <w:pPr>
                                 <w:spacing w:before="0" w:after="0"/>
                               </w:pPr>
-                              <w:r>
-                                <w:rPr>
-                                  <w:rFonts w:ascii="Calibri" w:hAnsi="Calibri"/>
-                                  <w:b/>
-                                  <w:i w:val="0"/>
-                                  <w:color w:val="0B2B4E"/>
-                                  <w:sz w:val="17"/>
-                                  <w:u w:val="none"/>
-                                </w:rPr>
-                                <w:t>Problem Set 1</w:t>
-                              </w:r>
+                              <w:hyperlink r:id="rId12">
+                                <w:r>
+                                  <w:rPr>
+                                    <w:rFonts w:ascii="Calibri" w:hAnsi="Calibri"/>
+                                    <w:b/>
+                                    <w:u w:val="single"/>
+                                    <w:color w:val="0B2B4E"/>
+                                    <w:sz w:val="17"/>
+                                  </w:rPr>
+                                  <w:t xml:space="preserve">Problem Set 1</w:t>
+                                </w:r>
+                              </w:hyperlink>
                             </w:p>
                             <w:p>
                               <w:pPr>
@@ -1222,17 +1223,18 @@
                               <w:pPr>
                                 <w:spacing w:before="0" w:after="0"/>
                               </w:pPr>
-                              <w:r>
-                                <w:rPr>
-                                  <w:rFonts w:ascii="Calibri" w:hAnsi="Calibri"/>
-                                  <w:b/>
-                                  <w:i w:val="0"/>
-                                  <w:color w:val="0B2B4E"/>
-                                  <w:sz w:val="17"/>
-                                  <w:u w:val="none"/>
-                                </w:rPr>
-                                <w:t>Problem Set 2</w:t>
-                              </w:r>
+                              <w:hyperlink r:id="rId12">
+                                <w:r>
+                                  <w:rPr>
+                                    <w:rFonts w:ascii="Calibri" w:hAnsi="Calibri"/>
+                                    <w:b/>
+                                    <w:u w:val="single"/>
+                                    <w:color w:val="0B2B4E"/>
+                                    <w:sz w:val="17"/>
+                                  </w:rPr>
+                                  <w:t xml:space="preserve">Problem Set 2</w:t>
+                                </w:r>
+                              </w:hyperlink>
                             </w:p>
                             <w:p>
                               <w:pPr>
@@ -1518,17 +1520,18 @@
                               <w:pPr>
                                 <w:spacing w:before="0" w:after="0"/>
                               </w:pPr>
-                              <w:r>
-                                <w:rPr>
-                                  <w:rFonts w:ascii="Calibri" w:hAnsi="Calibri"/>
-                                  <w:b/>
-                                  <w:i w:val="0"/>
-                                  <w:color w:val="0B2B4E"/>
-                                  <w:sz w:val="17"/>
-                                  <w:u w:val="none"/>
-                                </w:rPr>
-                                <w:t>Problem Set 3</w:t>
-                              </w:r>
+                              <w:hyperlink r:id="rId12">
+                                <w:r>
+                                  <w:rPr>
+                                    <w:rFonts w:ascii="Calibri" w:hAnsi="Calibri"/>
+                                    <w:b/>
+                                    <w:u w:val="single"/>
+                                    <w:color w:val="0B2B4E"/>
+                                    <w:sz w:val="17"/>
+                                  </w:rPr>
+                                  <w:t xml:space="preserve">Problem Set 3</w:t>
+                                </w:r>
+                              </w:hyperlink>
                             </w:p>
                             <w:p>
                               <w:pPr>
@@ -1799,17 +1802,18 @@
                               <w:pPr>
                                 <w:spacing w:before="0" w:after="0"/>
                               </w:pPr>
-                              <w:r>
-                                <w:rPr>
-                                  <w:rFonts w:ascii="Calibri" w:hAnsi="Calibri"/>
-                                  <w:b/>
-                                  <w:i w:val="0"/>
-                                  <w:color w:val="0B2B4E"/>
-                                  <w:sz w:val="17"/>
-                                  <w:u w:val="none"/>
-                                </w:rPr>
-                                <w:t>Problem Set 4</w:t>
-                              </w:r>
+                              <w:hyperlink r:id="rId12">
+                                <w:r>
+                                  <w:rPr>
+                                    <w:rFonts w:ascii="Calibri" w:hAnsi="Calibri"/>
+                                    <w:b/>
+                                    <w:u w:val="single"/>
+                                    <w:color w:val="0B2B4E"/>
+                                    <w:sz w:val="17"/>
+                                  </w:rPr>
+                                  <w:t xml:space="preserve">Problem Set 4</w:t>
+                                </w:r>
+                              </w:hyperlink>
                             </w:p>
                             <w:p>
                               <w:pPr>
@@ -1973,17 +1977,18 @@
                               <w:pPr>
                                 <w:spacing w:before="0" w:after="0"/>
                               </w:pPr>
-                              <w:r>
-                                <w:rPr>
-                                  <w:rFonts w:ascii="Calibri" w:hAnsi="Calibri"/>
-                                  <w:b/>
-                                  <w:i w:val="0"/>
-                                  <w:color w:val="0B2B4E"/>
-                                  <w:sz w:val="17"/>
-                                  <w:u w:val="none"/>
-                                </w:rPr>
-                                <w:t>Problem Set 5</w:t>
-                              </w:r>
+                              <w:hyperlink r:id="rId12">
+                                <w:r>
+                                  <w:rPr>
+                                    <w:rFonts w:ascii="Calibri" w:hAnsi="Calibri"/>
+                                    <w:b/>
+                                    <w:u w:val="single"/>
+                                    <w:color w:val="0B2B4E"/>
+                                    <w:sz w:val="17"/>
+                                  </w:rPr>
+                                  <w:t xml:space="preserve">Problem Set 5</w:t>
+                                </w:r>
+                              </w:hyperlink>
                             </w:p>
                             <w:p>
                               <w:pPr>
@@ -2216,7 +2221,7 @@
                 <w:sz w:val="19"/>
                 <w:u w:val="none"/>
               </w:rPr>
-              <w:t>Final Exam window</w:t>
+              <w:t>Final Exam</w:t>
             </w:r>
           </w:p>
           <w:p>
@@ -2229,7 +2234,7 @@
                 <w:sz w:val="18"/>
                 <w:u w:val="none"/>
               </w:rPr>
-              <w:t>Dec 12 – 13</w:t>
+              <w:t>Sat, Dec 12</w:t>
             </w:r>
           </w:p>
         </w:tc>
@@ -2638,7 +2643,7 @@
         </w:rPr>
         <w:t xml:space="preserve">Take the </w:t>
       </w:r>
-      <w:hyperlink r:id="rId12">
+      <w:hyperlink r:id="rId13">
         <w:r>
           <w:rPr>
             <w:rFonts w:ascii="Calibri" w:hAnsi="Calibri"/>
@@ -2692,7 +2697,7 @@
         </w:rPr>
         <w:t xml:space="preserve">Watch the </w:t>
       </w:r>
-      <w:hyperlink r:id="rId13">
+      <w:hyperlink r:id="rId14">
         <w:r>
           <w:rPr>
             <w:rFonts w:ascii="Calibri" w:hAnsi="Calibri"/>
@@ -2727,7 +2732,7 @@
       <w:r>
         <w:drawing xmlns:a="http://schemas.openxmlformats.org/drawingml/2006/main">
           <wp:inline distT="0" distB="0" distL="0" distR="0">
-            <wp:extent cx="6249806" cy="388620"/>
+            <wp:extent cx="6249806" cy="612647"/>
             <wp:effectExtent l="0" t="0" r="76200" b="76200"/>
             <wp:docPr id="1009" name="Card 1009"/>
             <a:graphic>
@@ -2737,11 +2742,11 @@
                   <wps:spPr bwMode="auto">
                     <a:xfrm>
                       <a:off x="0" y="0"/>
-                      <a:ext cx="6249806" cy="388620"/>
+                      <a:ext cx="6249806" cy="612647"/>
                     </a:xfrm>
                     <a:prstGeom prst="roundRect">
                       <a:avLst>
-                        <a:gd name="adj" fmla="val 18000"/>
+                        <a:gd name="adj" fmla="val 17910"/>
                       </a:avLst>
                     </a:prstGeom>
                     <a:solidFill>
@@ -2786,9 +2791,9 @@
                             <w:sz w:val="28"/>
                             <w:u w:val="none"/>
                           </w:rPr>
-                          <w:t xml:space="preserve">Sign-in to watch videos: Use option </w:t>
-                        </w:r>
-                        <w:hyperlink r:id="rId14">
+                          <w:t xml:space="preserve">This may require you to sign-in to Panopto. Use option </w:t>
+                        </w:r>
+                        <w:hyperlink r:id="rId15">
                           <w:r>
                             <w:rPr>
                               <w:rFonts w:ascii="Calibri" w:hAnsi="Calibri"/>
@@ -2851,7 +2856,7 @@
                     <pic:cNvPicPr/>
                   </pic:nvPicPr>
                   <pic:blipFill>
-                    <a:blip r:embed="rId15"/>
+                    <a:blip r:embed="rId16"/>
                     <a:stretch>
                       <a:fillRect/>
                     </a:stretch>
@@ -3470,7 +3475,7 @@
                           <w:t>•</w:t>
                           <w:tab/>
                         </w:r>
-                        <w:hyperlink r:id="rId16">
+                        <w:hyperlink r:id="rId17">
                           <w:r>
                             <w:rPr>
                               <w:rFonts w:ascii="Calibri" w:hAnsi="Calibri"/>
@@ -3503,7 +3508,7 @@
                           </w:rPr>
                           <w:t xml:space="preserve">  ·  </w:t>
                         </w:r>
-                        <w:hyperlink r:id="rId17">
+                        <w:hyperlink r:id="rId18">
                           <w:r>
                             <w:rPr>
                               <w:rFonts w:ascii="Calibri" w:hAnsi="Calibri"/>
@@ -3534,7 +3539,7 @@
                           <w:t>•</w:t>
                           <w:tab/>
                         </w:r>
-                        <w:hyperlink r:id="rId18">
+                        <w:hyperlink r:id="rId19">
                           <w:r>
                             <w:rPr>
                               <w:rFonts w:ascii="Calibri" w:hAnsi="Calibri"/>
@@ -3567,7 +3572,7 @@
                           </w:rPr>
                           <w:t xml:space="preserve">  ·  </w:t>
                         </w:r>
-                        <w:hyperlink r:id="rId19">
+                        <w:hyperlink r:id="rId20">
                           <w:r>
                             <w:rPr>
                               <w:rFonts w:ascii="Calibri" w:hAnsi="Calibri"/>
@@ -3598,7 +3603,7 @@
                           <w:t>•</w:t>
                           <w:tab/>
                         </w:r>
-                        <w:hyperlink r:id="rId20">
+                        <w:hyperlink r:id="rId21">
                           <w:r>
                             <w:rPr>
                               <w:rFonts w:ascii="Calibri" w:hAnsi="Calibri"/>
@@ -3631,7 +3636,7 @@
                           </w:rPr>
                           <w:t xml:space="preserve">  ·  </w:t>
                         </w:r>
-                        <w:hyperlink r:id="rId21">
+                        <w:hyperlink r:id="rId22">
                           <w:r>
                             <w:rPr>
                               <w:rFonts w:ascii="Calibri" w:hAnsi="Calibri"/>
@@ -3662,7 +3667,7 @@
                           <w:t>•</w:t>
                           <w:tab/>
                         </w:r>
-                        <w:hyperlink r:id="rId22">
+                        <w:hyperlink r:id="rId23">
                           <w:r>
                             <w:rPr>
                               <w:rFonts w:ascii="Calibri" w:hAnsi="Calibri"/>
@@ -3695,7 +3700,7 @@
                           </w:rPr>
                           <w:t xml:space="preserve">  ·  </w:t>
                         </w:r>
-                        <w:hyperlink r:id="rId23">
+                        <w:hyperlink r:id="rId24">
                           <w:r>
                             <w:rPr>
                               <w:rFonts w:ascii="Calibri" w:hAnsi="Calibri"/>
@@ -3846,7 +3851,7 @@
                           <w:t>•</w:t>
                           <w:tab/>
                         </w:r>
-                        <w:hyperlink r:id="rId24">
+                        <w:hyperlink r:id="rId25">
                           <w:r>
                             <w:rPr>
                               <w:rFonts w:ascii="Calibri" w:hAnsi="Calibri"/>
@@ -3917,7 +3922,7 @@
                           <w:t>•</w:t>
                           <w:tab/>
                         </w:r>
-                        <w:hyperlink r:id="rId25">
+                        <w:hyperlink r:id="rId26">
                           <w:r>
                             <w:rPr>
                               <w:rFonts w:ascii="Calibri" w:hAnsi="Calibri"/>
@@ -4004,7 +4009,7 @@
                           <w:t>•</w:t>
                           <w:tab/>
                         </w:r>
-                        <w:hyperlink r:id="rId26">
+                        <w:hyperlink r:id="rId27">
                           <w:r>
                             <w:rPr>
                               <w:rFonts w:ascii="Calibri" w:hAnsi="Calibri"/>
@@ -4036,7 +4041,7 @@
                           <w:t>•</w:t>
                           <w:tab/>
                         </w:r>
-                        <w:hyperlink r:id="rId27">
+                        <w:hyperlink r:id="rId28">
                           <w:r>
                             <w:rPr>
                               <w:rFonts w:ascii="Calibri" w:hAnsi="Calibri"/>
@@ -4068,7 +4073,7 @@
                           <w:t>•</w:t>
                           <w:tab/>
                         </w:r>
-                        <w:hyperlink r:id="rId28">
+                        <w:hyperlink r:id="rId29">
                           <w:r>
                             <w:rPr>
                               <w:rFonts w:ascii="Calibri" w:hAnsi="Calibri"/>
@@ -4745,7 +4750,7 @@
                           <w:t>•</w:t>
                           <w:tab/>
                         </w:r>
-                        <w:hyperlink r:id="rId29">
+                        <w:hyperlink r:id="rId30">
                           <w:r>
                             <w:rPr>
                               <w:rFonts w:ascii="Calibri" w:hAnsi="Calibri"/>
@@ -4778,7 +4783,7 @@
                           </w:rPr>
                           <w:t xml:space="preserve">  ·  </w:t>
                         </w:r>
-                        <w:hyperlink r:id="rId30">
+                        <w:hyperlink r:id="rId31">
                           <w:r>
                             <w:rPr>
                               <w:rFonts w:ascii="Calibri" w:hAnsi="Calibri"/>
@@ -4809,7 +4814,7 @@
                           <w:t>•</w:t>
                           <w:tab/>
                         </w:r>
-                        <w:hyperlink r:id="rId31">
+                        <w:hyperlink r:id="rId32">
                           <w:r>
                             <w:rPr>
                               <w:rFonts w:ascii="Calibri" w:hAnsi="Calibri"/>
@@ -4842,7 +4847,7 @@
                           </w:rPr>
                           <w:t xml:space="preserve">  ·  </w:t>
                         </w:r>
-                        <w:hyperlink r:id="rId32">
+                        <w:hyperlink r:id="rId33">
                           <w:r>
                             <w:rPr>
                               <w:rFonts w:ascii="Calibri" w:hAnsi="Calibri"/>
@@ -4873,7 +4878,7 @@
                           <w:t>•</w:t>
                           <w:tab/>
                         </w:r>
-                        <w:hyperlink r:id="rId33">
+                        <w:hyperlink r:id="rId34">
                           <w:r>
                             <w:rPr>
                               <w:rFonts w:ascii="Calibri" w:hAnsi="Calibri"/>
@@ -4906,7 +4911,7 @@
                           </w:rPr>
                           <w:t xml:space="preserve">  ·  </w:t>
                         </w:r>
-                        <w:hyperlink r:id="rId34">
+                        <w:hyperlink r:id="rId35">
                           <w:r>
                             <w:rPr>
                               <w:rFonts w:ascii="Calibri" w:hAnsi="Calibri"/>
@@ -4970,7 +4975,7 @@
                           <w:t>•</w:t>
                           <w:tab/>
                         </w:r>
-                        <w:hyperlink r:id="rId35">
+                        <w:hyperlink r:id="rId36">
                           <w:r>
                             <w:rPr>
                               <w:rFonts w:ascii="Calibri" w:hAnsi="Calibri"/>
@@ -5013,7 +5018,7 @@
                           <w:t>•</w:t>
                           <w:tab/>
                         </w:r>
-                        <w:hyperlink r:id="rId36">
+                        <w:hyperlink r:id="rId37">
                           <w:r>
                             <w:rPr>
                               <w:rFonts w:ascii="Calibri" w:hAnsi="Calibri"/>
@@ -5159,7 +5164,7 @@
                           <w:t>•</w:t>
                           <w:tab/>
                         </w:r>
-                        <w:hyperlink r:id="rId37">
+                        <w:hyperlink r:id="rId38">
                           <w:r>
                             <w:rPr>
                               <w:rFonts w:ascii="Calibri" w:hAnsi="Calibri"/>
@@ -5230,7 +5235,7 @@
                           <w:t>•</w:t>
                           <w:tab/>
                         </w:r>
-                        <w:hyperlink r:id="rId38">
+                        <w:hyperlink r:id="rId39">
                           <w:r>
                             <w:rPr>
                               <w:rFonts w:ascii="Calibri" w:hAnsi="Calibri"/>
@@ -5469,7 +5474,7 @@
                           <w:t>•</w:t>
                           <w:tab/>
                         </w:r>
-                        <w:hyperlink r:id="rId39">
+                        <w:hyperlink r:id="rId40">
                           <w:r>
                             <w:rPr>
                               <w:rFonts w:ascii="Calibri" w:hAnsi="Calibri"/>
@@ -5501,7 +5506,7 @@
                           <w:t>•</w:t>
                           <w:tab/>
                         </w:r>
-                        <w:hyperlink r:id="rId40">
+                        <w:hyperlink r:id="rId41">
                           <w:r>
                             <w:rPr>
                               <w:rFonts w:ascii="Calibri" w:hAnsi="Calibri"/>
@@ -5533,7 +5538,7 @@
                           <w:t>•</w:t>
                           <w:tab/>
                         </w:r>
-                        <w:hyperlink r:id="rId41">
+                        <w:hyperlink r:id="rId42">
                           <w:r>
                             <w:rPr>
                               <w:rFonts w:ascii="Calibri" w:hAnsi="Calibri"/>
@@ -5652,7 +5657,7 @@
                           <w:t>•</w:t>
                           <w:tab/>
                         </w:r>
-                        <w:hyperlink r:id="rId42">
+                        <w:hyperlink r:id="rId43">
                           <w:r>
                             <w:rPr>
                               <w:rFonts w:ascii="Calibri" w:hAnsi="Calibri"/>
@@ -5684,7 +5689,7 @@
                           <w:t>•</w:t>
                           <w:tab/>
                         </w:r>
-                        <w:hyperlink r:id="rId43">
+                        <w:hyperlink r:id="rId44">
                           <w:r>
                             <w:rPr>
                               <w:rFonts w:ascii="Calibri" w:hAnsi="Calibri"/>
@@ -5902,7 +5907,30 @@
                             <w:sz w:val="23"/>
                             <w:u w:val="none"/>
                           </w:rPr>
-                          <w:t>Due:  Problem Set 1 – Tue, Oct 13</w:t>
+                          <w:t xml:space="preserve">Due:  </w:t>
+                        </w:r>
+                        <w:hyperlink r:id="rId12">
+                          <w:r>
+                            <w:rPr>
+                              <w:rFonts w:ascii="Calibri" w:hAnsi="Calibri"/>
+                              <w:b/>
+                              <w:u w:val="single"/>
+                              <w:color w:val="0B2B4E"/>
+                              <w:sz w:val="23"/>
+                            </w:rPr>
+                            <w:t xml:space="preserve">Problem Set 1</w:t>
+                          </w:r>
+                        </w:hyperlink>
+                        <w:r>
+                          <w:rPr>
+                            <w:rFonts w:ascii="Calibri" w:hAnsi="Calibri"/>
+                            <w:b/>
+                            <w:i w:val="0"/>
+                            <w:color w:val="0B2B4E"/>
+                            <w:sz w:val="23"/>
+                            <w:u w:val="none"/>
+                          </w:rPr>
+                          <w:t xml:space="preserve"> – Tue, Oct 13</w:t>
                         </w:r>
                       </w:p>
                       <w:p>
@@ -5920,7 +5948,7 @@
                           </w:rPr>
                           <w:t xml:space="preserve">Upload one solution per group on </w:t>
                         </w:r>
-                        <w:hyperlink r:id="rId44">
+                        <w:hyperlink r:id="rId12">
                           <w:r>
                             <w:rPr>
                               <w:rFonts w:ascii="Calibri" w:hAnsi="Calibri"/>
@@ -6057,7 +6085,7 @@
             <wp:positionV relativeFrom="paragraph">
               <wp:posOffset>-54864</wp:posOffset>
             </wp:positionV>
-            <wp:extent cx="5949360" cy="5803900"/>
+            <wp:extent cx="5949360" cy="5981319"/>
             <wp:effectExtent l="0" t="0" r="76200" b="76200"/>
             <wp:wrapNone/>
             <wp:docPr id="1027" name="Container 1027"/>
@@ -6068,11 +6096,11 @@
                   <wps:spPr bwMode="auto">
                     <a:xfrm>
                       <a:off x="0" y="0"/>
-                      <a:ext cx="5949360" cy="5803900"/>
+                      <a:ext cx="5949360" cy="5981319"/>
                     </a:xfrm>
                     <a:prstGeom prst="roundRect">
                       <a:avLst>
-                        <a:gd name="adj" fmla="val 2205"/>
+                        <a:gd name="adj" fmla="val 2200"/>
                       </a:avLst>
                     </a:prstGeom>
                     <a:solidFill>
@@ -6109,7 +6137,7 @@
       <w:r>
         <w:drawing xmlns:a="http://schemas.openxmlformats.org/drawingml/2006/main">
           <wp:inline distT="0" distB="0" distL="0" distR="0">
-            <wp:extent cx="5583600" cy="1983994"/>
+            <wp:extent cx="5583600" cy="2161413"/>
             <wp:effectExtent l="0" t="0" r="76200" b="76200"/>
             <wp:docPr id="1024" name="Card 1024"/>
             <a:graphic>
@@ -6119,11 +6147,11 @@
                   <wps:spPr bwMode="auto">
                     <a:xfrm>
                       <a:off x="0" y="0"/>
-                      <a:ext cx="5583600" cy="1983994"/>
+                      <a:ext cx="5583600" cy="2161413"/>
                     </a:xfrm>
                     <a:prstGeom prst="roundRect">
                       <a:avLst>
-                        <a:gd name="adj" fmla="val 5530"/>
+                        <a:gd name="adj" fmla="val 5076"/>
                       </a:avLst>
                     </a:prstGeom>
                     <a:solidFill>
@@ -6212,28 +6240,17 @@
                           <w:t>•</w:t>
                           <w:tab/>
                         </w:r>
-                        <w:r>
-                          <w:rPr>
-                            <w:rFonts w:ascii="Calibri" w:hAnsi="Calibri"/>
-                            <w:b w:val="0"/>
-                            <w:i w:val="0"/>
-                            <w:color w:val="1A1A1A"/>
-                            <w:sz w:val="22"/>
-                            <w:u w:val="none"/>
-                          </w:rPr>
-                          <w:t>Video 1: Introduction to Module 3</w:t>
-                        </w:r>
-                        <w:r>
-                          <w:rPr>
-                            <w:rFonts w:ascii="Calibri" w:hAnsi="Calibri"/>
-                            <w:b w:val="0"/>
-                            <w:i/>
-                            <w:color w:val="555B66"/>
-                            <w:sz w:val="20"/>
-                            <w:u w:val="none"/>
-                          </w:rPr>
-                          <w:t xml:space="preserve">  (link to follow)</w:t>
-                        </w:r>
+                        <w:hyperlink r:id="rId45">
+                          <w:r>
+                            <w:rPr>
+                              <w:rFonts w:ascii="Calibri" w:hAnsi="Calibri"/>
+                              <w:b/>
+                              <w:color w:val="365F91"/>
+                              <w:sz w:val="22"/>
+                            </w:rPr>
+                            <w:t xml:space="preserve">Video 1: Introduction to Module 3</w:t>
+                          </w:r>
+                        </w:hyperlink>
                         <w:r>
                           <w:rPr>
                             <w:rFonts w:ascii="Calibri" w:hAnsi="Calibri"/>
@@ -6243,60 +6260,7 @@
                             <w:sz w:val="20"/>
                             <w:u w:val="none"/>
                           </w:rPr>
-                          <w:t xml:space="preserve">  ·  </w:t>
-                        </w:r>
-                        <w:hyperlink r:id="rId45">
-                          <w:r>
-                            <w:rPr>
-                              <w:rFonts w:ascii="Calibri" w:hAnsi="Calibri"/>
-                              <w:color w:val="365F91"/>
-                              <w:sz w:val="20"/>
-                            </w:rPr>
-                            <w:t xml:space="preserve">slides</w:t>
-                          </w:r>
-                        </w:hyperlink>
-                      </w:p>
-                      <w:p>
-                        <w:pPr>
-                          <w:tabs>
-                            <w:tab w:pos="432" w:val="left"/>
-                          </w:tabs>
-                          <w:spacing w:before="0" w:after="20"/>
-                          <w:ind w:left="432" w:hanging="230"/>
-                        </w:pPr>
-                        <w:r>
-                          <w:rPr>
-                            <w:rFonts w:ascii="Calibri" w:hAnsi="Calibri"/>
-                            <w:b w:val="0"/>
-                            <w:i w:val="0"/>
-                            <w:color w:val="0B2B4E"/>
-                            <w:sz w:val="22"/>
-                            <w:u w:val="none"/>
-                          </w:rPr>
-                          <w:t>•</w:t>
-                          <w:tab/>
-                        </w:r>
-                        <w:r>
-                          <w:rPr>
-                            <w:rFonts w:ascii="Calibri" w:hAnsi="Calibri"/>
-                            <w:b w:val="0"/>
-                            <w:i w:val="0"/>
-                            <w:color w:val="1A1A1A"/>
-                            <w:sz w:val="22"/>
-                            <w:u w:val="none"/>
-                          </w:rPr>
-                          <w:t>Video 2: The Production Function</w:t>
-                        </w:r>
-                        <w:r>
-                          <w:rPr>
-                            <w:rFonts w:ascii="Calibri" w:hAnsi="Calibri"/>
-                            <w:b w:val="0"/>
-                            <w:i/>
-                            <w:color w:val="555B66"/>
-                            <w:sz w:val="20"/>
-                            <w:u w:val="none"/>
-                          </w:rPr>
-                          <w:t xml:space="preserve">  (link to follow)</w:t>
+                          <w:t xml:space="preserve">  (3 min)</w:t>
                         </w:r>
                         <w:r>
                           <w:rPr>
@@ -6340,28 +6304,17 @@
                           <w:t>•</w:t>
                           <w:tab/>
                         </w:r>
-                        <w:r>
-                          <w:rPr>
-                            <w:rFonts w:ascii="Calibri" w:hAnsi="Calibri"/>
-                            <w:b w:val="0"/>
-                            <w:i w:val="0"/>
-                            <w:color w:val="1A1A1A"/>
-                            <w:sz w:val="22"/>
-                            <w:u w:val="none"/>
-                          </w:rPr>
-                          <w:t>Video 3: Short Run: Hiring Decisions</w:t>
-                        </w:r>
-                        <w:r>
-                          <w:rPr>
-                            <w:rFonts w:ascii="Calibri" w:hAnsi="Calibri"/>
-                            <w:b w:val="0"/>
-                            <w:i/>
-                            <w:color w:val="555B66"/>
-                            <w:sz w:val="20"/>
-                            <w:u w:val="none"/>
-                          </w:rPr>
-                          <w:t xml:space="preserve">  (link to follow)</w:t>
-                        </w:r>
+                        <w:hyperlink r:id="rId47">
+                          <w:r>
+                            <w:rPr>
+                              <w:rFonts w:ascii="Calibri" w:hAnsi="Calibri"/>
+                              <w:b/>
+                              <w:color w:val="365F91"/>
+                              <w:sz w:val="22"/>
+                            </w:rPr>
+                            <w:t xml:space="preserve">Video 2: The Production Function</w:t>
+                          </w:r>
+                        </w:hyperlink>
                         <w:r>
                           <w:rPr>
                             <w:rFonts w:ascii="Calibri" w:hAnsi="Calibri"/>
@@ -6371,60 +6324,7 @@
                             <w:sz w:val="20"/>
                             <w:u w:val="none"/>
                           </w:rPr>
-                          <w:t xml:space="preserve">  ·  </w:t>
-                        </w:r>
-                        <w:hyperlink r:id="rId47">
-                          <w:r>
-                            <w:rPr>
-                              <w:rFonts w:ascii="Calibri" w:hAnsi="Calibri"/>
-                              <w:color w:val="365F91"/>
-                              <w:sz w:val="20"/>
-                            </w:rPr>
-                            <w:t xml:space="preserve">slides</w:t>
-                          </w:r>
-                        </w:hyperlink>
-                      </w:p>
-                      <w:p>
-                        <w:pPr>
-                          <w:tabs>
-                            <w:tab w:pos="432" w:val="left"/>
-                          </w:tabs>
-                          <w:spacing w:before="0" w:after="20"/>
-                          <w:ind w:left="432" w:hanging="230"/>
-                        </w:pPr>
-                        <w:r>
-                          <w:rPr>
-                            <w:rFonts w:ascii="Calibri" w:hAnsi="Calibri"/>
-                            <w:b w:val="0"/>
-                            <w:i w:val="0"/>
-                            <w:color w:val="0B2B4E"/>
-                            <w:sz w:val="22"/>
-                            <w:u w:val="none"/>
-                          </w:rPr>
-                          <w:t>•</w:t>
-                          <w:tab/>
-                        </w:r>
-                        <w:r>
-                          <w:rPr>
-                            <w:rFonts w:ascii="Calibri" w:hAnsi="Calibri"/>
-                            <w:b w:val="0"/>
-                            <w:i w:val="0"/>
-                            <w:color w:val="1A1A1A"/>
-                            <w:sz w:val="22"/>
-                            <w:u w:val="none"/>
-                          </w:rPr>
-                          <w:t>Video 4: Wage Searchers</w:t>
-                        </w:r>
-                        <w:r>
-                          <w:rPr>
-                            <w:rFonts w:ascii="Calibri" w:hAnsi="Calibri"/>
-                            <w:b w:val="0"/>
-                            <w:i/>
-                            <w:color w:val="555B66"/>
-                            <w:sz w:val="20"/>
-                            <w:u w:val="none"/>
-                          </w:rPr>
-                          <w:t xml:space="preserve">  (link to follow)</w:t>
+                          <w:t xml:space="preserve">  (8 min)</w:t>
                         </w:r>
                         <w:r>
                           <w:rPr>
@@ -6468,28 +6368,17 @@
                           <w:t>•</w:t>
                           <w:tab/>
                         </w:r>
-                        <w:r>
-                          <w:rPr>
-                            <w:rFonts w:ascii="Calibri" w:hAnsi="Calibri"/>
-                            <w:b w:val="0"/>
-                            <w:i w:val="0"/>
-                            <w:color w:val="1A1A1A"/>
-                            <w:sz w:val="22"/>
-                            <w:u w:val="none"/>
-                          </w:rPr>
-                          <w:t>Video 5: Long Run: The Optimal Input Mix</w:t>
-                        </w:r>
-                        <w:r>
-                          <w:rPr>
-                            <w:rFonts w:ascii="Calibri" w:hAnsi="Calibri"/>
-                            <w:b w:val="0"/>
-                            <w:i/>
-                            <w:color w:val="555B66"/>
-                            <w:sz w:val="20"/>
-                            <w:u w:val="none"/>
-                          </w:rPr>
-                          <w:t xml:space="preserve">  (link to follow)</w:t>
-                        </w:r>
+                        <w:hyperlink r:id="rId49">
+                          <w:r>
+                            <w:rPr>
+                              <w:rFonts w:ascii="Calibri" w:hAnsi="Calibri"/>
+                              <w:b/>
+                              <w:color w:val="365F91"/>
+                              <w:sz w:val="22"/>
+                            </w:rPr>
+                            <w:t xml:space="preserve">Video 3: Short Run: Hiring Decisions</w:t>
+                          </w:r>
+                        </w:hyperlink>
                         <w:r>
                           <w:rPr>
                             <w:rFonts w:ascii="Calibri" w:hAnsi="Calibri"/>
@@ -6499,60 +6388,7 @@
                             <w:sz w:val="20"/>
                             <w:u w:val="none"/>
                           </w:rPr>
-                          <w:t xml:space="preserve">  ·  </w:t>
-                        </w:r>
-                        <w:hyperlink r:id="rId49">
-                          <w:r>
-                            <w:rPr>
-                              <w:rFonts w:ascii="Calibri" w:hAnsi="Calibri"/>
-                              <w:color w:val="365F91"/>
-                              <w:sz w:val="20"/>
-                            </w:rPr>
-                            <w:t xml:space="preserve">slides</w:t>
-                          </w:r>
-                        </w:hyperlink>
-                      </w:p>
-                      <w:p>
-                        <w:pPr>
-                          <w:tabs>
-                            <w:tab w:pos="432" w:val="left"/>
-                          </w:tabs>
-                          <w:spacing w:before="0" w:after="20"/>
-                          <w:ind w:left="432" w:hanging="230"/>
-                        </w:pPr>
-                        <w:r>
-                          <w:rPr>
-                            <w:rFonts w:ascii="Calibri" w:hAnsi="Calibri"/>
-                            <w:b w:val="0"/>
-                            <w:i w:val="0"/>
-                            <w:color w:val="0B2B4E"/>
-                            <w:sz w:val="22"/>
-                            <w:u w:val="none"/>
-                          </w:rPr>
-                          <w:t>•</w:t>
-                          <w:tab/>
-                        </w:r>
-                        <w:r>
-                          <w:rPr>
-                            <w:rFonts w:ascii="Calibri" w:hAnsi="Calibri"/>
-                            <w:b w:val="0"/>
-                            <w:i w:val="0"/>
-                            <w:color w:val="1A1A1A"/>
-                            <w:sz w:val="22"/>
-                            <w:u w:val="none"/>
-                          </w:rPr>
-                          <w:t>Video 6: Cost Concepts</w:t>
-                        </w:r>
-                        <w:r>
-                          <w:rPr>
-                            <w:rFonts w:ascii="Calibri" w:hAnsi="Calibri"/>
-                            <w:b w:val="0"/>
-                            <w:i/>
-                            <w:color w:val="555B66"/>
-                            <w:sz w:val="20"/>
-                            <w:u w:val="none"/>
-                          </w:rPr>
-                          <w:t xml:space="preserve">  (link to follow)</w:t>
+                          <w:t xml:space="preserve">  (31 min)</w:t>
                         </w:r>
                         <w:r>
                           <w:rPr>
@@ -6596,28 +6432,17 @@
                           <w:t>•</w:t>
                           <w:tab/>
                         </w:r>
-                        <w:r>
-                          <w:rPr>
-                            <w:rFonts w:ascii="Calibri" w:hAnsi="Calibri"/>
-                            <w:b w:val="0"/>
-                            <w:i w:val="0"/>
-                            <w:color w:val="1A1A1A"/>
-                            <w:sz w:val="22"/>
-                            <w:u w:val="none"/>
-                          </w:rPr>
-                          <w:t>Video 7: Economies of Scale and Scope</w:t>
-                        </w:r>
-                        <w:r>
-                          <w:rPr>
-                            <w:rFonts w:ascii="Calibri" w:hAnsi="Calibri"/>
-                            <w:b w:val="0"/>
-                            <w:i/>
-                            <w:color w:val="555B66"/>
-                            <w:sz w:val="20"/>
-                            <w:u w:val="none"/>
-                          </w:rPr>
-                          <w:t xml:space="preserve">  (link to follow)</w:t>
-                        </w:r>
+                        <w:hyperlink r:id="rId51">
+                          <w:r>
+                            <w:rPr>
+                              <w:rFonts w:ascii="Calibri" w:hAnsi="Calibri"/>
+                              <w:b/>
+                              <w:color w:val="365F91"/>
+                              <w:sz w:val="22"/>
+                            </w:rPr>
+                            <w:t xml:space="preserve">Video 4: Wage Searchers</w:t>
+                          </w:r>
+                        </w:hyperlink>
                         <w:r>
                           <w:rPr>
                             <w:rFonts w:ascii="Calibri" w:hAnsi="Calibri"/>
@@ -6627,9 +6452,20 @@
                             <w:sz w:val="20"/>
                             <w:u w:val="none"/>
                           </w:rPr>
+                          <w:t xml:space="preserve">  (6 min)</w:t>
+                        </w:r>
+                        <w:r>
+                          <w:rPr>
+                            <w:rFonts w:ascii="Calibri" w:hAnsi="Calibri"/>
+                            <w:b w:val="0"/>
+                            <w:i w:val="0"/>
+                            <w:color w:val="555B66"/>
+                            <w:sz w:val="20"/>
+                            <w:u w:val="none"/>
+                          </w:rPr>
                           <w:t xml:space="preserve">  ·  </w:t>
                         </w:r>
-                        <w:hyperlink r:id="rId51">
+                        <w:hyperlink r:id="rId52">
                           <w:r>
                             <w:rPr>
                               <w:rFonts w:ascii="Calibri" w:hAnsi="Calibri"/>
@@ -6639,6 +6475,215 @@
                             <w:t xml:space="preserve">slides</w:t>
                           </w:r>
                         </w:hyperlink>
+                      </w:p>
+                      <w:p>
+                        <w:pPr>
+                          <w:tabs>
+                            <w:tab w:pos="432" w:val="left"/>
+                          </w:tabs>
+                          <w:spacing w:before="0" w:after="20"/>
+                          <w:ind w:left="432" w:hanging="230"/>
+                        </w:pPr>
+                        <w:r>
+                          <w:rPr>
+                            <w:rFonts w:ascii="Calibri" w:hAnsi="Calibri"/>
+                            <w:b w:val="0"/>
+                            <w:i w:val="0"/>
+                            <w:color w:val="0B2B4E"/>
+                            <w:sz w:val="22"/>
+                            <w:u w:val="none"/>
+                          </w:rPr>
+                          <w:t>•</w:t>
+                          <w:tab/>
+                        </w:r>
+                        <w:hyperlink r:id="rId53">
+                          <w:r>
+                            <w:rPr>
+                              <w:rFonts w:ascii="Calibri" w:hAnsi="Calibri"/>
+                              <w:b/>
+                              <w:color w:val="365F91"/>
+                              <w:sz w:val="22"/>
+                            </w:rPr>
+                            <w:t xml:space="preserve">Video 5: Long Run: The Optimal Input Mix</w:t>
+                          </w:r>
+                        </w:hyperlink>
+                        <w:r>
+                          <w:rPr>
+                            <w:rFonts w:ascii="Calibri" w:hAnsi="Calibri"/>
+                            <w:b w:val="0"/>
+                            <w:i w:val="0"/>
+                            <w:color w:val="555B66"/>
+                            <w:sz w:val="20"/>
+                            <w:u w:val="none"/>
+                          </w:rPr>
+                          <w:t xml:space="preserve">  (19 min)</w:t>
+                        </w:r>
+                        <w:r>
+                          <w:rPr>
+                            <w:rFonts w:ascii="Calibri" w:hAnsi="Calibri"/>
+                            <w:b w:val="0"/>
+                            <w:i w:val="0"/>
+                            <w:color w:val="555B66"/>
+                            <w:sz w:val="20"/>
+                            <w:u w:val="none"/>
+                          </w:rPr>
+                          <w:t xml:space="preserve">  ·  </w:t>
+                        </w:r>
+                        <w:hyperlink r:id="rId54">
+                          <w:r>
+                            <w:rPr>
+                              <w:rFonts w:ascii="Calibri" w:hAnsi="Calibri"/>
+                              <w:color w:val="365F91"/>
+                              <w:sz w:val="20"/>
+                            </w:rPr>
+                            <w:t xml:space="preserve">slides</w:t>
+                          </w:r>
+                        </w:hyperlink>
+                      </w:p>
+                      <w:p>
+                        <w:pPr>
+                          <w:tabs>
+                            <w:tab w:pos="432" w:val="left"/>
+                          </w:tabs>
+                          <w:spacing w:before="0" w:after="20"/>
+                          <w:ind w:left="432" w:hanging="230"/>
+                        </w:pPr>
+                        <w:r>
+                          <w:rPr>
+                            <w:rFonts w:ascii="Calibri" w:hAnsi="Calibri"/>
+                            <w:b w:val="0"/>
+                            <w:i w:val="0"/>
+                            <w:color w:val="0B2B4E"/>
+                            <w:sz w:val="22"/>
+                            <w:u w:val="none"/>
+                          </w:rPr>
+                          <w:t>•</w:t>
+                          <w:tab/>
+                        </w:r>
+                        <w:hyperlink r:id="rId55">
+                          <w:r>
+                            <w:rPr>
+                              <w:rFonts w:ascii="Calibri" w:hAnsi="Calibri"/>
+                              <w:b/>
+                              <w:color w:val="365F91"/>
+                              <w:sz w:val="22"/>
+                            </w:rPr>
+                            <w:t xml:space="preserve">Video 6: Cost Concepts</w:t>
+                          </w:r>
+                        </w:hyperlink>
+                        <w:r>
+                          <w:rPr>
+                            <w:rFonts w:ascii="Calibri" w:hAnsi="Calibri"/>
+                            <w:b w:val="0"/>
+                            <w:i w:val="0"/>
+                            <w:color w:val="555B66"/>
+                            <w:sz w:val="20"/>
+                            <w:u w:val="none"/>
+                          </w:rPr>
+                          <w:t xml:space="preserve">  (33 min)</w:t>
+                        </w:r>
+                        <w:r>
+                          <w:rPr>
+                            <w:rFonts w:ascii="Calibri" w:hAnsi="Calibri"/>
+                            <w:b w:val="0"/>
+                            <w:i w:val="0"/>
+                            <w:color w:val="555B66"/>
+                            <w:sz w:val="20"/>
+                            <w:u w:val="none"/>
+                          </w:rPr>
+                          <w:t xml:space="preserve">  ·  </w:t>
+                        </w:r>
+                        <w:hyperlink r:id="rId56">
+                          <w:r>
+                            <w:rPr>
+                              <w:rFonts w:ascii="Calibri" w:hAnsi="Calibri"/>
+                              <w:color w:val="365F91"/>
+                              <w:sz w:val="20"/>
+                            </w:rPr>
+                            <w:t xml:space="preserve">slides</w:t>
+                          </w:r>
+                        </w:hyperlink>
+                      </w:p>
+                      <w:p>
+                        <w:pPr>
+                          <w:tabs>
+                            <w:tab w:pos="432" w:val="left"/>
+                          </w:tabs>
+                          <w:spacing w:before="0" w:after="20"/>
+                          <w:ind w:left="432" w:hanging="230"/>
+                        </w:pPr>
+                        <w:r>
+                          <w:rPr>
+                            <w:rFonts w:ascii="Calibri" w:hAnsi="Calibri"/>
+                            <w:b w:val="0"/>
+                            <w:i w:val="0"/>
+                            <w:color w:val="0B2B4E"/>
+                            <w:sz w:val="22"/>
+                            <w:u w:val="none"/>
+                          </w:rPr>
+                          <w:t>•</w:t>
+                          <w:tab/>
+                        </w:r>
+                        <w:hyperlink r:id="rId57">
+                          <w:r>
+                            <w:rPr>
+                              <w:rFonts w:ascii="Calibri" w:hAnsi="Calibri"/>
+                              <w:b/>
+                              <w:color w:val="365F91"/>
+                              <w:sz w:val="22"/>
+                            </w:rPr>
+                            <w:t xml:space="preserve">Video 7: Economies of Scale and Scope</w:t>
+                          </w:r>
+                        </w:hyperlink>
+                        <w:r>
+                          <w:rPr>
+                            <w:rFonts w:ascii="Calibri" w:hAnsi="Calibri"/>
+                            <w:b w:val="0"/>
+                            <w:i w:val="0"/>
+                            <w:color w:val="555B66"/>
+                            <w:sz w:val="20"/>
+                            <w:u w:val="none"/>
+                          </w:rPr>
+                          <w:t xml:space="preserve">  (13 min)</w:t>
+                        </w:r>
+                        <w:r>
+                          <w:rPr>
+                            <w:rFonts w:ascii="Calibri" w:hAnsi="Calibri"/>
+                            <w:b w:val="0"/>
+                            <w:i w:val="0"/>
+                            <w:color w:val="555B66"/>
+                            <w:sz w:val="20"/>
+                            <w:u w:val="none"/>
+                          </w:rPr>
+                          <w:t xml:space="preserve">  ·  </w:t>
+                        </w:r>
+                        <w:hyperlink r:id="rId58">
+                          <w:r>
+                            <w:rPr>
+                              <w:rFonts w:ascii="Calibri" w:hAnsi="Calibri"/>
+                              <w:color w:val="365F91"/>
+                              <w:sz w:val="20"/>
+                            </w:rPr>
+                            <w:t xml:space="preserve">slides</w:t>
+                          </w:r>
+                        </w:hyperlink>
+                      </w:p>
+                      <w:p>
+                        <w:pPr>
+                          <w:spacing w:before="20" w:after="20"/>
+                          <w:ind w:left="432"/>
+                        </w:pPr>
+                        <w:r>
+                          <w:rPr>
+                            <w:rFonts w:ascii="Calibri" w:hAnsi="Calibri"/>
+                            <w:b w:val="0"/>
+                            <w:i/>
+                            <w:color w:val="555B66"/>
+                            <w:sz w:val="19"/>
+                            <w:u w:val="none"/>
+                          </w:rPr>
+                          <w:t>≈ 113 min of video in total</w:t>
+                        </w:r>
                       </w:p>
                     </w:txbxContent>
                   </wps:txbx>
@@ -6763,7 +6808,7 @@
                           <w:t>•</w:t>
                           <w:tab/>
                         </w:r>
-                        <w:hyperlink r:id="rId52">
+                        <w:hyperlink r:id="rId59">
                           <w:r>
                             <w:rPr>
                               <w:rFonts w:ascii="Calibri" w:hAnsi="Calibri"/>
@@ -6834,7 +6879,7 @@
                           <w:t>•</w:t>
                           <w:tab/>
                         </w:r>
-                        <w:hyperlink r:id="rId53">
+                        <w:hyperlink r:id="rId60">
                           <w:r>
                             <w:rPr>
                               <w:rFonts w:ascii="Calibri" w:hAnsi="Calibri"/>
@@ -7136,7 +7181,7 @@
                           <w:t>•</w:t>
                           <w:tab/>
                         </w:r>
-                        <w:hyperlink r:id="rId54">
+                        <w:hyperlink r:id="rId61">
                           <w:r>
                             <w:rPr>
                               <w:rFonts w:ascii="Calibri" w:hAnsi="Calibri"/>
@@ -7168,7 +7213,7 @@
                           <w:t>•</w:t>
                           <w:tab/>
                         </w:r>
-                        <w:hyperlink r:id="rId55">
+                        <w:hyperlink r:id="rId62">
                           <w:r>
                             <w:rPr>
                               <w:rFonts w:ascii="Calibri" w:hAnsi="Calibri"/>
@@ -7443,7 +7488,7 @@
             <wp:positionV relativeFrom="paragraph">
               <wp:posOffset>-54864</wp:posOffset>
             </wp:positionV>
-            <wp:extent cx="5949360" cy="5662548"/>
+            <wp:extent cx="5949360" cy="6028689"/>
             <wp:effectExtent l="0" t="0" r="76200" b="76200"/>
             <wp:wrapNone/>
             <wp:docPr id="1033" name="Container 1033"/>
@@ -7454,11 +7499,11 @@
                   <wps:spPr bwMode="auto">
                     <a:xfrm>
                       <a:off x="0" y="0"/>
-                      <a:ext cx="5949360" cy="5662548"/>
+                      <a:ext cx="5949360" cy="6028689"/>
                     </a:xfrm>
                     <a:prstGeom prst="roundRect">
                       <a:avLst>
-                        <a:gd name="adj" fmla="val 2260"/>
+                        <a:gd name="adj" fmla="val 2200"/>
                       </a:avLst>
                     </a:prstGeom>
                     <a:solidFill>
@@ -7495,7 +7540,7 @@
       <w:r>
         <w:drawing xmlns:a="http://schemas.openxmlformats.org/drawingml/2006/main">
           <wp:inline distT="0" distB="0" distL="0" distR="0">
-            <wp:extent cx="5583600" cy="2576957"/>
+            <wp:extent cx="5583600" cy="2754376"/>
             <wp:effectExtent l="0" t="0" r="76200" b="76200"/>
             <wp:docPr id="1029" name="Card 1029"/>
             <a:graphic>
@@ -7505,11 +7550,11 @@
                   <wps:spPr bwMode="auto">
                     <a:xfrm>
                       <a:off x="0" y="0"/>
-                      <a:ext cx="5583600" cy="2576957"/>
+                      <a:ext cx="5583600" cy="2754376"/>
                     </a:xfrm>
                     <a:prstGeom prst="roundRect">
                       <a:avLst>
-                        <a:gd name="adj" fmla="val 4258"/>
+                        <a:gd name="adj" fmla="val 3983"/>
                       </a:avLst>
                     </a:prstGeom>
                     <a:solidFill>
@@ -7598,7 +7643,7 @@
                           <w:t>•</w:t>
                           <w:tab/>
                         </w:r>
-                        <w:hyperlink r:id="rId56">
+                        <w:hyperlink r:id="rId63">
                           <w:r>
                             <w:rPr>
                               <w:rFonts w:ascii="Calibri" w:hAnsi="Calibri"/>
@@ -7641,7 +7686,7 @@
                           <w:t>•</w:t>
                           <w:tab/>
                         </w:r>
-                        <w:hyperlink r:id="rId57">
+                        <w:hyperlink r:id="rId64">
                           <w:r>
                             <w:rPr>
                               <w:rFonts w:ascii="Calibri" w:hAnsi="Calibri"/>
@@ -7717,28 +7762,17 @@
                           <w:t>•</w:t>
                           <w:tab/>
                         </w:r>
-                        <w:r>
-                          <w:rPr>
-                            <w:rFonts w:ascii="Calibri" w:hAnsi="Calibri"/>
-                            <w:b w:val="0"/>
-                            <w:i w:val="0"/>
-                            <w:color w:val="1A1A1A"/>
-                            <w:sz w:val="22"/>
-                            <w:u w:val="none"/>
-                          </w:rPr>
-                          <w:t>Video 1: Introduction to Market Structures</w:t>
-                        </w:r>
-                        <w:r>
-                          <w:rPr>
-                            <w:rFonts w:ascii="Calibri" w:hAnsi="Calibri"/>
-                            <w:b w:val="0"/>
-                            <w:i/>
-                            <w:color w:val="555B66"/>
-                            <w:sz w:val="20"/>
-                            <w:u w:val="none"/>
-                          </w:rPr>
-                          <w:t xml:space="preserve">  (link to follow)</w:t>
-                        </w:r>
+                        <w:hyperlink r:id="rId65">
+                          <w:r>
+                            <w:rPr>
+                              <w:rFonts w:ascii="Calibri" w:hAnsi="Calibri"/>
+                              <w:b/>
+                              <w:color w:val="365F91"/>
+                              <w:sz w:val="22"/>
+                            </w:rPr>
+                            <w:t xml:space="preserve">Video 1: Introduction to Market Structures</w:t>
+                          </w:r>
+                        </w:hyperlink>
                         <w:r>
                           <w:rPr>
                             <w:rFonts w:ascii="Calibri" w:hAnsi="Calibri"/>
@@ -7748,9 +7782,20 @@
                             <w:sz w:val="20"/>
                             <w:u w:val="none"/>
                           </w:rPr>
+                          <w:t xml:space="preserve">  (6 min)</w:t>
+                        </w:r>
+                        <w:r>
+                          <w:rPr>
+                            <w:rFonts w:ascii="Calibri" w:hAnsi="Calibri"/>
+                            <w:b w:val="0"/>
+                            <w:i w:val="0"/>
+                            <w:color w:val="555B66"/>
+                            <w:sz w:val="20"/>
+                            <w:u w:val="none"/>
+                          </w:rPr>
                           <w:t xml:space="preserve">  ·  </w:t>
                         </w:r>
-                        <w:hyperlink r:id="rId58">
+                        <w:hyperlink r:id="rId66">
                           <w:r>
                             <w:rPr>
                               <w:rFonts w:ascii="Calibri" w:hAnsi="Calibri"/>
@@ -7781,28 +7826,17 @@
                           <w:t>•</w:t>
                           <w:tab/>
                         </w:r>
-                        <w:r>
-                          <w:rPr>
-                            <w:rFonts w:ascii="Calibri" w:hAnsi="Calibri"/>
-                            <w:b w:val="0"/>
-                            <w:i w:val="0"/>
-                            <w:color w:val="1A1A1A"/>
-                            <w:sz w:val="22"/>
-                            <w:u w:val="none"/>
-                          </w:rPr>
-                          <w:t>Video 2: Perfect Competition</w:t>
-                        </w:r>
-                        <w:r>
-                          <w:rPr>
-                            <w:rFonts w:ascii="Calibri" w:hAnsi="Calibri"/>
-                            <w:b w:val="0"/>
-                            <w:i/>
-                            <w:color w:val="555B66"/>
-                            <w:sz w:val="20"/>
-                            <w:u w:val="none"/>
-                          </w:rPr>
-                          <w:t xml:space="preserve">  (link to follow)</w:t>
-                        </w:r>
+                        <w:hyperlink r:id="rId67">
+                          <w:r>
+                            <w:rPr>
+                              <w:rFonts w:ascii="Calibri" w:hAnsi="Calibri"/>
+                              <w:b/>
+                              <w:color w:val="365F91"/>
+                              <w:sz w:val="22"/>
+                            </w:rPr>
+                            <w:t xml:space="preserve">Video 2: Perfect Competition</w:t>
+                          </w:r>
+                        </w:hyperlink>
                         <w:r>
                           <w:rPr>
                             <w:rFonts w:ascii="Calibri" w:hAnsi="Calibri"/>
@@ -7812,9 +7846,20 @@
                             <w:sz w:val="20"/>
                             <w:u w:val="none"/>
                           </w:rPr>
+                          <w:t xml:space="preserve">  (8 min)</w:t>
+                        </w:r>
+                        <w:r>
+                          <w:rPr>
+                            <w:rFonts w:ascii="Calibri" w:hAnsi="Calibri"/>
+                            <w:b w:val="0"/>
+                            <w:i w:val="0"/>
+                            <w:color w:val="555B66"/>
+                            <w:sz w:val="20"/>
+                            <w:u w:val="none"/>
+                          </w:rPr>
                           <w:t xml:space="preserve">  ·  </w:t>
                         </w:r>
-                        <w:hyperlink r:id="rId59">
+                        <w:hyperlink r:id="rId68">
                           <w:r>
                             <w:rPr>
                               <w:rFonts w:ascii="Calibri" w:hAnsi="Calibri"/>
@@ -7845,28 +7890,17 @@
                           <w:t>•</w:t>
                           <w:tab/>
                         </w:r>
-                        <w:r>
-                          <w:rPr>
-                            <w:rFonts w:ascii="Calibri" w:hAnsi="Calibri"/>
-                            <w:b w:val="0"/>
-                            <w:i w:val="0"/>
-                            <w:color w:val="1A1A1A"/>
-                            <w:sz w:val="22"/>
-                            <w:u w:val="none"/>
-                          </w:rPr>
-                          <w:t>Video 3: Profit Maximization of a Price Taker – Short Run</w:t>
-                        </w:r>
-                        <w:r>
-                          <w:rPr>
-                            <w:rFonts w:ascii="Calibri" w:hAnsi="Calibri"/>
-                            <w:b w:val="0"/>
-                            <w:i/>
-                            <w:color w:val="555B66"/>
-                            <w:sz w:val="20"/>
-                            <w:u w:val="none"/>
-                          </w:rPr>
-                          <w:t xml:space="preserve">  (link to follow)</w:t>
-                        </w:r>
+                        <w:hyperlink r:id="rId69">
+                          <w:r>
+                            <w:rPr>
+                              <w:rFonts w:ascii="Calibri" w:hAnsi="Calibri"/>
+                              <w:b/>
+                              <w:color w:val="365F91"/>
+                              <w:sz w:val="22"/>
+                            </w:rPr>
+                            <w:t xml:space="preserve">Video 3: Profit Maximization of a Price Taker – Short Run</w:t>
+                          </w:r>
+                        </w:hyperlink>
                         <w:r>
                           <w:rPr>
                             <w:rFonts w:ascii="Calibri" w:hAnsi="Calibri"/>
@@ -7876,9 +7910,20 @@
                             <w:sz w:val="20"/>
                             <w:u w:val="none"/>
                           </w:rPr>
+                          <w:t xml:space="preserve">  (45 min)</w:t>
+                        </w:r>
+                        <w:r>
+                          <w:rPr>
+                            <w:rFonts w:ascii="Calibri" w:hAnsi="Calibri"/>
+                            <w:b w:val="0"/>
+                            <w:i w:val="0"/>
+                            <w:color w:val="555B66"/>
+                            <w:sz w:val="20"/>
+                            <w:u w:val="none"/>
+                          </w:rPr>
                           <w:t xml:space="preserve">  ·  </w:t>
                         </w:r>
-                        <w:hyperlink r:id="rId60">
+                        <w:hyperlink r:id="rId70">
                           <w:r>
                             <w:rPr>
                               <w:rFonts w:ascii="Calibri" w:hAnsi="Calibri"/>
@@ -7909,28 +7954,17 @@
                           <w:t>•</w:t>
                           <w:tab/>
                         </w:r>
-                        <w:r>
-                          <w:rPr>
-                            <w:rFonts w:ascii="Calibri" w:hAnsi="Calibri"/>
-                            <w:b w:val="0"/>
-                            <w:i w:val="0"/>
-                            <w:color w:val="1A1A1A"/>
-                            <w:sz w:val="22"/>
-                            <w:u w:val="none"/>
-                          </w:rPr>
-                          <w:t>Video 4: Firm-Level and Market Supply</w:t>
-                        </w:r>
-                        <w:r>
-                          <w:rPr>
-                            <w:rFonts w:ascii="Calibri" w:hAnsi="Calibri"/>
-                            <w:b w:val="0"/>
-                            <w:i/>
-                            <w:color w:val="555B66"/>
-                            <w:sz w:val="20"/>
-                            <w:u w:val="none"/>
-                          </w:rPr>
-                          <w:t xml:space="preserve">  (link to follow)</w:t>
-                        </w:r>
+                        <w:hyperlink r:id="rId71">
+                          <w:r>
+                            <w:rPr>
+                              <w:rFonts w:ascii="Calibri" w:hAnsi="Calibri"/>
+                              <w:b/>
+                              <w:color w:val="365F91"/>
+                              <w:sz w:val="22"/>
+                            </w:rPr>
+                            <w:t xml:space="preserve">Video 4: Firm-Level and Market Supply</w:t>
+                          </w:r>
+                        </w:hyperlink>
                         <w:r>
                           <w:rPr>
                             <w:rFonts w:ascii="Calibri" w:hAnsi="Calibri"/>
@@ -7940,9 +7974,20 @@
                             <w:sz w:val="20"/>
                             <w:u w:val="none"/>
                           </w:rPr>
+                          <w:t xml:space="preserve">  (6 min)</w:t>
+                        </w:r>
+                        <w:r>
+                          <w:rPr>
+                            <w:rFonts w:ascii="Calibri" w:hAnsi="Calibri"/>
+                            <w:b w:val="0"/>
+                            <w:i w:val="0"/>
+                            <w:color w:val="555B66"/>
+                            <w:sz w:val="20"/>
+                            <w:u w:val="none"/>
+                          </w:rPr>
                           <w:t xml:space="preserve">  ·  </w:t>
                         </w:r>
-                        <w:hyperlink r:id="rId61">
+                        <w:hyperlink r:id="rId72">
                           <w:r>
                             <w:rPr>
                               <w:rFonts w:ascii="Calibri" w:hAnsi="Calibri"/>
@@ -7973,28 +8018,17 @@
                           <w:t>•</w:t>
                           <w:tab/>
                         </w:r>
-                        <w:r>
-                          <w:rPr>
-                            <w:rFonts w:ascii="Calibri" w:hAnsi="Calibri"/>
-                            <w:b w:val="0"/>
-                            <w:i w:val="0"/>
-                            <w:color w:val="1A1A1A"/>
-                            <w:sz w:val="22"/>
-                            <w:u w:val="none"/>
-                          </w:rPr>
-                          <w:t>Video 5: Long-Run Competitive Equilibrium</w:t>
-                        </w:r>
-                        <w:r>
-                          <w:rPr>
-                            <w:rFonts w:ascii="Calibri" w:hAnsi="Calibri"/>
-                            <w:b w:val="0"/>
-                            <w:i/>
-                            <w:color w:val="555B66"/>
-                            <w:sz w:val="20"/>
-                            <w:u w:val="none"/>
-                          </w:rPr>
-                          <w:t xml:space="preserve">  (link to follow)</w:t>
-                        </w:r>
+                        <w:hyperlink r:id="rId73">
+                          <w:r>
+                            <w:rPr>
+                              <w:rFonts w:ascii="Calibri" w:hAnsi="Calibri"/>
+                              <w:b/>
+                              <w:color w:val="365F91"/>
+                              <w:sz w:val="22"/>
+                            </w:rPr>
+                            <w:t xml:space="preserve">Video 5: Long-Run Competitive Equilibrium</w:t>
+                          </w:r>
+                        </w:hyperlink>
                         <w:r>
                           <w:rPr>
                             <w:rFonts w:ascii="Calibri" w:hAnsi="Calibri"/>
@@ -8004,9 +8038,20 @@
                             <w:sz w:val="20"/>
                             <w:u w:val="none"/>
                           </w:rPr>
+                          <w:t xml:space="preserve">  (8 min)</w:t>
+                        </w:r>
+                        <w:r>
+                          <w:rPr>
+                            <w:rFonts w:ascii="Calibri" w:hAnsi="Calibri"/>
+                            <w:b w:val="0"/>
+                            <w:i w:val="0"/>
+                            <w:color w:val="555B66"/>
+                            <w:sz w:val="20"/>
+                            <w:u w:val="none"/>
+                          </w:rPr>
                           <w:t xml:space="preserve">  ·  </w:t>
                         </w:r>
-                        <w:hyperlink r:id="rId62">
+                        <w:hyperlink r:id="rId74">
                           <w:r>
                             <w:rPr>
                               <w:rFonts w:ascii="Calibri" w:hAnsi="Calibri"/>
@@ -8016,6 +8061,23 @@
                             <w:t xml:space="preserve">slides</w:t>
                           </w:r>
                         </w:hyperlink>
+                      </w:p>
+                      <w:p>
+                        <w:pPr>
+                          <w:spacing w:before="20" w:after="20"/>
+                          <w:ind w:left="432"/>
+                        </w:pPr>
+                        <w:r>
+                          <w:rPr>
+                            <w:rFonts w:ascii="Calibri" w:hAnsi="Calibri"/>
+                            <w:b w:val="0"/>
+                            <w:i/>
+                            <w:color w:val="555B66"/>
+                            <w:sz w:val="19"/>
+                            <w:u w:val="none"/>
+                          </w:rPr>
+                          <w:t>≈ 73 min of video in total</w:t>
+                        </w:r>
                       </w:p>
                     </w:txbxContent>
                   </wps:txbx>
@@ -8037,7 +8099,7 @@
       <w:r>
         <w:drawing xmlns:a="http://schemas.openxmlformats.org/drawingml/2006/main">
           <wp:inline distT="0" distB="0" distL="0" distR="0">
-            <wp:extent cx="5583600" cy="851661"/>
+            <wp:extent cx="5583600" cy="1040384"/>
             <wp:effectExtent l="0" t="0" r="76200" b="76200"/>
             <wp:docPr id="1030" name="Card 1030"/>
             <a:graphic>
@@ -8047,11 +8109,11 @@
                   <wps:spPr bwMode="auto">
                     <a:xfrm>
                       <a:off x="0" y="0"/>
-                      <a:ext cx="5583600" cy="851661"/>
+                      <a:ext cx="5583600" cy="1040384"/>
                     </a:xfrm>
                     <a:prstGeom prst="roundRect">
                       <a:avLst>
-                        <a:gd name="adj" fmla="val 12883"/>
+                        <a:gd name="adj" fmla="val 10546"/>
                       </a:avLst>
                     </a:prstGeom>
                     <a:solidFill>
@@ -8140,7 +8202,7 @@
                           <w:t>•</w:t>
                           <w:tab/>
                         </w:r>
-                        <w:hyperlink r:id="rId63">
+                        <w:hyperlink r:id="rId75">
                           <w:r>
                             <w:rPr>
                               <w:rFonts w:ascii="Calibri" w:hAnsi="Calibri"/>
@@ -8167,7 +8229,7 @@
                               <w:color w:val="365F91"/>
                               <w:sz w:val="22"/>
                             </w:rPr>
-                            <w:t xml:space="preserve"> class): </w:t>
+                            <w:t xml:space="preserve"> watching the Module 4 videos): </w:t>
                           </w:r>
                           <w:r>
                             <w:rPr>
@@ -8189,6 +8251,77 @@
                             <w:u w:val="none"/>
                           </w:rPr>
                           <w:t xml:space="preserve">  (4 min)</w:t>
+                        </w:r>
+                      </w:p>
+                      <w:p>
+                        <w:pPr>
+                          <w:tabs>
+                            <w:tab w:pos="432" w:val="left"/>
+                          </w:tabs>
+                          <w:spacing w:before="0" w:after="20"/>
+                          <w:ind w:left="432" w:hanging="230"/>
+                        </w:pPr>
+                        <w:r>
+                          <w:rPr>
+                            <w:rFonts w:ascii="Calibri" w:hAnsi="Calibri"/>
+                            <w:b w:val="0"/>
+                            <w:i w:val="0"/>
+                            <w:color w:val="0B2B4E"/>
+                            <w:sz w:val="22"/>
+                            <w:u w:val="none"/>
+                          </w:rPr>
+                          <w:t>•</w:t>
+                          <w:tab/>
+                        </w:r>
+                        <w:hyperlink r:id="rId76">
+                          <w:r>
+                            <w:rPr>
+                              <w:rFonts w:ascii="Calibri" w:hAnsi="Calibri"/>
+                              <w:b/>
+                              <w:color w:val="365F91"/>
+                              <w:sz w:val="22"/>
+                            </w:rPr>
+                            <w:t xml:space="preserve">Podcast (</w:t>
+                          </w:r>
+                          <w:r>
+                            <w:rPr>
+                              <w:rFonts w:ascii="Calibri" w:hAnsi="Calibri"/>
+                              <w:b/>
+                              <w:u w:val="single"/>
+                              <w:color w:val="365F91"/>
+                              <w:sz w:val="22"/>
+                            </w:rPr>
+                            <w:t xml:space="preserve">after</w:t>
+                          </w:r>
+                          <w:r>
+                            <w:rPr>
+                              <w:rFonts w:ascii="Calibri" w:hAnsi="Calibri"/>
+                              <w:b/>
+                              <w:color w:val="365F91"/>
+                              <w:sz w:val="22"/>
+                            </w:rPr>
+                            <w:t xml:space="preserve"> watching the Module 4 videos): </w:t>
+                          </w:r>
+                          <w:r>
+                            <w:rPr>
+                              <w:rFonts w:ascii="Calibri" w:hAnsi="Calibri"/>
+                              <w:b/>
+                              <w:color w:val="365F91"/>
+                              <w:sz w:val="22"/>
+                            </w:rPr>
+                            <w:t xml:space="preserve">Wrap-Up of Module 4</w:t>
+                          </w:r>
+                        </w:hyperlink>
+                        <w:r>
+                          <w:rPr>
+                            <w:rFonts w:ascii="Calibri" w:hAnsi="Calibri"/>
+                            <w:b w:val="0"/>
+                            <w:i w:val="0"/>
+                            <w:color w:val="555B66"/>
+                            <w:sz w:val="20"/>
+                            <w:u w:val="none"/>
+                          </w:rPr>
+                          <w:t xml:space="preserve">  (22 min)</w:t>
                         </w:r>
                       </w:p>
                     </w:txbxContent>
@@ -8433,7 +8566,7 @@
                           <w:t>•</w:t>
                           <w:tab/>
                         </w:r>
-                        <w:hyperlink r:id="rId64">
+                        <w:hyperlink r:id="rId77">
                           <w:r>
                             <w:rPr>
                               <w:rFonts w:ascii="Calibri" w:hAnsi="Calibri"/>
@@ -8651,7 +8784,30 @@
                             <w:sz w:val="23"/>
                             <w:u w:val="none"/>
                           </w:rPr>
-                          <w:t>Due:  Problem Set 2 – Tue, Oct 27</w:t>
+                          <w:t xml:space="preserve">Due:  </w:t>
+                        </w:r>
+                        <w:hyperlink r:id="rId12">
+                          <w:r>
+                            <w:rPr>
+                              <w:rFonts w:ascii="Calibri" w:hAnsi="Calibri"/>
+                              <w:b/>
+                              <w:u w:val="single"/>
+                              <w:color w:val="0B2B4E"/>
+                              <w:sz w:val="23"/>
+                            </w:rPr>
+                            <w:t xml:space="preserve">Problem Set 2</w:t>
+                          </w:r>
+                        </w:hyperlink>
+                        <w:r>
+                          <w:rPr>
+                            <w:rFonts w:ascii="Calibri" w:hAnsi="Calibri"/>
+                            <w:b/>
+                            <w:i w:val="0"/>
+                            <w:color w:val="0B2B4E"/>
+                            <w:sz w:val="23"/>
+                            <w:u w:val="none"/>
+                          </w:rPr>
+                          <w:t xml:space="preserve"> – Tue, Oct 27</w:t>
                         </w:r>
                       </w:p>
                       <w:p>
@@ -8669,7 +8825,7 @@
                           </w:rPr>
                           <w:t xml:space="preserve">Upload one solution per group on </w:t>
                         </w:r>
-                        <w:hyperlink r:id="rId44">
+                        <w:hyperlink r:id="rId12">
                           <w:r>
                             <w:rPr>
                               <w:rFonts w:ascii="Calibri" w:hAnsi="Calibri"/>
@@ -9052,7 +9208,7 @@
             <wp:positionV relativeFrom="paragraph">
               <wp:posOffset>-54864</wp:posOffset>
             </wp:positionV>
-            <wp:extent cx="5949360" cy="3815079"/>
+            <wp:extent cx="5949360" cy="4620767"/>
             <wp:effectExtent l="0" t="0" r="76200" b="76200"/>
             <wp:wrapNone/>
             <wp:docPr id="1040" name="Container 1040"/>
@@ -9063,11 +9219,11 @@
                   <wps:spPr bwMode="auto">
                     <a:xfrm>
                       <a:off x="0" y="0"/>
-                      <a:ext cx="5949360" cy="3815079"/>
+                      <a:ext cx="5949360" cy="4620767"/>
                     </a:xfrm>
                     <a:prstGeom prst="roundRect">
                       <a:avLst>
-                        <a:gd name="adj" fmla="val 3355"/>
+                        <a:gd name="adj" fmla="val 2770"/>
                       </a:avLst>
                     </a:prstGeom>
                     <a:solidFill>
@@ -9104,7 +9260,7 @@
       <w:r>
         <w:drawing xmlns:a="http://schemas.openxmlformats.org/drawingml/2006/main">
           <wp:inline distT="0" distB="0" distL="0" distR="0">
-            <wp:extent cx="5583600" cy="851661"/>
+            <wp:extent cx="5583600" cy="1657349"/>
             <wp:effectExtent l="0" t="0" r="76200" b="76200"/>
             <wp:docPr id="1037" name="Card 1037"/>
             <a:graphic>
@@ -9114,11 +9270,11 @@
                   <wps:spPr bwMode="auto">
                     <a:xfrm>
                       <a:off x="0" y="0"/>
-                      <a:ext cx="5583600" cy="851661"/>
+                      <a:ext cx="5583600" cy="1657349"/>
                     </a:xfrm>
                     <a:prstGeom prst="roundRect">
                       <a:avLst>
-                        <a:gd name="adj" fmla="val 12883"/>
+                        <a:gd name="adj" fmla="val 6620"/>
                       </a:avLst>
                     </a:prstGeom>
                     <a:solidFill>
@@ -9251,6 +9407,118 @@
                           </w:rPr>
                           <w:t>Intro to Module 5</w:t>
                         </w:r>
+                      </w:p>
+                      <w:p>
+                        <w:pPr>
+                          <w:spacing w:before="80" w:after="20"/>
+                        </w:pPr>
+                        <w:r>
+                          <w:rPr>
+                            <w:rFonts w:ascii="Calibri" w:hAnsi="Calibri"/>
+                            <w:b w:val="0"/>
+                            <w:i/>
+                            <w:color w:val="0B2B4E"/>
+                            <w:sz w:val="22"/>
+                            <w:u w:val="none"/>
+                          </w:rPr>
+                          <w:t>Optional Podcasts (before class):</w:t>
+                        </w:r>
+                      </w:p>
+                      <w:p>
+                        <w:pPr>
+                          <w:tabs>
+                            <w:tab w:pos="432" w:val="left"/>
+                          </w:tabs>
+                          <w:spacing w:before="0" w:after="20"/>
+                          <w:ind w:left="432" w:hanging="230"/>
+                        </w:pPr>
+                        <w:r>
+                          <w:rPr>
+                            <w:rFonts w:ascii="Calibri" w:hAnsi="Calibri"/>
+                            <w:b w:val="0"/>
+                            <w:i w:val="0"/>
+                            <w:color w:val="0B2B4E"/>
+                            <w:sz w:val="22"/>
+                            <w:u w:val="none"/>
+                          </w:rPr>
+                          <w:t>•</w:t>
+                          <w:tab/>
+                        </w:r>
+                        <w:hyperlink r:id="rId78">
+                          <w:r>
+                            <w:rPr>
+                              <w:rFonts w:ascii="Calibri" w:hAnsi="Calibri"/>
+                              <w:b/>
+                              <w:color w:val="365F91"/>
+                              <w:sz w:val="22"/>
+                            </w:rPr>
+                            <w:t xml:space="preserve">The True Story of the Minimum Wage Fight (Module 4)</w:t>
+                          </w:r>
+                        </w:hyperlink>
+                      </w:p>
+                      <w:p>
+                        <w:pPr>
+                          <w:tabs>
+                            <w:tab w:pos="432" w:val="left"/>
+                          </w:tabs>
+                          <w:spacing w:before="0" w:after="20"/>
+                          <w:ind w:left="432" w:hanging="230"/>
+                        </w:pPr>
+                        <w:r>
+                          <w:rPr>
+                            <w:rFonts w:ascii="Calibri" w:hAnsi="Calibri"/>
+                            <w:b w:val="0"/>
+                            <w:i w:val="0"/>
+                            <w:color w:val="0B2B4E"/>
+                            <w:sz w:val="22"/>
+                            <w:u w:val="none"/>
+                          </w:rPr>
+                          <w:t>•</w:t>
+                          <w:tab/>
+                        </w:r>
+                        <w:hyperlink r:id="rId79">
+                          <w:r>
+                            <w:rPr>
+                              <w:rFonts w:ascii="Calibri" w:hAnsi="Calibri"/>
+                              <w:b/>
+                              <w:color w:val="365F91"/>
+                              <w:sz w:val="22"/>
+                            </w:rPr>
+                            <w:t xml:space="preserve">Why Rent Control Doesn’t Work (Module 4)</w:t>
+                          </w:r>
+                        </w:hyperlink>
+                      </w:p>
+                      <w:p>
+                        <w:pPr>
+                          <w:tabs>
+                            <w:tab w:pos="432" w:val="left"/>
+                          </w:tabs>
+                          <w:spacing w:before="0" w:after="20"/>
+                          <w:ind w:left="432" w:hanging="230"/>
+                        </w:pPr>
+                        <w:r>
+                          <w:rPr>
+                            <w:rFonts w:ascii="Calibri" w:hAnsi="Calibri"/>
+                            <w:b w:val="0"/>
+                            <w:i w:val="0"/>
+                            <w:color w:val="0B2B4E"/>
+                            <w:sz w:val="22"/>
+                            <w:u w:val="none"/>
+                          </w:rPr>
+                          <w:t>•</w:t>
+                          <w:tab/>
+                        </w:r>
+                        <w:hyperlink r:id="rId80">
+                          <w:r>
+                            <w:rPr>
+                              <w:rFonts w:ascii="Calibri" w:hAnsi="Calibri"/>
+                              <w:b/>
+                              <w:color w:val="365F91"/>
+                              <w:sz w:val="22"/>
+                            </w:rPr>
+                            <w:t xml:space="preserve">Luxottica (Module 5) – note: this is a video, not a podcast</w:t>
+                          </w:r>
+                        </w:hyperlink>
                       </w:p>
                     </w:txbxContent>
                   </wps:txbx>
@@ -9455,7 +9723,7 @@
                           <w:t>•</w:t>
                           <w:tab/>
                         </w:r>
-                        <w:hyperlink r:id="rId65">
+                        <w:hyperlink r:id="rId81">
                           <w:r>
                             <w:rPr>
                               <w:rFonts w:ascii="Calibri" w:hAnsi="Calibri"/>
@@ -9496,7 +9764,7 @@
                             <w:sz w:val="22"/>
                             <w:u w:val="none"/>
                           </w:rPr>
-                          <w:t>Assigned articles for discussion (posted on Bruin Learn)</w:t>
+                          <w:t>Assigned articles for discussion (posted on BruinLearn)</w:t>
                         </w:r>
                       </w:p>
                     </w:txbxContent>
@@ -9606,7 +9874,7 @@
                           <w:t>•</w:t>
                           <w:tab/>
                         </w:r>
-                        <w:hyperlink r:id="rId66">
+                        <w:hyperlink r:id="rId82">
                           <w:r>
                             <w:rPr>
                               <w:rFonts w:ascii="Calibri" w:hAnsi="Calibri"/>
@@ -9889,7 +10157,7 @@
                             <w:sz w:val="22"/>
                             <w:u w:val="none"/>
                           </w:rPr>
-                          <w:t>3.5-hour window at home – exact time window to be determined, will be announced in class.</w:t>
+                          <w:t>3-hour window at home – exact time window to be determined, will be announced in class.</w:t>
                         </w:r>
                       </w:p>
                       <w:p>
@@ -9994,7 +10262,7 @@
             <wp:positionV relativeFrom="paragraph">
               <wp:posOffset>-54864</wp:posOffset>
             </wp:positionV>
-            <wp:extent cx="5949360" cy="2698496"/>
+            <wp:extent cx="5949360" cy="2509773"/>
             <wp:effectExtent l="0" t="0" r="76200" b="76200"/>
             <wp:wrapNone/>
             <wp:docPr id="1044" name="Container 1044"/>
@@ -10005,11 +10273,11 @@
                   <wps:spPr bwMode="auto">
                     <a:xfrm>
                       <a:off x="0" y="0"/>
-                      <a:ext cx="5949360" cy="2698496"/>
+                      <a:ext cx="5949360" cy="2509773"/>
                     </a:xfrm>
                     <a:prstGeom prst="roundRect">
                       <a:avLst>
-                        <a:gd name="adj" fmla="val 4743"/>
+                        <a:gd name="adj" fmla="val 5100"/>
                       </a:avLst>
                     </a:prstGeom>
                     <a:solidFill>
@@ -10149,7 +10417,7 @@
                           <w:t>•</w:t>
                           <w:tab/>
                         </w:r>
-                        <w:hyperlink r:id="rId67">
+                        <w:hyperlink r:id="rId83">
                           <w:r>
                             <w:rPr>
                               <w:rFonts w:ascii="Calibri" w:hAnsi="Calibri"/>
@@ -10169,7 +10437,7 @@
                             <w:sz w:val="20"/>
                             <w:u w:val="none"/>
                           </w:rPr>
-                          <w:t xml:space="preserve">  (18 min)</w:t>
+                          <w:t xml:space="preserve">  (19 min)</w:t>
                         </w:r>
                       </w:p>
                     </w:txbxContent>
@@ -10192,7 +10460,7 @@
       <w:r>
         <w:drawing xmlns:a="http://schemas.openxmlformats.org/drawingml/2006/main">
           <wp:inline distT="0" distB="0" distL="0" distR="0">
-            <wp:extent cx="5583600" cy="1040384"/>
+            <wp:extent cx="5583600" cy="851661"/>
             <wp:effectExtent l="0" t="0" r="76200" b="76200"/>
             <wp:docPr id="1043" name="Card 1043"/>
             <a:graphic>
@@ -10202,11 +10470,11 @@
                   <wps:spPr bwMode="auto">
                     <a:xfrm>
                       <a:off x="0" y="0"/>
-                      <a:ext cx="5583600" cy="1040384"/>
+                      <a:ext cx="5583600" cy="851661"/>
                     </a:xfrm>
                     <a:prstGeom prst="roundRect">
                       <a:avLst>
-                        <a:gd name="adj" fmla="val 10546"/>
+                        <a:gd name="adj" fmla="val 12883"/>
                       </a:avLst>
                     </a:prstGeom>
                     <a:solidFill>
@@ -10273,77 +10541,6 @@
                             <w:u w:val="none"/>
                           </w:rPr>
                           <w:t>Podcasts About Class Material:</w:t>
-                        </w:r>
-                      </w:p>
-                      <w:p>
-                        <w:pPr>
-                          <w:tabs>
-                            <w:tab w:pos="432" w:val="left"/>
-                          </w:tabs>
-                          <w:spacing w:before="0" w:after="20"/>
-                          <w:ind w:left="432" w:hanging="230"/>
-                        </w:pPr>
-                        <w:r>
-                          <w:rPr>
-                            <w:rFonts w:ascii="Calibri" w:hAnsi="Calibri"/>
-                            <w:b w:val="0"/>
-                            <w:i w:val="0"/>
-                            <w:color w:val="0B2B4E"/>
-                            <w:sz w:val="22"/>
-                            <w:u w:val="none"/>
-                          </w:rPr>
-                          <w:t>•</w:t>
-                          <w:tab/>
-                        </w:r>
-                        <w:hyperlink r:id="rId68">
-                          <w:r>
-                            <w:rPr>
-                              <w:rFonts w:ascii="Calibri" w:hAnsi="Calibri"/>
-                              <w:b/>
-                              <w:color w:val="365F91"/>
-                              <w:sz w:val="22"/>
-                            </w:rPr>
-                            <w:t xml:space="preserve">Podcast (</w:t>
-                          </w:r>
-                          <w:r>
-                            <w:rPr>
-                              <w:rFonts w:ascii="Calibri" w:hAnsi="Calibri"/>
-                              <w:b/>
-                              <w:u w:val="single"/>
-                              <w:color w:val="365F91"/>
-                              <w:sz w:val="22"/>
-                            </w:rPr>
-                            <w:t xml:space="preserve">after</w:t>
-                          </w:r>
-                          <w:r>
-                            <w:rPr>
-                              <w:rFonts w:ascii="Calibri" w:hAnsi="Calibri"/>
-                              <w:b/>
-                              <w:color w:val="365F91"/>
-                              <w:sz w:val="22"/>
-                            </w:rPr>
-                            <w:t xml:space="preserve"> class): </w:t>
-                          </w:r>
-                          <w:r>
-                            <w:rPr>
-                              <w:rFonts w:ascii="Calibri" w:hAnsi="Calibri"/>
-                              <w:b/>
-                              <w:color w:val="365F91"/>
-                              <w:sz w:val="22"/>
-                            </w:rPr>
-                            <w:t xml:space="preserve">Wrap-Up of Module 4</w:t>
-                          </w:r>
-                        </w:hyperlink>
-                        <w:r>
-                          <w:rPr>
-                            <w:rFonts w:ascii="Calibri" w:hAnsi="Calibri"/>
-                            <w:b w:val="0"/>
-                            <w:i w:val="0"/>
-                            <w:color w:val="555B66"/>
-                            <w:sz w:val="20"/>
-                            <w:u w:val="none"/>
-                          </w:rPr>
-                          <w:t xml:space="preserve">  (22 min)</w:t>
                         </w:r>
                       </w:p>
                       <w:p>
@@ -10649,7 +10846,30 @@
                             <w:sz w:val="23"/>
                             <w:u w:val="none"/>
                           </w:rPr>
-                          <w:t>Due:  Problem Set 3 – Tue, Nov 10</w:t>
+                          <w:t xml:space="preserve">Due:  </w:t>
+                        </w:r>
+                        <w:hyperlink r:id="rId12">
+                          <w:r>
+                            <w:rPr>
+                              <w:rFonts w:ascii="Calibri" w:hAnsi="Calibri"/>
+                              <w:b/>
+                              <w:u w:val="single"/>
+                              <w:color w:val="0B2B4E"/>
+                              <w:sz w:val="23"/>
+                            </w:rPr>
+                            <w:t xml:space="preserve">Problem Set 3</w:t>
+                          </w:r>
+                        </w:hyperlink>
+                        <w:r>
+                          <w:rPr>
+                            <w:rFonts w:ascii="Calibri" w:hAnsi="Calibri"/>
+                            <w:b/>
+                            <w:i w:val="0"/>
+                            <w:color w:val="0B2B4E"/>
+                            <w:sz w:val="23"/>
+                            <w:u w:val="none"/>
+                          </w:rPr>
+                          <w:t xml:space="preserve"> – Tue, Nov 10</w:t>
                         </w:r>
                       </w:p>
                       <w:p>
@@ -10667,7 +10887,7 @@
                           </w:rPr>
                           <w:t xml:space="preserve">Upload one solution per group on </w:t>
                         </w:r>
-                        <w:hyperlink r:id="rId44">
+                        <w:hyperlink r:id="rId12">
                           <w:r>
                             <w:rPr>
                               <w:rFonts w:ascii="Calibri" w:hAnsi="Calibri"/>
@@ -10959,7 +11179,7 @@
                           <w:t>•</w:t>
                           <w:tab/>
                         </w:r>
-                        <w:hyperlink r:id="rId69">
+                        <w:hyperlink r:id="rId84">
                           <w:r>
                             <w:rPr>
                               <w:rFonts w:ascii="Calibri" w:hAnsi="Calibri"/>
@@ -11002,7 +11222,7 @@
                           <w:t>•</w:t>
                           <w:tab/>
                         </w:r>
-                        <w:hyperlink r:id="rId70">
+                        <w:hyperlink r:id="rId85">
                           <w:r>
                             <w:rPr>
                               <w:rFonts w:ascii="Calibri" w:hAnsi="Calibri"/>
@@ -11045,7 +11265,7 @@
                           <w:t>•</w:t>
                           <w:tab/>
                         </w:r>
-                        <w:hyperlink r:id="rId71">
+                        <w:hyperlink r:id="rId86">
                           <w:r>
                             <w:rPr>
                               <w:rFonts w:ascii="Calibri" w:hAnsi="Calibri"/>
@@ -11088,7 +11308,7 @@
                           <w:t>•</w:t>
                           <w:tab/>
                         </w:r>
-                        <w:hyperlink r:id="rId72">
+                        <w:hyperlink r:id="rId87">
                           <w:r>
                             <w:rPr>
                               <w:rFonts w:ascii="Calibri" w:hAnsi="Calibri"/>
@@ -11131,7 +11351,7 @@
                           <w:t>•</w:t>
                           <w:tab/>
                         </w:r>
-                        <w:hyperlink r:id="rId73">
+                        <w:hyperlink r:id="rId88">
                           <w:r>
                             <w:rPr>
                               <w:rFonts w:ascii="Calibri" w:hAnsi="Calibri"/>
@@ -11174,7 +11394,7 @@
                           <w:t>•</w:t>
                           <w:tab/>
                         </w:r>
-                        <w:hyperlink r:id="rId74">
+                        <w:hyperlink r:id="rId89">
                           <w:r>
                             <w:rPr>
                               <w:rFonts w:ascii="Calibri" w:hAnsi="Calibri"/>
@@ -11217,7 +11437,7 @@
                           <w:t>•</w:t>
                           <w:tab/>
                         </w:r>
-                        <w:hyperlink r:id="rId75">
+                        <w:hyperlink r:id="rId90">
                           <w:r>
                             <w:rPr>
                               <w:rFonts w:ascii="Calibri" w:hAnsi="Calibri"/>
@@ -11260,7 +11480,7 @@
                           <w:t>•</w:t>
                           <w:tab/>
                         </w:r>
-                        <w:hyperlink r:id="rId76">
+                        <w:hyperlink r:id="rId91">
                           <w:r>
                             <w:rPr>
                               <w:rFonts w:ascii="Calibri" w:hAnsi="Calibri"/>
@@ -11423,49 +11643,55 @@
                           <w:t>•</w:t>
                           <w:tab/>
                         </w:r>
+                        <w:hyperlink r:id="rId92">
+                          <w:r>
+                            <w:rPr>
+                              <w:rFonts w:ascii="Calibri" w:hAnsi="Calibri"/>
+                              <w:b/>
+                              <w:color w:val="365F91"/>
+                              <w:sz w:val="22"/>
+                            </w:rPr>
+                            <w:t xml:space="preserve">Podcast (</w:t>
+                          </w:r>
+                          <w:r>
+                            <w:rPr>
+                              <w:rFonts w:ascii="Calibri" w:hAnsi="Calibri"/>
+                              <w:b/>
+                              <w:u w:val="single"/>
+                              <w:color w:val="365F91"/>
+                              <w:sz w:val="22"/>
+                            </w:rPr>
+                            <w:t xml:space="preserve">before</w:t>
+                          </w:r>
+                          <w:r>
+                            <w:rPr>
+                              <w:rFonts w:ascii="Calibri" w:hAnsi="Calibri"/>
+                              <w:b/>
+                              <w:color w:val="365F91"/>
+                              <w:sz w:val="22"/>
+                            </w:rPr>
+                            <w:t xml:space="preserve"> watching the Module 6 videos): </w:t>
+                          </w:r>
+                          <w:r>
+                            <w:rPr>
+                              <w:rFonts w:ascii="Calibri" w:hAnsi="Calibri"/>
+                              <w:b/>
+                              <w:color w:val="365F91"/>
+                              <w:sz w:val="22"/>
+                            </w:rPr>
+                            <w:t xml:space="preserve">Intro to Module 6</w:t>
+                          </w:r>
+                        </w:hyperlink>
                         <w:r>
                           <w:rPr>
                             <w:rFonts w:ascii="Calibri" w:hAnsi="Calibri"/>
                             <w:b w:val="0"/>
                             <w:i w:val="0"/>
-                            <w:color w:val="1A1A1A"/>
-                            <w:sz w:val="22"/>
-                            <w:u w:val="none"/>
-                          </w:rPr>
-                          <w:t>Podcast (</w:t>
-                        </w:r>
-                        <w:r>
-                          <w:rPr>
-                            <w:rFonts w:ascii="Calibri" w:hAnsi="Calibri"/>
-                            <w:b w:val="0"/>
-                            <w:i w:val="0"/>
-                            <w:color w:val="1A1A1A"/>
-                            <w:sz w:val="22"/>
-                            <w:u w:val="single"/>
-                          </w:rPr>
-                          <w:t>before</w:t>
-                        </w:r>
-                        <w:r>
-                          <w:rPr>
-                            <w:rFonts w:ascii="Calibri" w:hAnsi="Calibri"/>
-                            <w:b w:val="0"/>
-                            <w:i w:val="0"/>
-                            <w:color w:val="1A1A1A"/>
-                            <w:sz w:val="22"/>
-                            <w:u w:val="none"/>
-                          </w:rPr>
-                          <w:t xml:space="preserve"> watching the Module 6 videos): </w:t>
-                        </w:r>
-                        <w:r>
-                          <w:rPr>
-                            <w:rFonts w:ascii="Calibri" w:hAnsi="Calibri"/>
-                            <w:b w:val="0"/>
-                            <w:i w:val="0"/>
-                            <w:color w:val="1A1A1A"/>
-                            <w:sz w:val="22"/>
-                            <w:u w:val="none"/>
-                          </w:rPr>
-                          <w:t>Intro to Module 6</w:t>
+                            <w:color w:val="555B66"/>
+                            <w:sz w:val="20"/>
+                            <w:u w:val="none"/>
+                          </w:rPr>
+                          <w:t xml:space="preserve">  (4 min)</w:t>
                         </w:r>
                       </w:p>
                       <w:p>
@@ -11488,49 +11714,55 @@
                           <w:t>•</w:t>
                           <w:tab/>
                         </w:r>
+                        <w:hyperlink r:id="rId93">
+                          <w:r>
+                            <w:rPr>
+                              <w:rFonts w:ascii="Calibri" w:hAnsi="Calibri"/>
+                              <w:b/>
+                              <w:color w:val="365F91"/>
+                              <w:sz w:val="22"/>
+                            </w:rPr>
+                            <w:t xml:space="preserve">Podcast (</w:t>
+                          </w:r>
+                          <w:r>
+                            <w:rPr>
+                              <w:rFonts w:ascii="Calibri" w:hAnsi="Calibri"/>
+                              <w:b/>
+                              <w:u w:val="single"/>
+                              <w:color w:val="365F91"/>
+                              <w:sz w:val="22"/>
+                            </w:rPr>
+                            <w:t xml:space="preserve">after</w:t>
+                          </w:r>
+                          <w:r>
+                            <w:rPr>
+                              <w:rFonts w:ascii="Calibri" w:hAnsi="Calibri"/>
+                              <w:b/>
+                              <w:color w:val="365F91"/>
+                              <w:sz w:val="22"/>
+                            </w:rPr>
+                            <w:t xml:space="preserve"> watching the Module 6 videos): </w:t>
+                          </w:r>
+                          <w:r>
+                            <w:rPr>
+                              <w:rFonts w:ascii="Calibri" w:hAnsi="Calibri"/>
+                              <w:b/>
+                              <w:color w:val="365F91"/>
+                              <w:sz w:val="22"/>
+                            </w:rPr>
+                            <w:t xml:space="preserve">Wrap-Up of Module 6</w:t>
+                          </w:r>
+                        </w:hyperlink>
                         <w:r>
                           <w:rPr>
                             <w:rFonts w:ascii="Calibri" w:hAnsi="Calibri"/>
                             <w:b w:val="0"/>
                             <w:i w:val="0"/>
-                            <w:color w:val="1A1A1A"/>
-                            <w:sz w:val="22"/>
-                            <w:u w:val="none"/>
-                          </w:rPr>
-                          <w:t>Podcast (</w:t>
-                        </w:r>
-                        <w:r>
-                          <w:rPr>
-                            <w:rFonts w:ascii="Calibri" w:hAnsi="Calibri"/>
-                            <w:b w:val="0"/>
-                            <w:i w:val="0"/>
-                            <w:color w:val="1A1A1A"/>
-                            <w:sz w:val="22"/>
-                            <w:u w:val="single"/>
-                          </w:rPr>
-                          <w:t>after</w:t>
-                        </w:r>
-                        <w:r>
-                          <w:rPr>
-                            <w:rFonts w:ascii="Calibri" w:hAnsi="Calibri"/>
-                            <w:b w:val="0"/>
-                            <w:i w:val="0"/>
-                            <w:color w:val="1A1A1A"/>
-                            <w:sz w:val="22"/>
-                            <w:u w:val="none"/>
-                          </w:rPr>
-                          <w:t xml:space="preserve"> watching the Module 6 videos): </w:t>
-                        </w:r>
-                        <w:r>
-                          <w:rPr>
-                            <w:rFonts w:ascii="Calibri" w:hAnsi="Calibri"/>
-                            <w:b w:val="0"/>
-                            <w:i w:val="0"/>
-                            <w:color w:val="1A1A1A"/>
-                            <w:sz w:val="22"/>
-                            <w:u w:val="none"/>
-                          </w:rPr>
-                          <w:t>Wrap-Up of Module 6</w:t>
+                            <w:color w:val="555B66"/>
+                            <w:sz w:val="20"/>
+                            <w:u w:val="none"/>
+                          </w:rPr>
+                          <w:t xml:space="preserve">  (20 min)</w:t>
                         </w:r>
                       </w:p>
                     </w:txbxContent>
@@ -11807,7 +12039,7 @@
                           <w:t>•</w:t>
                           <w:tab/>
                         </w:r>
-                        <w:hyperlink r:id="rId77">
+                        <w:hyperlink r:id="rId94">
                           <w:r>
                             <w:rPr>
                               <w:rFonts w:ascii="Calibri" w:hAnsi="Calibri"/>
@@ -11839,7 +12071,7 @@
                           <w:t>•</w:t>
                           <w:tab/>
                         </w:r>
-                        <w:hyperlink r:id="rId78">
+                        <w:hyperlink r:id="rId95">
                           <w:r>
                             <w:rPr>
                               <w:rFonts w:ascii="Calibri" w:hAnsi="Calibri"/>
@@ -12114,7 +12346,7 @@
             <wp:positionV relativeFrom="paragraph">
               <wp:posOffset>-54864</wp:posOffset>
             </wp:positionV>
-            <wp:extent cx="5949360" cy="5109083"/>
+            <wp:extent cx="5949360" cy="5297805"/>
             <wp:effectExtent l="0" t="0" r="76200" b="76200"/>
             <wp:wrapNone/>
             <wp:docPr id="1057" name="Container 1057"/>
@@ -12125,11 +12357,11 @@
                   <wps:spPr bwMode="auto">
                     <a:xfrm>
                       <a:off x="0" y="0"/>
-                      <a:ext cx="5949360" cy="5109083"/>
+                      <a:ext cx="5949360" cy="5297805"/>
                     </a:xfrm>
                     <a:prstGeom prst="roundRect">
                       <a:avLst>
-                        <a:gd name="adj" fmla="val 2505"/>
+                        <a:gd name="adj" fmla="val 2416"/>
                       </a:avLst>
                     </a:prstGeom>
                     <a:solidFill>
@@ -12269,7 +12501,7 @@
                           <w:t>•</w:t>
                           <w:tab/>
                         </w:r>
-                        <w:hyperlink r:id="rId79">
+                        <w:hyperlink r:id="rId96">
                           <w:r>
                             <w:rPr>
                               <w:rFonts w:ascii="Calibri" w:hAnsi="Calibri"/>
@@ -12328,7 +12560,7 @@
                           <w:t>•</w:t>
                           <w:tab/>
                         </w:r>
-                        <w:hyperlink r:id="rId80">
+                        <w:hyperlink r:id="rId97">
                           <w:r>
                             <w:rPr>
                               <w:rFonts w:ascii="Calibri" w:hAnsi="Calibri"/>
@@ -12371,7 +12603,7 @@
                           <w:t>•</w:t>
                           <w:tab/>
                         </w:r>
-                        <w:hyperlink r:id="rId81">
+                        <w:hyperlink r:id="rId98">
                           <w:r>
                             <w:rPr>
                               <w:rFonts w:ascii="Calibri" w:hAnsi="Calibri"/>
@@ -12414,7 +12646,7 @@
                           <w:t>•</w:t>
                           <w:tab/>
                         </w:r>
-                        <w:hyperlink r:id="rId82">
+                        <w:hyperlink r:id="rId99">
                           <w:r>
                             <w:rPr>
                               <w:rFonts w:ascii="Calibri" w:hAnsi="Calibri"/>
@@ -12457,7 +12689,7 @@
                           <w:t>•</w:t>
                           <w:tab/>
                         </w:r>
-                        <w:hyperlink r:id="rId83">
+                        <w:hyperlink r:id="rId100">
                           <w:r>
                             <w:rPr>
                               <w:rFonts w:ascii="Calibri" w:hAnsi="Calibri"/>
@@ -12517,7 +12749,7 @@
       <w:r>
         <w:drawing xmlns:a="http://schemas.openxmlformats.org/drawingml/2006/main">
           <wp:inline distT="0" distB="0" distL="0" distR="0">
-            <wp:extent cx="5583600" cy="851661"/>
+            <wp:extent cx="5583600" cy="1040384"/>
             <wp:effectExtent l="0" t="0" r="76200" b="76200"/>
             <wp:docPr id="1054" name="Card 1054"/>
             <a:graphic>
@@ -12527,11 +12759,11 @@
                   <wps:spPr bwMode="auto">
                     <a:xfrm>
                       <a:off x="0" y="0"/>
-                      <a:ext cx="5583600" cy="851661"/>
+                      <a:ext cx="5583600" cy="1040384"/>
                     </a:xfrm>
                     <a:prstGeom prst="roundRect">
                       <a:avLst>
-                        <a:gd name="adj" fmla="val 12883"/>
+                        <a:gd name="adj" fmla="val 10546"/>
                       </a:avLst>
                     </a:prstGeom>
                     <a:solidFill>
@@ -12651,7 +12883,7 @@
                             <w:sz w:val="22"/>
                             <w:u w:val="none"/>
                           </w:rPr>
-                          <w:t xml:space="preserve"> class): </w:t>
+                          <w:t xml:space="preserve"> watching the Module 7 videos): </w:t>
                         </w:r>
                         <w:r>
                           <w:rPr>
@@ -12663,6 +12895,71 @@
                             <w:u w:val="none"/>
                           </w:rPr>
                           <w:t>Intro to Module 7</w:t>
+                        </w:r>
+                      </w:p>
+                      <w:p>
+                        <w:pPr>
+                          <w:tabs>
+                            <w:tab w:pos="432" w:val="left"/>
+                          </w:tabs>
+                          <w:spacing w:before="0" w:after="20"/>
+                          <w:ind w:left="432" w:hanging="230"/>
+                        </w:pPr>
+                        <w:r>
+                          <w:rPr>
+                            <w:rFonts w:ascii="Calibri" w:hAnsi="Calibri"/>
+                            <w:b w:val="0"/>
+                            <w:i w:val="0"/>
+                            <w:color w:val="0B2B4E"/>
+                            <w:sz w:val="22"/>
+                            <w:u w:val="none"/>
+                          </w:rPr>
+                          <w:t>•</w:t>
+                          <w:tab/>
+                        </w:r>
+                        <w:r>
+                          <w:rPr>
+                            <w:rFonts w:ascii="Calibri" w:hAnsi="Calibri"/>
+                            <w:b w:val="0"/>
+                            <w:i w:val="0"/>
+                            <w:color w:val="1A1A1A"/>
+                            <w:sz w:val="22"/>
+                            <w:u w:val="none"/>
+                          </w:rPr>
+                          <w:t>Podcast (</w:t>
+                        </w:r>
+                        <w:r>
+                          <w:rPr>
+                            <w:rFonts w:ascii="Calibri" w:hAnsi="Calibri"/>
+                            <w:b w:val="0"/>
+                            <w:i w:val="0"/>
+                            <w:color w:val="1A1A1A"/>
+                            <w:sz w:val="22"/>
+                            <w:u w:val="single"/>
+                          </w:rPr>
+                          <w:t>after</w:t>
+                        </w:r>
+                        <w:r>
+                          <w:rPr>
+                            <w:rFonts w:ascii="Calibri" w:hAnsi="Calibri"/>
+                            <w:b w:val="0"/>
+                            <w:i w:val="0"/>
+                            <w:color w:val="1A1A1A"/>
+                            <w:sz w:val="22"/>
+                            <w:u w:val="none"/>
+                          </w:rPr>
+                          <w:t xml:space="preserve"> watching the Module 7 videos): </w:t>
+                        </w:r>
+                        <w:r>
+                          <w:rPr>
+                            <w:rFonts w:ascii="Calibri" w:hAnsi="Calibri"/>
+                            <w:b w:val="0"/>
+                            <w:i w:val="0"/>
+                            <w:color w:val="1A1A1A"/>
+                            <w:sz w:val="22"/>
+                            <w:u w:val="none"/>
+                          </w:rPr>
+                          <w:t>Wrap-Up of Module 7</w:t>
                         </w:r>
                       </w:p>
                     </w:txbxContent>
@@ -12907,7 +13204,7 @@
                           <w:t>•</w:t>
                           <w:tab/>
                         </w:r>
-                        <w:hyperlink r:id="rId84">
+                        <w:hyperlink r:id="rId101">
                           <w:r>
                             <w:rPr>
                               <w:rFonts w:ascii="Calibri" w:hAnsi="Calibri"/>
@@ -13125,7 +13422,30 @@
                             <w:sz w:val="23"/>
                             <w:u w:val="none"/>
                           </w:rPr>
-                          <w:t>Due:  Problem Set 4 – Tue, Nov 24</w:t>
+                          <w:t xml:space="preserve">Due:  </w:t>
+                        </w:r>
+                        <w:hyperlink r:id="rId12">
+                          <w:r>
+                            <w:rPr>
+                              <w:rFonts w:ascii="Calibri" w:hAnsi="Calibri"/>
+                              <w:b/>
+                              <w:u w:val="single"/>
+                              <w:color w:val="0B2B4E"/>
+                              <w:sz w:val="23"/>
+                            </w:rPr>
+                            <w:t xml:space="preserve">Problem Set 4</w:t>
+                          </w:r>
+                        </w:hyperlink>
+                        <w:r>
+                          <w:rPr>
+                            <w:rFonts w:ascii="Calibri" w:hAnsi="Calibri"/>
+                            <w:b/>
+                            <w:i w:val="0"/>
+                            <w:color w:val="0B2B4E"/>
+                            <w:sz w:val="23"/>
+                            <w:u w:val="none"/>
+                          </w:rPr>
+                          <w:t xml:space="preserve"> – Tue, Nov 24</w:t>
                         </w:r>
                       </w:p>
                       <w:p>
@@ -13143,7 +13463,7 @@
                           </w:rPr>
                           <w:t xml:space="preserve">Upload one solution per group on </w:t>
                         </w:r>
-                        <w:hyperlink r:id="rId44">
+                        <w:hyperlink r:id="rId12">
                           <w:r>
                             <w:rPr>
                               <w:rFonts w:ascii="Calibri" w:hAnsi="Calibri"/>
@@ -13405,7 +13725,7 @@
                             <w:sz w:val="22"/>
                             <w:u w:val="none"/>
                           </w:rPr>
-                          <w:t>Discussion: Application of Economic Concepts (articles will be assigned)</w:t>
+                          <w:t>Module 6: Applications</w:t>
                         </w:r>
                       </w:p>
                       <w:p>
@@ -13526,7 +13846,7 @@
             <wp:positionV relativeFrom="paragraph">
               <wp:posOffset>-54864</wp:posOffset>
             </wp:positionV>
-            <wp:extent cx="5949360" cy="4003801"/>
+            <wp:extent cx="5949360" cy="4758690"/>
             <wp:effectExtent l="0" t="0" r="76200" b="76200"/>
             <wp:wrapNone/>
             <wp:docPr id="1064" name="Container 1064"/>
@@ -13537,11 +13857,11 @@
                   <wps:spPr bwMode="auto">
                     <a:xfrm>
                       <a:off x="0" y="0"/>
-                      <a:ext cx="5949360" cy="4003801"/>
+                      <a:ext cx="5949360" cy="4758690"/>
                     </a:xfrm>
                     <a:prstGeom prst="roundRect">
                       <a:avLst>
-                        <a:gd name="adj" fmla="val 3197"/>
+                        <a:gd name="adj" fmla="val 2690"/>
                       </a:avLst>
                     </a:prstGeom>
                     <a:solidFill>
@@ -13578,7 +13898,7 @@
       <w:r>
         <w:drawing xmlns:a="http://schemas.openxmlformats.org/drawingml/2006/main">
           <wp:inline distT="0" distB="0" distL="0" distR="0">
-            <wp:extent cx="5583600" cy="1279905"/>
+            <wp:extent cx="5583600" cy="2034794"/>
             <wp:effectExtent l="0" t="0" r="76200" b="76200"/>
             <wp:docPr id="1061" name="Card 1061"/>
             <a:graphic>
@@ -13588,11 +13908,11 @@
                   <wps:spPr bwMode="auto">
                     <a:xfrm>
                       <a:off x="0" y="0"/>
-                      <a:ext cx="5583600" cy="1279905"/>
+                      <a:ext cx="5583600" cy="2034794"/>
                     </a:xfrm>
                     <a:prstGeom prst="roundRect">
                       <a:avLst>
-                        <a:gd name="adj" fmla="val 8573"/>
+                        <a:gd name="adj" fmla="val 5392"/>
                       </a:avLst>
                     </a:prstGeom>
                     <a:solidFill>
@@ -13762,7 +14082,7 @@
                           <w:t>•</w:t>
                           <w:tab/>
                         </w:r>
-                        <w:hyperlink r:id="rId85">
+                        <w:hyperlink r:id="rId102">
                           <w:r>
                             <w:rPr>
                               <w:rFonts w:ascii="Calibri" w:hAnsi="Calibri"/>
@@ -13770,7 +14090,135 @@
                               <w:color w:val="365F91"/>
                               <w:sz w:val="22"/>
                             </w:rPr>
-                            <w:t xml:space="preserve">Economics For All Your Decisions In Life</w:t>
+                            <w:t xml:space="preserve">Groupon, Monty Python and Price Discrimination (Module 6)</w:t>
+                          </w:r>
+                        </w:hyperlink>
+                      </w:p>
+                      <w:p>
+                        <w:pPr>
+                          <w:tabs>
+                            <w:tab w:pos="432" w:val="left"/>
+                          </w:tabs>
+                          <w:spacing w:before="0" w:after="20"/>
+                          <w:ind w:left="432" w:hanging="230"/>
+                        </w:pPr>
+                        <w:r>
+                          <w:rPr>
+                            <w:rFonts w:ascii="Calibri" w:hAnsi="Calibri"/>
+                            <w:b w:val="0"/>
+                            <w:i w:val="0"/>
+                            <w:color w:val="0B2B4E"/>
+                            <w:sz w:val="22"/>
+                            <w:u w:val="none"/>
+                          </w:rPr>
+                          <w:t>•</w:t>
+                          <w:tab/>
+                        </w:r>
+                        <w:hyperlink r:id="rId103">
+                          <w:r>
+                            <w:rPr>
+                              <w:rFonts w:ascii="Calibri" w:hAnsi="Calibri"/>
+                              <w:b/>
+                              <w:color w:val="365F91"/>
+                              <w:sz w:val="22"/>
+                            </w:rPr>
+                            <w:t xml:space="preserve">The Prisoner’s Dilemma and How to Solve It (Module 7)</w:t>
+                          </w:r>
+                        </w:hyperlink>
+                      </w:p>
+                      <w:p>
+                        <w:pPr>
+                          <w:tabs>
+                            <w:tab w:pos="432" w:val="left"/>
+                          </w:tabs>
+                          <w:spacing w:before="0" w:after="20"/>
+                          <w:ind w:left="432" w:hanging="230"/>
+                        </w:pPr>
+                        <w:r>
+                          <w:rPr>
+                            <w:rFonts w:ascii="Calibri" w:hAnsi="Calibri"/>
+                            <w:b w:val="0"/>
+                            <w:i w:val="0"/>
+                            <w:color w:val="0B2B4E"/>
+                            <w:sz w:val="22"/>
+                            <w:u w:val="none"/>
+                          </w:rPr>
+                          <w:t>•</w:t>
+                          <w:tab/>
+                        </w:r>
+                        <w:hyperlink r:id="rId104">
+                          <w:r>
+                            <w:rPr>
+                              <w:rFonts w:ascii="Calibri" w:hAnsi="Calibri"/>
+                              <w:b/>
+                              <w:color w:val="365F91"/>
+                              <w:sz w:val="22"/>
+                            </w:rPr>
+                            <w:t xml:space="preserve">Applying Game Theory to Soccer Penalty Kicks (Module 7)</w:t>
+                          </w:r>
+                        </w:hyperlink>
+                      </w:p>
+                      <w:p>
+                        <w:pPr>
+                          <w:tabs>
+                            <w:tab w:pos="432" w:val="left"/>
+                          </w:tabs>
+                          <w:spacing w:before="0" w:after="20"/>
+                          <w:ind w:left="432" w:hanging="230"/>
+                        </w:pPr>
+                        <w:r>
+                          <w:rPr>
+                            <w:rFonts w:ascii="Calibri" w:hAnsi="Calibri"/>
+                            <w:b w:val="0"/>
+                            <w:i w:val="0"/>
+                            <w:color w:val="0B2B4E"/>
+                            <w:sz w:val="22"/>
+                            <w:u w:val="none"/>
+                          </w:rPr>
+                          <w:t>•</w:t>
+                          <w:tab/>
+                        </w:r>
+                        <w:hyperlink r:id="rId105">
+                          <w:r>
+                            <w:rPr>
+                              <w:rFonts w:ascii="Calibri" w:hAnsi="Calibri"/>
+                              <w:b/>
+                              <w:color w:val="365F91"/>
+                              <w:sz w:val="22"/>
+                            </w:rPr>
+                            <w:t xml:space="preserve">Economics For All Your Decisions In Life (Module 8)</w:t>
+                          </w:r>
+                        </w:hyperlink>
+                      </w:p>
+                      <w:p>
+                        <w:pPr>
+                          <w:tabs>
+                            <w:tab w:pos="432" w:val="left"/>
+                          </w:tabs>
+                          <w:spacing w:before="0" w:after="20"/>
+                          <w:ind w:left="432" w:hanging="230"/>
+                        </w:pPr>
+                        <w:r>
+                          <w:rPr>
+                            <w:rFonts w:ascii="Calibri" w:hAnsi="Calibri"/>
+                            <w:b w:val="0"/>
+                            <w:i w:val="0"/>
+                            <w:color w:val="0B2B4E"/>
+                            <w:sz w:val="22"/>
+                            <w:u w:val="none"/>
+                          </w:rPr>
+                          <w:t>•</w:t>
+                          <w:tab/>
+                        </w:r>
+                        <w:hyperlink r:id="rId106">
+                          <w:r>
+                            <w:rPr>
+                              <w:rFonts w:ascii="Calibri" w:hAnsi="Calibri"/>
+                              <w:b/>
+                              <w:color w:val="365F91"/>
+                              <w:sz w:val="22"/>
+                            </w:rPr>
+                            <w:t xml:space="preserve">13,000 Economists. 1 Question (Module 8)</w:t>
                           </w:r>
                         </w:hyperlink>
                       </w:p>
@@ -14002,7 +14450,7 @@
                             <w:sz w:val="22"/>
                             <w:u w:val="none"/>
                           </w:rPr>
-                          <w:t>Assigned articles for discussion (posted on Bruin Learn)</w:t>
+                          <w:t>Assigned articles for discussion (posted on BruinLearn)</w:t>
                         </w:r>
                       </w:p>
                     </w:txbxContent>
@@ -14112,7 +14560,7 @@
                           <w:t>•</w:t>
                           <w:tab/>
                         </w:r>
-                        <w:hyperlink r:id="rId86">
+                        <w:hyperlink r:id="rId107">
                           <w:r>
                             <w:rPr>
                               <w:rFonts w:ascii="Calibri" w:hAnsi="Calibri"/>
@@ -14330,7 +14778,30 @@
                             <w:sz w:val="23"/>
                             <w:u w:val="none"/>
                           </w:rPr>
-                          <w:t>Due:  Problem Set 5 – Thu, Dec 3</w:t>
+                          <w:t xml:space="preserve">Due:  </w:t>
+                        </w:r>
+                        <w:hyperlink r:id="rId12">
+                          <w:r>
+                            <w:rPr>
+                              <w:rFonts w:ascii="Calibri" w:hAnsi="Calibri"/>
+                              <w:b/>
+                              <w:u w:val="single"/>
+                              <w:color w:val="0B2B4E"/>
+                              <w:sz w:val="23"/>
+                            </w:rPr>
+                            <w:t xml:space="preserve">Problem Set 5</w:t>
+                          </w:r>
+                        </w:hyperlink>
+                        <w:r>
+                          <w:rPr>
+                            <w:rFonts w:ascii="Calibri" w:hAnsi="Calibri"/>
+                            <w:b/>
+                            <w:i w:val="0"/>
+                            <w:color w:val="0B2B4E"/>
+                            <w:sz w:val="23"/>
+                            <w:u w:val="none"/>
+                          </w:rPr>
+                          <w:t xml:space="preserve"> – Thu, Dec 3</w:t>
                         </w:r>
                       </w:p>
                       <w:p>
@@ -14348,7 +14819,7 @@
                           </w:rPr>
                           <w:t xml:space="preserve">Upload one solution per group on </w:t>
                         </w:r>
-                        <w:hyperlink r:id="rId44">
+                        <w:hyperlink r:id="rId12">
                           <w:r>
                             <w:rPr>
                               <w:rFonts w:ascii="Calibri" w:hAnsi="Calibri"/>
@@ -14501,7 +14972,7 @@
             <wp:positionV relativeFrom="paragraph">
               <wp:posOffset>-54864</wp:posOffset>
             </wp:positionV>
-            <wp:extent cx="5949360" cy="4357243"/>
+            <wp:extent cx="5949360" cy="4168521"/>
             <wp:effectExtent l="0" t="0" r="76200" b="76200"/>
             <wp:wrapNone/>
             <wp:docPr id="1070" name="Container 1070"/>
@@ -14512,11 +14983,11 @@
                   <wps:spPr bwMode="auto">
                     <a:xfrm>
                       <a:off x="0" y="0"/>
-                      <a:ext cx="5949360" cy="4357243"/>
+                      <a:ext cx="5949360" cy="4168521"/>
                     </a:xfrm>
                     <a:prstGeom prst="roundRect">
                       <a:avLst>
-                        <a:gd name="adj" fmla="val 2938"/>
+                        <a:gd name="adj" fmla="val 3071"/>
                       </a:avLst>
                     </a:prstGeom>
                     <a:solidFill>
@@ -14656,7 +15127,7 @@
                           <w:t>•</w:t>
                           <w:tab/>
                         </w:r>
-                        <w:hyperlink r:id="rId87">
+                        <w:hyperlink r:id="rId108">
                           <w:r>
                             <w:rPr>
                               <w:rFonts w:ascii="Calibri" w:hAnsi="Calibri"/>
@@ -14699,7 +15170,7 @@
                           <w:t>•</w:t>
                           <w:tab/>
                         </w:r>
-                        <w:hyperlink r:id="rId88">
+                        <w:hyperlink r:id="rId109">
                           <w:r>
                             <w:rPr>
                               <w:rFonts w:ascii="Calibri" w:hAnsi="Calibri"/>
@@ -14775,7 +15246,7 @@
                           <w:t>•</w:t>
                           <w:tab/>
                         </w:r>
-                        <w:hyperlink r:id="rId89">
+                        <w:hyperlink r:id="rId110">
                           <w:r>
                             <w:rPr>
                               <w:rFonts w:ascii="Calibri" w:hAnsi="Calibri"/>
@@ -14818,7 +15289,7 @@
       <w:r>
         <w:drawing xmlns:a="http://schemas.openxmlformats.org/drawingml/2006/main">
           <wp:inline distT="0" distB="0" distL="0" distR="0">
-            <wp:extent cx="5583600" cy="1040384"/>
+            <wp:extent cx="5583600" cy="851661"/>
             <wp:effectExtent l="0" t="0" r="76200" b="76200"/>
             <wp:docPr id="1068" name="Card 1068"/>
             <a:graphic>
@@ -14828,11 +15299,11 @@
                   <wps:spPr bwMode="auto">
                     <a:xfrm>
                       <a:off x="0" y="0"/>
-                      <a:ext cx="5583600" cy="1040384"/>
+                      <a:ext cx="5583600" cy="851661"/>
                     </a:xfrm>
                     <a:prstGeom prst="roundRect">
                       <a:avLst>
-                        <a:gd name="adj" fmla="val 10546"/>
+                        <a:gd name="adj" fmla="val 12883"/>
                       </a:avLst>
                     </a:prstGeom>
                     <a:solidFill>
@@ -14899,71 +15370,6 @@
                             <w:u w:val="none"/>
                           </w:rPr>
                           <w:t>Podcasts About Class Material:</w:t>
-                        </w:r>
-                      </w:p>
-                      <w:p>
-                        <w:pPr>
-                          <w:tabs>
-                            <w:tab w:pos="432" w:val="left"/>
-                          </w:tabs>
-                          <w:spacing w:before="0" w:after="20"/>
-                          <w:ind w:left="432" w:hanging="230"/>
-                        </w:pPr>
-                        <w:r>
-                          <w:rPr>
-                            <w:rFonts w:ascii="Calibri" w:hAnsi="Calibri"/>
-                            <w:b w:val="0"/>
-                            <w:i w:val="0"/>
-                            <w:color w:val="0B2B4E"/>
-                            <w:sz w:val="22"/>
-                            <w:u w:val="none"/>
-                          </w:rPr>
-                          <w:t>•</w:t>
-                          <w:tab/>
-                        </w:r>
-                        <w:r>
-                          <w:rPr>
-                            <w:rFonts w:ascii="Calibri" w:hAnsi="Calibri"/>
-                            <w:b w:val="0"/>
-                            <w:i w:val="0"/>
-                            <w:color w:val="1A1A1A"/>
-                            <w:sz w:val="22"/>
-                            <w:u w:val="none"/>
-                          </w:rPr>
-                          <w:t>Podcast (</w:t>
-                        </w:r>
-                        <w:r>
-                          <w:rPr>
-                            <w:rFonts w:ascii="Calibri" w:hAnsi="Calibri"/>
-                            <w:b w:val="0"/>
-                            <w:i w:val="0"/>
-                            <w:color w:val="1A1A1A"/>
-                            <w:sz w:val="22"/>
-                            <w:u w:val="single"/>
-                          </w:rPr>
-                          <w:t>after</w:t>
-                        </w:r>
-                        <w:r>
-                          <w:rPr>
-                            <w:rFonts w:ascii="Calibri" w:hAnsi="Calibri"/>
-                            <w:b w:val="0"/>
-                            <w:i w:val="0"/>
-                            <w:color w:val="1A1A1A"/>
-                            <w:sz w:val="22"/>
-                            <w:u w:val="none"/>
-                          </w:rPr>
-                          <w:t xml:space="preserve"> class): </w:t>
-                        </w:r>
-                        <w:r>
-                          <w:rPr>
-                            <w:rFonts w:ascii="Calibri" w:hAnsi="Calibri"/>
-                            <w:b w:val="0"/>
-                            <w:i w:val="0"/>
-                            <w:color w:val="1A1A1A"/>
-                            <w:sz w:val="22"/>
-                            <w:u w:val="none"/>
-                          </w:rPr>
-                          <w:t>Wrap-Up of Module 7</w:t>
                         </w:r>
                       </w:p>
                       <w:p>
@@ -15138,7 +15544,7 @@
                           <w:t>•</w:t>
                           <w:tab/>
                         </w:r>
-                        <w:hyperlink r:id="rId90">
+                        <w:hyperlink r:id="rId111">
                           <w:r>
                             <w:rPr>
                               <w:rFonts w:ascii="Calibri" w:hAnsi="Calibri"/>
@@ -15170,7 +15576,7 @@
                           <w:t>•</w:t>
                           <w:tab/>
                         </w:r>
-                        <w:hyperlink r:id="rId91">
+                        <w:hyperlink r:id="rId112">
                           <w:r>
                             <w:rPr>
                               <w:rFonts w:ascii="Calibri" w:hAnsi="Calibri"/>
@@ -15474,7 +15880,7 @@
                             <w:sz w:val="23"/>
                             <w:u w:val="none"/>
                           </w:rPr>
-                          <w:t>Practice Final Exam – solutions on Bruin Learn</w:t>
+                          <w:t>Practice Final Exam – solutions on BruinLearn</w:t>
                         </w:r>
                       </w:p>
                     </w:txbxContent>
@@ -15774,7 +16180,7 @@
                 <w:sz w:val="19"/>
                 <w:u w:val="none"/>
               </w:rPr>
-              <w:t>Final Exam window: Dec 12 – 13</w:t>
+              <w:t>Final Exam: Sat, Dec 12</w:t>
             </w:r>
           </w:p>
         </w:tc>
@@ -15803,7 +16209,7 @@
       <w:r>
         <w:drawing xmlns:a="http://schemas.openxmlformats.org/drawingml/2006/main">
           <wp:inline distT="0" distB="0" distL="0" distR="0">
-            <wp:extent cx="5949360" cy="1891792"/>
+            <wp:extent cx="5949360" cy="1715770"/>
             <wp:effectExtent l="0" t="0" r="76200" b="76200"/>
             <wp:docPr id="1074" name="Card 1074"/>
             <a:graphic>
@@ -15813,11 +16219,11 @@
                   <wps:spPr bwMode="auto">
                     <a:xfrm>
                       <a:off x="0" y="0"/>
-                      <a:ext cx="5949360" cy="1891792"/>
+                      <a:ext cx="5949360" cy="1715770"/>
                     </a:xfrm>
                     <a:prstGeom prst="roundRect">
                       <a:avLst>
-                        <a:gd name="adj" fmla="val 5800"/>
+                        <a:gd name="adj" fmla="val 6395"/>
                       </a:avLst>
                     </a:prstGeom>
                     <a:solidFill>
@@ -15916,7 +16322,7 @@
                             <w:sz w:val="22"/>
                             <w:u w:val="none"/>
                           </w:rPr>
-                          <w:t>The final exam will take place online, and you will have 3.5 hours to solve the exam and upload your scanned solutions.</w:t>
+                          <w:t>The final exam will take place online, and you will have 3 hours to solve the exam and upload your scanned solutions.</w:t>
                         </w:r>
                       </w:p>
                       <w:p>
@@ -15948,7 +16354,7 @@
                             <w:sz w:val="22"/>
                             <w:u w:val="none"/>
                           </w:rPr>
-                          <w:t>The exam window runs from Sat, Dec 12 to Sun, Dec 13 – exact time window to be determined, will be announced in class.</w:t>
+                          <w:t>The exam takes place on Sat, Dec 12, 9:00 AM – 12:00 PM.</w:t>
                         </w:r>
                       </w:p>
                       <w:p>

--- a/405 Calendar and Website/Course Calendar/Calendar FEMBA Hybrid -- Fall 2026.docx
+++ b/405 Calendar and Website/Course Calendar/Calendar FEMBA Hybrid -- Fall 2026.docx
@@ -253,7 +253,7 @@
                             <w:sz w:val="19"/>
                             <w:u w:val="none"/>
                           </w:rPr>
-                          <w:t>Time stamp for this version: Last updated September 16, 2026.</w:t>
+                          <w:t>Time stamp for this version: Last updated September 20, 2026.</w:t>
                         </w:r>
                       </w:p>
                     </w:txbxContent>
@@ -16354,7 +16354,7 @@
                             <w:sz w:val="22"/>
                             <w:u w:val="none"/>
                           </w:rPr>
-                          <w:t>The exam takes place on Sat, Dec 12, 9:00 AM – 12:00 PM.</w:t>
+                          <w:t>The exam takes place on Sat, Dec 12, 2:00 PM – 5:00 PM.</w:t>
                         </w:r>
                       </w:p>
                       <w:p>

--- a/405 Calendar and Website/Course Calendar/Calendar FEMBA Hybrid -- Fall 2026.docx
+++ b/405 Calendar and Website/Course Calendar/Calendar FEMBA Hybrid -- Fall 2026.docx
@@ -253,7 +253,7 @@
                             <w:sz w:val="19"/>
                             <w:u w:val="none"/>
                           </w:rPr>
-                          <w:t>Time stamp for this version: Last updated September 20, 2026.</w:t>
+                          <w:t>Time stamp for this version: Last updated September 24, 2026.</w:t>
                         </w:r>
                       </w:p>
                     </w:txbxContent>
@@ -3497,27 +3497,6 @@
                           </w:rPr>
                           <w:t xml:space="preserve">  (9 min)</w:t>
                         </w:r>
-                        <w:r>
-                          <w:rPr>
-                            <w:rFonts w:ascii="Calibri" w:hAnsi="Calibri"/>
-                            <w:b w:val="0"/>
-                            <w:i w:val="0"/>
-                            <w:color w:val="555B66"/>
-                            <w:sz w:val="20"/>
-                            <w:u w:val="none"/>
-                          </w:rPr>
-                          <w:t xml:space="preserve">  ·  </w:t>
-                        </w:r>
-                        <w:hyperlink r:id="rId18">
-                          <w:r>
-                            <w:rPr>
-                              <w:rFonts w:ascii="Calibri" w:hAnsi="Calibri"/>
-                              <w:color w:val="365F91"/>
-                              <w:sz w:val="20"/>
-                            </w:rPr>
-                            <w:t xml:space="preserve">slides</w:t>
-                          </w:r>
-                        </w:hyperlink>
                       </w:p>
                       <w:p>
                         <w:pPr>
@@ -3539,7 +3518,7 @@
                           <w:t>•</w:t>
                           <w:tab/>
                         </w:r>
-                        <w:hyperlink r:id="rId19">
+                        <w:hyperlink r:id="rId18">
                           <w:r>
                             <w:rPr>
                               <w:rFonts w:ascii="Calibri" w:hAnsi="Calibri"/>
@@ -3561,27 +3540,6 @@
                           </w:rPr>
                           <w:t xml:space="preserve">  (10 min)</w:t>
                         </w:r>
-                        <w:r>
-                          <w:rPr>
-                            <w:rFonts w:ascii="Calibri" w:hAnsi="Calibri"/>
-                            <w:b w:val="0"/>
-                            <w:i w:val="0"/>
-                            <w:color w:val="555B66"/>
-                            <w:sz w:val="20"/>
-                            <w:u w:val="none"/>
-                          </w:rPr>
-                          <w:t xml:space="preserve">  ·  </w:t>
-                        </w:r>
-                        <w:hyperlink r:id="rId20">
-                          <w:r>
-                            <w:rPr>
-                              <w:rFonts w:ascii="Calibri" w:hAnsi="Calibri"/>
-                              <w:color w:val="365F91"/>
-                              <w:sz w:val="20"/>
-                            </w:rPr>
-                            <w:t xml:space="preserve">slides</w:t>
-                          </w:r>
-                        </w:hyperlink>
                       </w:p>
                       <w:p>
                         <w:pPr>
@@ -3603,7 +3561,7 @@
                           <w:t>•</w:t>
                           <w:tab/>
                         </w:r>
-                        <w:hyperlink r:id="rId21">
+                        <w:hyperlink r:id="rId19">
                           <w:r>
                             <w:rPr>
                               <w:rFonts w:ascii="Calibri" w:hAnsi="Calibri"/>
@@ -3625,27 +3583,6 @@
                           </w:rPr>
                           <w:t xml:space="preserve">  (8 min)</w:t>
                         </w:r>
-                        <w:r>
-                          <w:rPr>
-                            <w:rFonts w:ascii="Calibri" w:hAnsi="Calibri"/>
-                            <w:b w:val="0"/>
-                            <w:i w:val="0"/>
-                            <w:color w:val="555B66"/>
-                            <w:sz w:val="20"/>
-                            <w:u w:val="none"/>
-                          </w:rPr>
-                          <w:t xml:space="preserve">  ·  </w:t>
-                        </w:r>
-                        <w:hyperlink r:id="rId22">
-                          <w:r>
-                            <w:rPr>
-                              <w:rFonts w:ascii="Calibri" w:hAnsi="Calibri"/>
-                              <w:color w:val="365F91"/>
-                              <w:sz w:val="20"/>
-                            </w:rPr>
-                            <w:t xml:space="preserve">slides</w:t>
-                          </w:r>
-                        </w:hyperlink>
                       </w:p>
                       <w:p>
                         <w:pPr>
@@ -3667,7 +3604,7 @@
                           <w:t>•</w:t>
                           <w:tab/>
                         </w:r>
-                        <w:hyperlink r:id="rId23">
+                        <w:hyperlink r:id="rId20">
                           <w:r>
                             <w:rPr>
                               <w:rFonts w:ascii="Calibri" w:hAnsi="Calibri"/>
@@ -3689,27 +3626,6 @@
                           </w:rPr>
                           <w:t xml:space="preserve">  (7 min)</w:t>
                         </w:r>
-                        <w:r>
-                          <w:rPr>
-                            <w:rFonts w:ascii="Calibri" w:hAnsi="Calibri"/>
-                            <w:b w:val="0"/>
-                            <w:i w:val="0"/>
-                            <w:color w:val="555B66"/>
-                            <w:sz w:val="20"/>
-                            <w:u w:val="none"/>
-                          </w:rPr>
-                          <w:t xml:space="preserve">  ·  </w:t>
-                        </w:r>
-                        <w:hyperlink r:id="rId24">
-                          <w:r>
-                            <w:rPr>
-                              <w:rFonts w:ascii="Calibri" w:hAnsi="Calibri"/>
-                              <w:color w:val="365F91"/>
-                              <w:sz w:val="20"/>
-                            </w:rPr>
-                            <w:t xml:space="preserve">slides</w:t>
-                          </w:r>
-                        </w:hyperlink>
                       </w:p>
                       <w:p>
                         <w:pPr>
@@ -3851,7 +3767,7 @@
                           <w:t>•</w:t>
                           <w:tab/>
                         </w:r>
-                        <w:hyperlink r:id="rId25">
+                        <w:hyperlink r:id="rId21">
                           <w:r>
                             <w:rPr>
                               <w:rFonts w:ascii="Calibri" w:hAnsi="Calibri"/>
@@ -3922,7 +3838,7 @@
                           <w:t>•</w:t>
                           <w:tab/>
                         </w:r>
-                        <w:hyperlink r:id="rId26">
+                        <w:hyperlink r:id="rId22">
                           <w:r>
                             <w:rPr>
                               <w:rFonts w:ascii="Calibri" w:hAnsi="Calibri"/>
@@ -4009,7 +3925,7 @@
                           <w:t>•</w:t>
                           <w:tab/>
                         </w:r>
-                        <w:hyperlink r:id="rId27">
+                        <w:hyperlink r:id="rId23">
                           <w:r>
                             <w:rPr>
                               <w:rFonts w:ascii="Calibri" w:hAnsi="Calibri"/>
@@ -4041,7 +3957,7 @@
                           <w:t>•</w:t>
                           <w:tab/>
                         </w:r>
-                        <w:hyperlink r:id="rId28">
+                        <w:hyperlink r:id="rId24">
                           <w:r>
                             <w:rPr>
                               <w:rFonts w:ascii="Calibri" w:hAnsi="Calibri"/>
@@ -4073,7 +3989,7 @@
                           <w:t>•</w:t>
                           <w:tab/>
                         </w:r>
-                        <w:hyperlink r:id="rId29">
+                        <w:hyperlink r:id="rId25">
                           <w:r>
                             <w:rPr>
                               <w:rFonts w:ascii="Calibri" w:hAnsi="Calibri"/>
@@ -4750,7 +4666,7 @@
                           <w:t>•</w:t>
                           <w:tab/>
                         </w:r>
-                        <w:hyperlink r:id="rId30">
+                        <w:hyperlink r:id="rId26">
                           <w:r>
                             <w:rPr>
                               <w:rFonts w:ascii="Calibri" w:hAnsi="Calibri"/>
@@ -4783,7 +4699,7 @@
                           </w:rPr>
                           <w:t xml:space="preserve">  ·  </w:t>
                         </w:r>
-                        <w:hyperlink r:id="rId31">
+                        <w:hyperlink r:id="rId27">
                           <w:r>
                             <w:rPr>
                               <w:rFonts w:ascii="Calibri" w:hAnsi="Calibri"/>
@@ -4814,7 +4730,7 @@
                           <w:t>•</w:t>
                           <w:tab/>
                         </w:r>
-                        <w:hyperlink r:id="rId32">
+                        <w:hyperlink r:id="rId28">
                           <w:r>
                             <w:rPr>
                               <w:rFonts w:ascii="Calibri" w:hAnsi="Calibri"/>
@@ -4847,7 +4763,7 @@
                           </w:rPr>
                           <w:t xml:space="preserve">  ·  </w:t>
                         </w:r>
-                        <w:hyperlink r:id="rId33">
+                        <w:hyperlink r:id="rId29">
                           <w:r>
                             <w:rPr>
                               <w:rFonts w:ascii="Calibri" w:hAnsi="Calibri"/>
@@ -4878,7 +4794,7 @@
                           <w:t>•</w:t>
                           <w:tab/>
                         </w:r>
-                        <w:hyperlink r:id="rId34">
+                        <w:hyperlink r:id="rId30">
                           <w:r>
                             <w:rPr>
                               <w:rFonts w:ascii="Calibri" w:hAnsi="Calibri"/>
@@ -4911,7 +4827,7 @@
                           </w:rPr>
                           <w:t xml:space="preserve">  ·  </w:t>
                         </w:r>
-                        <w:hyperlink r:id="rId35">
+                        <w:hyperlink r:id="rId31">
                           <w:r>
                             <w:rPr>
                               <w:rFonts w:ascii="Calibri" w:hAnsi="Calibri"/>
@@ -4975,7 +4891,7 @@
                           <w:t>•</w:t>
                           <w:tab/>
                         </w:r>
-                        <w:hyperlink r:id="rId36">
+                        <w:hyperlink r:id="rId32">
                           <w:r>
                             <w:rPr>
                               <w:rFonts w:ascii="Calibri" w:hAnsi="Calibri"/>
@@ -5018,7 +4934,7 @@
                           <w:t>•</w:t>
                           <w:tab/>
                         </w:r>
-                        <w:hyperlink r:id="rId37">
+                        <w:hyperlink r:id="rId33">
                           <w:r>
                             <w:rPr>
                               <w:rFonts w:ascii="Calibri" w:hAnsi="Calibri"/>
@@ -5164,7 +5080,7 @@
                           <w:t>•</w:t>
                           <w:tab/>
                         </w:r>
-                        <w:hyperlink r:id="rId38">
+                        <w:hyperlink r:id="rId34">
                           <w:r>
                             <w:rPr>
                               <w:rFonts w:ascii="Calibri" w:hAnsi="Calibri"/>
@@ -5235,7 +5151,7 @@
                           <w:t>•</w:t>
                           <w:tab/>
                         </w:r>
-                        <w:hyperlink r:id="rId39">
+                        <w:hyperlink r:id="rId35">
                           <w:r>
                             <w:rPr>
                               <w:rFonts w:ascii="Calibri" w:hAnsi="Calibri"/>
@@ -5474,7 +5390,7 @@
                           <w:t>•</w:t>
                           <w:tab/>
                         </w:r>
-                        <w:hyperlink r:id="rId40">
+                        <w:hyperlink r:id="rId36">
                           <w:r>
                             <w:rPr>
                               <w:rFonts w:ascii="Calibri" w:hAnsi="Calibri"/>
@@ -5506,7 +5422,7 @@
                           <w:t>•</w:t>
                           <w:tab/>
                         </w:r>
-                        <w:hyperlink r:id="rId41">
+                        <w:hyperlink r:id="rId37">
                           <w:r>
                             <w:rPr>
                               <w:rFonts w:ascii="Calibri" w:hAnsi="Calibri"/>
@@ -5538,7 +5454,7 @@
                           <w:t>•</w:t>
                           <w:tab/>
                         </w:r>
-                        <w:hyperlink r:id="rId42">
+                        <w:hyperlink r:id="rId38">
                           <w:r>
                             <w:rPr>
                               <w:rFonts w:ascii="Calibri" w:hAnsi="Calibri"/>
@@ -5657,7 +5573,7 @@
                           <w:t>•</w:t>
                           <w:tab/>
                         </w:r>
-                        <w:hyperlink r:id="rId43">
+                        <w:hyperlink r:id="rId39">
                           <w:r>
                             <w:rPr>
                               <w:rFonts w:ascii="Calibri" w:hAnsi="Calibri"/>
@@ -5689,7 +5605,7 @@
                           <w:t>•</w:t>
                           <w:tab/>
                         </w:r>
-                        <w:hyperlink r:id="rId44">
+                        <w:hyperlink r:id="rId40">
                           <w:r>
                             <w:rPr>
                               <w:rFonts w:ascii="Calibri" w:hAnsi="Calibri"/>
@@ -5859,9 +5775,173 @@
       <w:r>
         <w:drawing xmlns:a="http://schemas.openxmlformats.org/drawingml/2006/main">
           <wp:inline distT="0" distB="0" distL="0" distR="0">
+            <wp:extent cx="5949360" cy="348615"/>
+            <wp:effectExtent l="0" t="0" r="76200" b="76200"/>
+            <wp:docPr id="1022" name="Card 1022"/>
+            <a:graphic>
+              <a:graphicData uri="http://schemas.microsoft.com/office/word/2010/wordprocessingShape">
+                <wps:wsp>
+                  <wps:cNvSpPr/>
+                  <wps:spPr bwMode="auto">
+                    <a:xfrm>
+                      <a:off x="0" y="0"/>
+                      <a:ext cx="5949360" cy="348615"/>
+                    </a:xfrm>
+                    <a:prstGeom prst="roundRect">
+                      <a:avLst>
+                        <a:gd name="adj" fmla="val 18000"/>
+                      </a:avLst>
+                    </a:prstGeom>
+                    <a:solidFill>
+                      <a:srgbClr val="FFFFFF"/>
+                    </a:solidFill>
+                    <a:ln w="15875">
+                      <a:solidFill>
+                        <a:srgbClr val="0B2B4E"/>
+                      </a:solidFill>
+                    </a:ln>
+                    <a:effectLst>
+                      <a:outerShdw blurRad="63500" dist="27940" dir="5400000" rotWithShape="0">
+                        <a:srgbClr val="000000">
+                          <a:alpha val="30000"/>
+                        </a:srgbClr>
+                      </a:outerShdw>
+                    </a:effectLst>
+                  </wps:spPr>
+                  <wps:txbx>
+                    <w:txbxContent>
+                      <w:p>
+                        <w:pPr>
+                          <w:tabs>
+                            <w:tab w:pos="8995" w:val="right"/>
+                          </w:tabs>
+                          <w:spacing w:before="0" w:after="0"/>
+                        </w:pPr>
+                        <w:r>
+                          <w:drawing>
+                            <wp:inline xmlns:pic="http://schemas.openxmlformats.org/drawingml/2006/picture">
+                              <wp:extent cx="384701" cy="86868"/>
+                              <wp:docPr id="1022" name="Picture 1022"/>
+                              <wp:cNvGraphicFramePr>
+                                <a:graphicFrameLocks noChangeAspect="1"/>
+                              </wp:cNvGraphicFramePr>
+                              <a:graphic>
+                                <a:graphicData uri="http://schemas.openxmlformats.org/drawingml/2006/picture">
+                                  <pic:pic>
+                                    <pic:nvPicPr>
+                                      <pic:cNvPr id="0" name="zoom-logo.png"/>
+                                      <pic:cNvPicPr/>
+                                    </pic:nvPicPr>
+                                    <pic:blipFill>
+                                      <a:blip r:embed="rId41"/>
+                                      <a:stretch>
+                                        <a:fillRect/>
+                                      </a:stretch>
+                                    </pic:blipFill>
+                                    <pic:spPr>
+                                      <a:xfrm>
+                                        <a:off x="0" y="0"/>
+                                        <a:ext cx="384701" cy="86868"/>
+                                      </a:xfrm>
+                                      <a:prstGeom prst="rect"/>
+                                    </pic:spPr>
+                                  </pic:pic>
+                                </a:graphicData>
+                              </a:graphic>
+                            </wp:inline>
+                          </w:drawing>
+                        </w:r>
+                        <w:r>
+                          <w:rPr>
+                            <w:rFonts w:ascii="Calibri" w:hAnsi="Calibri"/>
+                            <w:b w:val="0"/>
+                            <w:i w:val="0"/>
+                            <w:color w:val="1A1A1A"/>
+                            <w:sz w:val="23"/>
+                            <w:u w:val="none"/>
+                          </w:rPr>
+                          <w:t xml:space="preserve">   </w:t>
+                        </w:r>
+                        <w:r>
+                          <w:rPr>
+                            <w:rFonts w:ascii="Calibri" w:hAnsi="Calibri"/>
+                            <w:b/>
+                            <w:i w:val="0"/>
+                            <w:color w:val="0B2B4E"/>
+                            <w:sz w:val="23"/>
+                            <w:u w:val="none"/>
+                          </w:rPr>
+                          <w:t xml:space="preserve">Coffee &amp; Econ  –  </w:t>
+                        </w:r>
+                        <w:r>
+                          <w:rPr>
+                            <w:rFonts w:ascii="Calibri" w:hAnsi="Calibri"/>
+                            <w:b w:val="0"/>
+                            <w:i w:val="0"/>
+                            <w:color w:val="1A1A1A"/>
+                            <w:sz w:val="23"/>
+                            <w:u w:val="none"/>
+                          </w:rPr>
+                          <w:t xml:space="preserve">Zoom Session with Nico.  </w:t>
+                        </w:r>
+                        <w:hyperlink r:id="rId42">
+                          <w:r>
+                            <w:rPr>
+                              <w:rFonts w:ascii="Calibri" w:hAnsi="Calibri"/>
+                              <w:b/>
+                              <w:color w:val="365F91"/>
+                              <w:sz w:val="23"/>
+                            </w:rPr>
+                            <w:t xml:space="preserve">Zoom link here</w:t>
+                          </w:r>
+                        </w:hyperlink>
+                        <w:r>
+                          <w:rPr>
+                            <w:rFonts w:ascii="Calibri" w:hAnsi="Calibri"/>
+                            <w:b w:val="0"/>
+                            <w:i w:val="0"/>
+                            <w:color w:val="1A1A1A"/>
+                            <w:sz w:val="23"/>
+                            <w:u w:val="none"/>
+                          </w:rPr>
+                          <w:t>.</w:t>
+                        </w:r>
+                        <w:r>
+                          <w:rPr>
+                            <w:rFonts w:ascii="Calibri" w:hAnsi="Calibri"/>
+                            <w:b/>
+                            <w:i w:val="0"/>
+                            <w:color w:val="0B2B4E"/>
+                            <w:sz w:val="23"/>
+                            <w:u w:val="none"/>
+                          </w:rPr>
+                          <w:tab/>
+                          <w:t>Sun, Oct 11, 9:00 am PT</w:t>
+                        </w:r>
+                      </w:p>
+                    </w:txbxContent>
+                  </wps:txbx>
+                  <wps:bodyPr rot="0" vert="horz" wrap="square" lIns="109728" tIns="54864" rIns="109728" bIns="54864" anchor="t" anchorCtr="0">
+                    <a:noAutofit/>
+                  </wps:bodyPr>
+                </wps:wsp>
+              </a:graphicData>
+            </a:graphic>
+          </wp:inline>
+        </w:drawing>
+      </w:r>
+    </w:p>
+    <w:p>
+      <w:pPr>
+        <w:spacing w:before="20" w:after="40"/>
+        <w:jc w:val="center"/>
+      </w:pPr>
+      <w:r>
+        <w:drawing xmlns:a="http://schemas.openxmlformats.org/drawingml/2006/main">
+          <wp:inline distT="0" distB="0" distL="0" distR="0">
             <wp:extent cx="5949360" cy="521335"/>
             <wp:effectExtent l="0" t="0" r="76200" b="76200"/>
-            <wp:docPr id="1022" name="Card 1022"/>
+            <wp:docPr id="1023" name="Card 1023"/>
             <a:graphic>
               <a:graphicData uri="http://schemas.microsoft.com/office/word/2010/wordprocessingShape">
                 <wps:wsp>
@@ -5982,7 +6062,7 @@
           <wp:inline distT="0" distB="0" distL="0" distR="0">
             <wp:extent cx="5949360" cy="550037"/>
             <wp:effectExtent l="0" t="0" r="76200" b="76200"/>
-            <wp:docPr id="1023" name="Card 1023"/>
+            <wp:docPr id="1024" name="Card 1024"/>
             <a:graphic>
               <a:graphicData uri="http://schemas.microsoft.com/office/word/2010/wordprocessingShape">
                 <wps:wsp>
@@ -6088,7 +6168,7 @@
             <wp:extent cx="5949360" cy="5981319"/>
             <wp:effectExtent l="0" t="0" r="76200" b="76200"/>
             <wp:wrapNone/>
-            <wp:docPr id="1027" name="Container 1027"/>
+            <wp:docPr id="1028" name="Container 1028"/>
             <a:graphic>
               <a:graphicData uri="http://schemas.microsoft.com/office/word/2010/wordprocessingShape">
                 <wps:wsp>
@@ -6139,7 +6219,7 @@
           <wp:inline distT="0" distB="0" distL="0" distR="0">
             <wp:extent cx="5583600" cy="2161413"/>
             <wp:effectExtent l="0" t="0" r="76200" b="76200"/>
-            <wp:docPr id="1024" name="Card 1024"/>
+            <wp:docPr id="1025" name="Card 1025"/>
             <a:graphic>
               <a:graphicData uri="http://schemas.microsoft.com/office/word/2010/wordprocessingShape">
                 <wps:wsp>
@@ -6240,7 +6320,7 @@
                           <w:t>•</w:t>
                           <w:tab/>
                         </w:r>
-                        <w:hyperlink r:id="rId45">
+                        <w:hyperlink r:id="rId43">
                           <w:r>
                             <w:rPr>
                               <w:rFonts w:ascii="Calibri" w:hAnsi="Calibri"/>
@@ -6261,6 +6341,70 @@
                             <w:u w:val="none"/>
                           </w:rPr>
                           <w:t xml:space="preserve">  (3 min)</w:t>
+                        </w:r>
+                        <w:r>
+                          <w:rPr>
+                            <w:rFonts w:ascii="Calibri" w:hAnsi="Calibri"/>
+                            <w:b w:val="0"/>
+                            <w:i w:val="0"/>
+                            <w:color w:val="555B66"/>
+                            <w:sz w:val="20"/>
+                            <w:u w:val="none"/>
+                          </w:rPr>
+                          <w:t xml:space="preserve">  ·  </w:t>
+                        </w:r>
+                        <w:hyperlink r:id="rId44">
+                          <w:r>
+                            <w:rPr>
+                              <w:rFonts w:ascii="Calibri" w:hAnsi="Calibri"/>
+                              <w:color w:val="365F91"/>
+                              <w:sz w:val="20"/>
+                            </w:rPr>
+                            <w:t xml:space="preserve">slides</w:t>
+                          </w:r>
+                        </w:hyperlink>
+                      </w:p>
+                      <w:p>
+                        <w:pPr>
+                          <w:tabs>
+                            <w:tab w:pos="432" w:val="left"/>
+                          </w:tabs>
+                          <w:spacing w:before="0" w:after="20"/>
+                          <w:ind w:left="432" w:hanging="230"/>
+                        </w:pPr>
+                        <w:r>
+                          <w:rPr>
+                            <w:rFonts w:ascii="Calibri" w:hAnsi="Calibri"/>
+                            <w:b w:val="0"/>
+                            <w:i w:val="0"/>
+                            <w:color w:val="0B2B4E"/>
+                            <w:sz w:val="22"/>
+                            <w:u w:val="none"/>
+                          </w:rPr>
+                          <w:t>•</w:t>
+                          <w:tab/>
+                        </w:r>
+                        <w:hyperlink r:id="rId45">
+                          <w:r>
+                            <w:rPr>
+                              <w:rFonts w:ascii="Calibri" w:hAnsi="Calibri"/>
+                              <w:b/>
+                              <w:color w:val="365F91"/>
+                              <w:sz w:val="22"/>
+                            </w:rPr>
+                            <w:t xml:space="preserve">Video 2: The Production Function</w:t>
+                          </w:r>
+                        </w:hyperlink>
+                        <w:r>
+                          <w:rPr>
+                            <w:rFonts w:ascii="Calibri" w:hAnsi="Calibri"/>
+                            <w:b w:val="0"/>
+                            <w:i w:val="0"/>
+                            <w:color w:val="555B66"/>
+                            <w:sz w:val="20"/>
+                            <w:u w:val="none"/>
+                          </w:rPr>
+                          <w:t xml:space="preserve">  (8 min)</w:t>
                         </w:r>
                         <w:r>
                           <w:rPr>
@@ -6312,7 +6456,7 @@
                               <w:color w:val="365F91"/>
                               <w:sz w:val="22"/>
                             </w:rPr>
-                            <w:t xml:space="preserve">Video 2: The Production Function</w:t>
+                            <w:t xml:space="preserve">Video 3: Short Run: Hiring Decisions</w:t>
                           </w:r>
                         </w:hyperlink>
                         <w:r>
@@ -6324,7 +6468,7 @@
                             <w:sz w:val="20"/>
                             <w:u w:val="none"/>
                           </w:rPr>
-                          <w:t xml:space="preserve">  (8 min)</w:t>
+                          <w:t xml:space="preserve">  (31 min)</w:t>
                         </w:r>
                         <w:r>
                           <w:rPr>
@@ -6376,7 +6520,7 @@
                               <w:color w:val="365F91"/>
                               <w:sz w:val="22"/>
                             </w:rPr>
-                            <w:t xml:space="preserve">Video 3: Short Run: Hiring Decisions</w:t>
+                            <w:t xml:space="preserve">Video 4: Wage Searchers</w:t>
                           </w:r>
                         </w:hyperlink>
                         <w:r>
@@ -6388,7 +6532,7 @@
                             <w:sz w:val="20"/>
                             <w:u w:val="none"/>
                           </w:rPr>
-                          <w:t xml:space="preserve">  (31 min)</w:t>
+                          <w:t xml:space="preserve">  (6 min)</w:t>
                         </w:r>
                         <w:r>
                           <w:rPr>
@@ -6440,7 +6584,7 @@
                               <w:color w:val="365F91"/>
                               <w:sz w:val="22"/>
                             </w:rPr>
-                            <w:t xml:space="preserve">Video 4: Wage Searchers</w:t>
+                            <w:t xml:space="preserve">Video 5: Long Run: The Optimal Input Mix</w:t>
                           </w:r>
                         </w:hyperlink>
                         <w:r>
@@ -6452,7 +6596,7 @@
                             <w:sz w:val="20"/>
                             <w:u w:val="none"/>
                           </w:rPr>
-                          <w:t xml:space="preserve">  (6 min)</w:t>
+                          <w:t xml:space="preserve">  (19 min)</w:t>
                         </w:r>
                         <w:r>
                           <w:rPr>
@@ -6504,7 +6648,7 @@
                               <w:color w:val="365F91"/>
                               <w:sz w:val="22"/>
                             </w:rPr>
-                            <w:t xml:space="preserve">Video 5: Long Run: The Optimal Input Mix</w:t>
+                            <w:t xml:space="preserve">Video 6: Cost Concepts</w:t>
                           </w:r>
                         </w:hyperlink>
                         <w:r>
@@ -6516,7 +6660,7 @@
                             <w:sz w:val="20"/>
                             <w:u w:val="none"/>
                           </w:rPr>
-                          <w:t xml:space="preserve">  (19 min)</w:t>
+                          <w:t xml:space="preserve">  (33 min)</w:t>
                         </w:r>
                         <w:r>
                           <w:rPr>
@@ -6568,7 +6712,7 @@
                               <w:color w:val="365F91"/>
                               <w:sz w:val="22"/>
                             </w:rPr>
-                            <w:t xml:space="preserve">Video 6: Cost Concepts</w:t>
+                            <w:t xml:space="preserve">Video 7: Economies of Scale and Scope</w:t>
                           </w:r>
                         </w:hyperlink>
                         <w:r>
@@ -6580,7 +6724,7 @@
                             <w:sz w:val="20"/>
                             <w:u w:val="none"/>
                           </w:rPr>
-                          <w:t xml:space="preserve">  (33 min)</w:t>
+                          <w:t xml:space="preserve">  (13 min)</w:t>
                         </w:r>
                         <w:r>
                           <w:rPr>
@@ -6594,70 +6738,6 @@
                           <w:t xml:space="preserve">  ·  </w:t>
                         </w:r>
                         <w:hyperlink r:id="rId56">
-                          <w:r>
-                            <w:rPr>
-                              <w:rFonts w:ascii="Calibri" w:hAnsi="Calibri"/>
-                              <w:color w:val="365F91"/>
-                              <w:sz w:val="20"/>
-                            </w:rPr>
-                            <w:t xml:space="preserve">slides</w:t>
-                          </w:r>
-                        </w:hyperlink>
-                      </w:p>
-                      <w:p>
-                        <w:pPr>
-                          <w:tabs>
-                            <w:tab w:pos="432" w:val="left"/>
-                          </w:tabs>
-                          <w:spacing w:before="0" w:after="20"/>
-                          <w:ind w:left="432" w:hanging="230"/>
-                        </w:pPr>
-                        <w:r>
-                          <w:rPr>
-                            <w:rFonts w:ascii="Calibri" w:hAnsi="Calibri"/>
-                            <w:b w:val="0"/>
-                            <w:i w:val="0"/>
-                            <w:color w:val="0B2B4E"/>
-                            <w:sz w:val="22"/>
-                            <w:u w:val="none"/>
-                          </w:rPr>
-                          <w:t>•</w:t>
-                          <w:tab/>
-                        </w:r>
-                        <w:hyperlink r:id="rId57">
-                          <w:r>
-                            <w:rPr>
-                              <w:rFonts w:ascii="Calibri" w:hAnsi="Calibri"/>
-                              <w:b/>
-                              <w:color w:val="365F91"/>
-                              <w:sz w:val="22"/>
-                            </w:rPr>
-                            <w:t xml:space="preserve">Video 7: Economies of Scale and Scope</w:t>
-                          </w:r>
-                        </w:hyperlink>
-                        <w:r>
-                          <w:rPr>
-                            <w:rFonts w:ascii="Calibri" w:hAnsi="Calibri"/>
-                            <w:b w:val="0"/>
-                            <w:i w:val="0"/>
-                            <w:color w:val="555B66"/>
-                            <w:sz w:val="20"/>
-                            <w:u w:val="none"/>
-                          </w:rPr>
-                          <w:t xml:space="preserve">  (13 min)</w:t>
-                        </w:r>
-                        <w:r>
-                          <w:rPr>
-                            <w:rFonts w:ascii="Calibri" w:hAnsi="Calibri"/>
-                            <w:b w:val="0"/>
-                            <w:i w:val="0"/>
-                            <w:color w:val="555B66"/>
-                            <w:sz w:val="20"/>
-                            <w:u w:val="none"/>
-                          </w:rPr>
-                          <w:t xml:space="preserve">  ·  </w:t>
-                        </w:r>
-                        <w:hyperlink r:id="rId58">
                           <w:r>
                             <w:rPr>
                               <w:rFonts w:ascii="Calibri" w:hAnsi="Calibri"/>
@@ -6707,7 +6787,7 @@
           <wp:inline distT="0" distB="0" distL="0" distR="0">
             <wp:extent cx="5583600" cy="1040384"/>
             <wp:effectExtent l="0" t="0" r="76200" b="76200"/>
-            <wp:docPr id="1025" name="Card 1025"/>
+            <wp:docPr id="1026" name="Card 1026"/>
             <a:graphic>
               <a:graphicData uri="http://schemas.microsoft.com/office/word/2010/wordprocessingShape">
                 <wps:wsp>
@@ -6808,7 +6888,7 @@
                           <w:t>•</w:t>
                           <w:tab/>
                         </w:r>
-                        <w:hyperlink r:id="rId59">
+                        <w:hyperlink r:id="rId57">
                           <w:r>
                             <w:rPr>
                               <w:rFonts w:ascii="Calibri" w:hAnsi="Calibri"/>
@@ -6879,7 +6959,7 @@
                           <w:t>•</w:t>
                           <w:tab/>
                         </w:r>
-                        <w:hyperlink r:id="rId60">
+                        <w:hyperlink r:id="rId58">
                           <w:r>
                             <w:rPr>
                               <w:rFonts w:ascii="Calibri" w:hAnsi="Calibri"/>
@@ -6952,7 +7032,7 @@
           <wp:inline distT="0" distB="0" distL="0" distR="0">
             <wp:extent cx="5583600" cy="2085594"/>
             <wp:effectExtent l="0" t="0" r="76200" b="76200"/>
-            <wp:docPr id="1026" name="Card 1026"/>
+            <wp:docPr id="1027" name="Card 1027"/>
             <a:graphic>
               <a:graphicData uri="http://schemas.microsoft.com/office/word/2010/wordprocessingShape">
                 <wps:wsp>
@@ -7181,7 +7261,7 @@
                           <w:t>•</w:t>
                           <w:tab/>
                         </w:r>
-                        <w:hyperlink r:id="rId61">
+                        <w:hyperlink r:id="rId59">
                           <w:r>
                             <w:rPr>
                               <w:rFonts w:ascii="Calibri" w:hAnsi="Calibri"/>
@@ -7213,7 +7293,7 @@
                           <w:t>•</w:t>
                           <w:tab/>
                         </w:r>
-                        <w:hyperlink r:id="rId62">
+                        <w:hyperlink r:id="rId60">
                           <w:r>
                             <w:rPr>
                               <w:rFonts w:ascii="Calibri" w:hAnsi="Calibri"/>
@@ -7385,7 +7465,7 @@
           <wp:inline distT="0" distB="0" distL="0" distR="0">
             <wp:extent cx="5949360" cy="550037"/>
             <wp:effectExtent l="0" t="0" r="76200" b="76200"/>
-            <wp:docPr id="1028" name="Card 1028"/>
+            <wp:docPr id="1029" name="Card 1029"/>
             <a:graphic>
               <a:graphicData uri="http://schemas.microsoft.com/office/word/2010/wordprocessingShape">
                 <wps:wsp>
@@ -7491,7 +7571,7 @@
             <wp:extent cx="5949360" cy="6028689"/>
             <wp:effectExtent l="0" t="0" r="76200" b="76200"/>
             <wp:wrapNone/>
-            <wp:docPr id="1033" name="Container 1033"/>
+            <wp:docPr id="1034" name="Container 1034"/>
             <a:graphic>
               <a:graphicData uri="http://schemas.microsoft.com/office/word/2010/wordprocessingShape">
                 <wps:wsp>
@@ -7542,7 +7622,7 @@
           <wp:inline distT="0" distB="0" distL="0" distR="0">
             <wp:extent cx="5583600" cy="2754376"/>
             <wp:effectExtent l="0" t="0" r="76200" b="76200"/>
-            <wp:docPr id="1029" name="Card 1029"/>
+            <wp:docPr id="1030" name="Card 1030"/>
             <a:graphic>
               <a:graphicData uri="http://schemas.microsoft.com/office/word/2010/wordprocessingShape">
                 <wps:wsp>
@@ -7643,7 +7723,7 @@
                           <w:t>•</w:t>
                           <w:tab/>
                         </w:r>
-                        <w:hyperlink r:id="rId63">
+                        <w:hyperlink r:id="rId61">
                           <w:r>
                             <w:rPr>
                               <w:rFonts w:ascii="Calibri" w:hAnsi="Calibri"/>
@@ -7686,7 +7766,7 @@
                           <w:t>•</w:t>
                           <w:tab/>
                         </w:r>
-                        <w:hyperlink r:id="rId64">
+                        <w:hyperlink r:id="rId62">
                           <w:r>
                             <w:rPr>
                               <w:rFonts w:ascii="Calibri" w:hAnsi="Calibri"/>
@@ -7762,7 +7842,7 @@
                           <w:t>•</w:t>
                           <w:tab/>
                         </w:r>
-                        <w:hyperlink r:id="rId65">
+                        <w:hyperlink r:id="rId63">
                           <w:r>
                             <w:rPr>
                               <w:rFonts w:ascii="Calibri" w:hAnsi="Calibri"/>
@@ -7783,6 +7863,70 @@
                             <w:u w:val="none"/>
                           </w:rPr>
                           <w:t xml:space="preserve">  (6 min)</w:t>
+                        </w:r>
+                        <w:r>
+                          <w:rPr>
+                            <w:rFonts w:ascii="Calibri" w:hAnsi="Calibri"/>
+                            <w:b w:val="0"/>
+                            <w:i w:val="0"/>
+                            <w:color w:val="555B66"/>
+                            <w:sz w:val="20"/>
+                            <w:u w:val="none"/>
+                          </w:rPr>
+                          <w:t xml:space="preserve">  ·  </w:t>
+                        </w:r>
+                        <w:hyperlink r:id="rId64">
+                          <w:r>
+                            <w:rPr>
+                              <w:rFonts w:ascii="Calibri" w:hAnsi="Calibri"/>
+                              <w:color w:val="365F91"/>
+                              <w:sz w:val="20"/>
+                            </w:rPr>
+                            <w:t xml:space="preserve">slides</w:t>
+                          </w:r>
+                        </w:hyperlink>
+                      </w:p>
+                      <w:p>
+                        <w:pPr>
+                          <w:tabs>
+                            <w:tab w:pos="432" w:val="left"/>
+                          </w:tabs>
+                          <w:spacing w:before="0" w:after="20"/>
+                          <w:ind w:left="432" w:hanging="230"/>
+                        </w:pPr>
+                        <w:r>
+                          <w:rPr>
+                            <w:rFonts w:ascii="Calibri" w:hAnsi="Calibri"/>
+                            <w:b w:val="0"/>
+                            <w:i w:val="0"/>
+                            <w:color w:val="0B2B4E"/>
+                            <w:sz w:val="22"/>
+                            <w:u w:val="none"/>
+                          </w:rPr>
+                          <w:t>•</w:t>
+                          <w:tab/>
+                        </w:r>
+                        <w:hyperlink r:id="rId65">
+                          <w:r>
+                            <w:rPr>
+                              <w:rFonts w:ascii="Calibri" w:hAnsi="Calibri"/>
+                              <w:b/>
+                              <w:color w:val="365F91"/>
+                              <w:sz w:val="22"/>
+                            </w:rPr>
+                            <w:t xml:space="preserve">Video 2: Perfect Competition</w:t>
+                          </w:r>
+                        </w:hyperlink>
+                        <w:r>
+                          <w:rPr>
+                            <w:rFonts w:ascii="Calibri" w:hAnsi="Calibri"/>
+                            <w:b w:val="0"/>
+                            <w:i w:val="0"/>
+                            <w:color w:val="555B66"/>
+                            <w:sz w:val="20"/>
+                            <w:u w:val="none"/>
+                          </w:rPr>
+                          <w:t xml:space="preserve">  (8 min)</w:t>
                         </w:r>
                         <w:r>
                           <w:rPr>
@@ -7834,7 +7978,7 @@
                               <w:color w:val="365F91"/>
                               <w:sz w:val="22"/>
                             </w:rPr>
-                            <w:t xml:space="preserve">Video 2: Perfect Competition</w:t>
+                            <w:t xml:space="preserve">Video 3: Profit Maximization of a Price Taker – Short Run</w:t>
                           </w:r>
                         </w:hyperlink>
                         <w:r>
@@ -7846,7 +7990,7 @@
                             <w:sz w:val="20"/>
                             <w:u w:val="none"/>
                           </w:rPr>
-                          <w:t xml:space="preserve">  (8 min)</w:t>
+                          <w:t xml:space="preserve">  (45 min)</w:t>
                         </w:r>
                         <w:r>
                           <w:rPr>
@@ -7898,7 +8042,7 @@
                               <w:color w:val="365F91"/>
                               <w:sz w:val="22"/>
                             </w:rPr>
-                            <w:t xml:space="preserve">Video 3: Profit Maximization of a Price Taker – Short Run</w:t>
+                            <w:t xml:space="preserve">Video 4: Firm-Level and Market Supply</w:t>
                           </w:r>
                         </w:hyperlink>
                         <w:r>
@@ -7910,7 +8054,7 @@
                             <w:sz w:val="20"/>
                             <w:u w:val="none"/>
                           </w:rPr>
-                          <w:t xml:space="preserve">  (45 min)</w:t>
+                          <w:t xml:space="preserve">  (6 min)</w:t>
                         </w:r>
                         <w:r>
                           <w:rPr>
@@ -7962,7 +8106,7 @@
                               <w:color w:val="365F91"/>
                               <w:sz w:val="22"/>
                             </w:rPr>
-                            <w:t xml:space="preserve">Video 4: Firm-Level and Market Supply</w:t>
+                            <w:t xml:space="preserve">Video 5: Long-Run Competitive Equilibrium</w:t>
                           </w:r>
                         </w:hyperlink>
                         <w:r>
@@ -7974,7 +8118,7 @@
                             <w:sz w:val="20"/>
                             <w:u w:val="none"/>
                           </w:rPr>
-                          <w:t xml:space="preserve">  (6 min)</w:t>
+                          <w:t xml:space="preserve">  (8 min)</w:t>
                         </w:r>
                         <w:r>
                           <w:rPr>
@@ -7988,70 +8132,6 @@
                           <w:t xml:space="preserve">  ·  </w:t>
                         </w:r>
                         <w:hyperlink r:id="rId72">
-                          <w:r>
-                            <w:rPr>
-                              <w:rFonts w:ascii="Calibri" w:hAnsi="Calibri"/>
-                              <w:color w:val="365F91"/>
-                              <w:sz w:val="20"/>
-                            </w:rPr>
-                            <w:t xml:space="preserve">slides</w:t>
-                          </w:r>
-                        </w:hyperlink>
-                      </w:p>
-                      <w:p>
-                        <w:pPr>
-                          <w:tabs>
-                            <w:tab w:pos="432" w:val="left"/>
-                          </w:tabs>
-                          <w:spacing w:before="0" w:after="20"/>
-                          <w:ind w:left="432" w:hanging="230"/>
-                        </w:pPr>
-                        <w:r>
-                          <w:rPr>
-                            <w:rFonts w:ascii="Calibri" w:hAnsi="Calibri"/>
-                            <w:b w:val="0"/>
-                            <w:i w:val="0"/>
-                            <w:color w:val="0B2B4E"/>
-                            <w:sz w:val="22"/>
-                            <w:u w:val="none"/>
-                          </w:rPr>
-                          <w:t>•</w:t>
-                          <w:tab/>
-                        </w:r>
-                        <w:hyperlink r:id="rId73">
-                          <w:r>
-                            <w:rPr>
-                              <w:rFonts w:ascii="Calibri" w:hAnsi="Calibri"/>
-                              <w:b/>
-                              <w:color w:val="365F91"/>
-                              <w:sz w:val="22"/>
-                            </w:rPr>
-                            <w:t xml:space="preserve">Video 5: Long-Run Competitive Equilibrium</w:t>
-                          </w:r>
-                        </w:hyperlink>
-                        <w:r>
-                          <w:rPr>
-                            <w:rFonts w:ascii="Calibri" w:hAnsi="Calibri"/>
-                            <w:b w:val="0"/>
-                            <w:i w:val="0"/>
-                            <w:color w:val="555B66"/>
-                            <w:sz w:val="20"/>
-                            <w:u w:val="none"/>
-                          </w:rPr>
-                          <w:t xml:space="preserve">  (8 min)</w:t>
-                        </w:r>
-                        <w:r>
-                          <w:rPr>
-                            <w:rFonts w:ascii="Calibri" w:hAnsi="Calibri"/>
-                            <w:b w:val="0"/>
-                            <w:i w:val="0"/>
-                            <w:color w:val="555B66"/>
-                            <w:sz w:val="20"/>
-                            <w:u w:val="none"/>
-                          </w:rPr>
-                          <w:t xml:space="preserve">  ·  </w:t>
-                        </w:r>
-                        <w:hyperlink r:id="rId74">
                           <w:r>
                             <w:rPr>
                               <w:rFonts w:ascii="Calibri" w:hAnsi="Calibri"/>
@@ -8101,7 +8181,7 @@
           <wp:inline distT="0" distB="0" distL="0" distR="0">
             <wp:extent cx="5583600" cy="1040384"/>
             <wp:effectExtent l="0" t="0" r="76200" b="76200"/>
-            <wp:docPr id="1030" name="Card 1030"/>
+            <wp:docPr id="1031" name="Card 1031"/>
             <a:graphic>
               <a:graphicData uri="http://schemas.microsoft.com/office/word/2010/wordprocessingShape">
                 <wps:wsp>
@@ -8202,7 +8282,7 @@
                           <w:t>•</w:t>
                           <w:tab/>
                         </w:r>
-                        <w:hyperlink r:id="rId75">
+                        <w:hyperlink r:id="rId73">
                           <w:r>
                             <w:rPr>
                               <w:rFonts w:ascii="Calibri" w:hAnsi="Calibri"/>
@@ -8273,7 +8353,7 @@
                           <w:t>•</w:t>
                           <w:tab/>
                         </w:r>
-                        <w:hyperlink r:id="rId76">
+                        <w:hyperlink r:id="rId74">
                           <w:r>
                             <w:rPr>
                               <w:rFonts w:ascii="Calibri" w:hAnsi="Calibri"/>
@@ -8346,7 +8426,7 @@
           <wp:inline distT="0" distB="0" distL="0" distR="0">
             <wp:extent cx="5583600" cy="851661"/>
             <wp:effectExtent l="0" t="0" r="76200" b="76200"/>
-            <wp:docPr id="1031" name="Card 1031"/>
+            <wp:docPr id="1032" name="Card 1032"/>
             <a:graphic>
               <a:graphicData uri="http://schemas.microsoft.com/office/word/2010/wordprocessingShape">
                 <wps:wsp>
@@ -8481,7 +8561,7 @@
           <wp:inline distT="0" distB="0" distL="0" distR="0">
             <wp:extent cx="5583600" cy="612139"/>
             <wp:effectExtent l="0" t="0" r="76200" b="76200"/>
-            <wp:docPr id="1032" name="Card 1032"/>
+            <wp:docPr id="1033" name="Card 1033"/>
             <a:graphic>
               <a:graphicData uri="http://schemas.microsoft.com/office/word/2010/wordprocessingShape">
                 <wps:wsp>
@@ -8566,7 +8646,7 @@
                           <w:t>•</w:t>
                           <w:tab/>
                         </w:r>
-                        <w:hyperlink r:id="rId77">
+                        <w:hyperlink r:id="rId75">
                           <w:r>
                             <w:rPr>
                               <w:rFonts w:ascii="Calibri" w:hAnsi="Calibri"/>
@@ -8738,7 +8818,7 @@
           <wp:inline distT="0" distB="0" distL="0" distR="0">
             <wp:extent cx="5949360" cy="521335"/>
             <wp:effectExtent l="0" t="0" r="76200" b="76200"/>
-            <wp:docPr id="1034" name="Card 1034"/>
+            <wp:docPr id="1035" name="Card 1035"/>
             <a:graphic>
               <a:graphicData uri="http://schemas.microsoft.com/office/word/2010/wordprocessingShape">
                 <wps:wsp>
@@ -8859,7 +8939,7 @@
           <wp:inline distT="0" distB="0" distL="0" distR="0">
             <wp:extent cx="5949360" cy="927481"/>
             <wp:effectExtent l="0" t="0" r="76200" b="76200"/>
-            <wp:docPr id="1035" name="Card 1035"/>
+            <wp:docPr id="1036" name="Card 1036"/>
             <a:graphic>
               <a:graphicData uri="http://schemas.microsoft.com/office/word/2010/wordprocessingShape">
                 <wps:wsp>
@@ -8993,7 +9073,7 @@
           <wp:inline distT="0" distB="0" distL="0" distR="0">
             <wp:extent cx="5949360" cy="1229105"/>
             <wp:effectExtent l="0" t="0" r="76200" b="76200"/>
-            <wp:docPr id="1036" name="Card 1036"/>
+            <wp:docPr id="1037" name="Card 1037"/>
             <a:graphic>
               <a:graphicData uri="http://schemas.microsoft.com/office/word/2010/wordprocessingShape">
                 <wps:wsp>
@@ -9211,7 +9291,7 @@
             <wp:extent cx="5949360" cy="4620767"/>
             <wp:effectExtent l="0" t="0" r="76200" b="76200"/>
             <wp:wrapNone/>
-            <wp:docPr id="1040" name="Container 1040"/>
+            <wp:docPr id="1041" name="Container 1041"/>
             <a:graphic>
               <a:graphicData uri="http://schemas.microsoft.com/office/word/2010/wordprocessingShape">
                 <wps:wsp>
@@ -9262,7 +9342,7 @@
           <wp:inline distT="0" distB="0" distL="0" distR="0">
             <wp:extent cx="5583600" cy="1657349"/>
             <wp:effectExtent l="0" t="0" r="76200" b="76200"/>
-            <wp:docPr id="1037" name="Card 1037"/>
+            <wp:docPr id="1038" name="Card 1038"/>
             <a:graphic>
               <a:graphicData uri="http://schemas.microsoft.com/office/word/2010/wordprocessingShape">
                 <wps:wsp>
@@ -9444,7 +9524,7 @@
                           <w:t>•</w:t>
                           <w:tab/>
                         </w:r>
-                        <w:hyperlink r:id="rId78">
+                        <w:hyperlink r:id="rId76">
                           <w:r>
                             <w:rPr>
                               <w:rFonts w:ascii="Calibri" w:hAnsi="Calibri"/>
@@ -9476,7 +9556,7 @@
                           <w:t>•</w:t>
                           <w:tab/>
                         </w:r>
-                        <w:hyperlink r:id="rId79">
+                        <w:hyperlink r:id="rId77">
                           <w:r>
                             <w:rPr>
                               <w:rFonts w:ascii="Calibri" w:hAnsi="Calibri"/>
@@ -9508,7 +9588,7 @@
                           <w:t>•</w:t>
                           <w:tab/>
                         </w:r>
-                        <w:hyperlink r:id="rId80">
+                        <w:hyperlink r:id="rId78">
                           <w:r>
                             <w:rPr>
                               <w:rFonts w:ascii="Calibri" w:hAnsi="Calibri"/>
@@ -9542,7 +9622,7 @@
           <wp:inline distT="0" distB="0" distL="0" distR="0">
             <wp:extent cx="5583600" cy="1657349"/>
             <wp:effectExtent l="0" t="0" r="76200" b="76200"/>
-            <wp:docPr id="1038" name="Card 1038"/>
+            <wp:docPr id="1039" name="Card 1039"/>
             <a:graphic>
               <a:graphicData uri="http://schemas.microsoft.com/office/word/2010/wordprocessingShape">
                 <wps:wsp>
@@ -9723,7 +9803,7 @@
                           <w:t>•</w:t>
                           <w:tab/>
                         </w:r>
-                        <w:hyperlink r:id="rId81">
+                        <w:hyperlink r:id="rId79">
                           <w:r>
                             <w:rPr>
                               <w:rFonts w:ascii="Calibri" w:hAnsi="Calibri"/>
@@ -9789,7 +9869,7 @@
           <wp:inline distT="0" distB="0" distL="0" distR="0">
             <wp:extent cx="5583600" cy="612139"/>
             <wp:effectExtent l="0" t="0" r="76200" b="76200"/>
-            <wp:docPr id="1039" name="Card 1039"/>
+            <wp:docPr id="1040" name="Card 1040"/>
             <a:graphic>
               <a:graphicData uri="http://schemas.microsoft.com/office/word/2010/wordprocessingShape">
                 <wps:wsp>
@@ -9874,7 +9954,7 @@
                           <w:t>•</w:t>
                           <w:tab/>
                         </w:r>
-                        <w:hyperlink r:id="rId82">
+                        <w:hyperlink r:id="rId80">
                           <w:r>
                             <w:rPr>
                               <w:rFonts w:ascii="Calibri" w:hAnsi="Calibri"/>
@@ -10046,7 +10126,7 @@
           <wp:inline distT="0" distB="0" distL="0" distR="0">
             <wp:extent cx="5949360" cy="1162304"/>
             <wp:effectExtent l="0" t="0" r="76200" b="76200"/>
-            <wp:docPr id="1041" name="Card 1041"/>
+            <wp:docPr id="1042" name="Card 1042"/>
             <a:graphic>
               <a:graphicData uri="http://schemas.microsoft.com/office/word/2010/wordprocessingShape">
                 <wps:wsp>
@@ -10265,7 +10345,7 @@
             <wp:extent cx="5949360" cy="2509773"/>
             <wp:effectExtent l="0" t="0" r="76200" b="76200"/>
             <wp:wrapNone/>
-            <wp:docPr id="1044" name="Container 1044"/>
+            <wp:docPr id="1045" name="Container 1045"/>
             <a:graphic>
               <a:graphicData uri="http://schemas.microsoft.com/office/word/2010/wordprocessingShape">
                 <wps:wsp>
@@ -10316,7 +10396,7 @@
           <wp:inline distT="0" distB="0" distL="0" distR="0">
             <wp:extent cx="5583600" cy="851661"/>
             <wp:effectExtent l="0" t="0" r="76200" b="76200"/>
-            <wp:docPr id="1042" name="Card 1042"/>
+            <wp:docPr id="1043" name="Card 1043"/>
             <a:graphic>
               <a:graphicData uri="http://schemas.microsoft.com/office/word/2010/wordprocessingShape">
                 <wps:wsp>
@@ -10417,7 +10497,7 @@
                           <w:t>•</w:t>
                           <w:tab/>
                         </w:r>
-                        <w:hyperlink r:id="rId83">
+                        <w:hyperlink r:id="rId81">
                           <w:r>
                             <w:rPr>
                               <w:rFonts w:ascii="Calibri" w:hAnsi="Calibri"/>
@@ -10462,7 +10542,7 @@
           <wp:inline distT="0" distB="0" distL="0" distR="0">
             <wp:extent cx="5583600" cy="851661"/>
             <wp:effectExtent l="0" t="0" r="76200" b="76200"/>
-            <wp:docPr id="1043" name="Card 1043"/>
+            <wp:docPr id="1044" name="Card 1044"/>
             <a:graphic>
               <a:graphicData uri="http://schemas.microsoft.com/office/word/2010/wordprocessingShape">
                 <wps:wsp>
@@ -10800,7 +10880,7 @@
           <wp:inline distT="0" distB="0" distL="0" distR="0">
             <wp:extent cx="5949360" cy="521335"/>
             <wp:effectExtent l="0" t="0" r="76200" b="76200"/>
-            <wp:docPr id="1045" name="Card 1045"/>
+            <wp:docPr id="1046" name="Card 1046"/>
             <a:graphic>
               <a:graphicData uri="http://schemas.microsoft.com/office/word/2010/wordprocessingShape">
                 <wps:wsp>
@@ -10921,7 +11001,7 @@
           <wp:inline distT="0" distB="0" distL="0" distR="0">
             <wp:extent cx="5949360" cy="550037"/>
             <wp:effectExtent l="0" t="0" r="76200" b="76200"/>
-            <wp:docPr id="1046" name="Card 1046"/>
+            <wp:docPr id="1047" name="Card 1047"/>
             <a:graphic>
               <a:graphicData uri="http://schemas.microsoft.com/office/word/2010/wordprocessingShape">
                 <wps:wsp>
@@ -11027,7 +11107,7 @@
             <wp:extent cx="5949360" cy="6177915"/>
             <wp:effectExtent l="0" t="0" r="76200" b="76200"/>
             <wp:wrapNone/>
-            <wp:docPr id="1051" name="Container 1051"/>
+            <wp:docPr id="1052" name="Container 1052"/>
             <a:graphic>
               <a:graphicData uri="http://schemas.microsoft.com/office/word/2010/wordprocessingShape">
                 <wps:wsp>
@@ -11078,7 +11158,7 @@
           <wp:inline distT="0" distB="0" distL="0" distR="0">
             <wp:extent cx="5583600" cy="2526157"/>
             <wp:effectExtent l="0" t="0" r="76200" b="76200"/>
-            <wp:docPr id="1047" name="Card 1047"/>
+            <wp:docPr id="1048" name="Card 1048"/>
             <a:graphic>
               <a:graphicData uri="http://schemas.microsoft.com/office/word/2010/wordprocessingShape">
                 <wps:wsp>
@@ -11179,7 +11259,7 @@
                           <w:t>•</w:t>
                           <w:tab/>
                         </w:r>
-                        <w:hyperlink r:id="rId84">
+                        <w:hyperlink r:id="rId82">
                           <w:r>
                             <w:rPr>
                               <w:rFonts w:ascii="Calibri" w:hAnsi="Calibri"/>
@@ -11222,7 +11302,7 @@
                           <w:t>•</w:t>
                           <w:tab/>
                         </w:r>
-                        <w:hyperlink r:id="rId85">
+                        <w:hyperlink r:id="rId83">
                           <w:r>
                             <w:rPr>
                               <w:rFonts w:ascii="Calibri" w:hAnsi="Calibri"/>
@@ -11265,7 +11345,7 @@
                           <w:t>•</w:t>
                           <w:tab/>
                         </w:r>
-                        <w:hyperlink r:id="rId86">
+                        <w:hyperlink r:id="rId84">
                           <w:r>
                             <w:rPr>
                               <w:rFonts w:ascii="Calibri" w:hAnsi="Calibri"/>
@@ -11308,7 +11388,7 @@
                           <w:t>•</w:t>
                           <w:tab/>
                         </w:r>
-                        <w:hyperlink r:id="rId87">
+                        <w:hyperlink r:id="rId85">
                           <w:r>
                             <w:rPr>
                               <w:rFonts w:ascii="Calibri" w:hAnsi="Calibri"/>
@@ -11351,7 +11431,7 @@
                           <w:t>•</w:t>
                           <w:tab/>
                         </w:r>
-                        <w:hyperlink r:id="rId88">
+                        <w:hyperlink r:id="rId86">
                           <w:r>
                             <w:rPr>
                               <w:rFonts w:ascii="Calibri" w:hAnsi="Calibri"/>
@@ -11394,7 +11474,7 @@
                           <w:t>•</w:t>
                           <w:tab/>
                         </w:r>
-                        <w:hyperlink r:id="rId89">
+                        <w:hyperlink r:id="rId87">
                           <w:r>
                             <w:rPr>
                               <w:rFonts w:ascii="Calibri" w:hAnsi="Calibri"/>
@@ -11437,7 +11517,7 @@
                           <w:t>•</w:t>
                           <w:tab/>
                         </w:r>
-                        <w:hyperlink r:id="rId90">
+                        <w:hyperlink r:id="rId88">
                           <w:r>
                             <w:rPr>
                               <w:rFonts w:ascii="Calibri" w:hAnsi="Calibri"/>
@@ -11480,7 +11560,7 @@
                           <w:t>•</w:t>
                           <w:tab/>
                         </w:r>
-                        <w:hyperlink r:id="rId91">
+                        <w:hyperlink r:id="rId89">
                           <w:r>
                             <w:rPr>
                               <w:rFonts w:ascii="Calibri" w:hAnsi="Calibri"/>
@@ -11542,7 +11622,7 @@
           <wp:inline distT="0" distB="0" distL="0" distR="0">
             <wp:extent cx="5583600" cy="1040384"/>
             <wp:effectExtent l="0" t="0" r="76200" b="76200"/>
-            <wp:docPr id="1048" name="Card 1048"/>
+            <wp:docPr id="1049" name="Card 1049"/>
             <a:graphic>
               <a:graphicData uri="http://schemas.microsoft.com/office/word/2010/wordprocessingShape">
                 <wps:wsp>
@@ -11643,7 +11723,7 @@
                           <w:t>•</w:t>
                           <w:tab/>
                         </w:r>
-                        <w:hyperlink r:id="rId92">
+                        <w:hyperlink r:id="rId90">
                           <w:r>
                             <w:rPr>
                               <w:rFonts w:ascii="Calibri" w:hAnsi="Calibri"/>
@@ -11714,7 +11794,7 @@
                           <w:t>•</w:t>
                           <w:tab/>
                         </w:r>
-                        <w:hyperlink r:id="rId93">
+                        <w:hyperlink r:id="rId91">
                           <w:r>
                             <w:rPr>
                               <w:rFonts w:ascii="Calibri" w:hAnsi="Calibri"/>
@@ -11787,7 +11867,7 @@
           <wp:inline distT="0" distB="0" distL="0" distR="0">
             <wp:extent cx="5583600" cy="1040384"/>
             <wp:effectExtent l="0" t="0" r="76200" b="76200"/>
-            <wp:docPr id="1049" name="Card 1049"/>
+            <wp:docPr id="1050" name="Card 1050"/>
             <a:graphic>
               <a:graphicData uri="http://schemas.microsoft.com/office/word/2010/wordprocessingShape">
                 <wps:wsp>
@@ -11954,7 +12034,7 @@
           <wp:inline distT="0" distB="0" distL="0" distR="0">
             <wp:extent cx="5583600" cy="800861"/>
             <wp:effectExtent l="0" t="0" r="76200" b="76200"/>
-            <wp:docPr id="1050" name="Card 1050"/>
+            <wp:docPr id="1051" name="Card 1051"/>
             <a:graphic>
               <a:graphicData uri="http://schemas.microsoft.com/office/word/2010/wordprocessingShape">
                 <wps:wsp>
@@ -12039,7 +12119,7 @@
                           <w:t>•</w:t>
                           <w:tab/>
                         </w:r>
-                        <w:hyperlink r:id="rId94">
+                        <w:hyperlink r:id="rId92">
                           <w:r>
                             <w:rPr>
                               <w:rFonts w:ascii="Calibri" w:hAnsi="Calibri"/>
@@ -12071,7 +12151,7 @@
                           <w:t>•</w:t>
                           <w:tab/>
                         </w:r>
-                        <w:hyperlink r:id="rId95">
+                        <w:hyperlink r:id="rId93">
                           <w:r>
                             <w:rPr>
                               <w:rFonts w:ascii="Calibri" w:hAnsi="Calibri"/>
@@ -12243,7 +12323,7 @@
           <wp:inline distT="0" distB="0" distL="0" distR="0">
             <wp:extent cx="5949360" cy="550037"/>
             <wp:effectExtent l="0" t="0" r="76200" b="76200"/>
-            <wp:docPr id="1052" name="Card 1052"/>
+            <wp:docPr id="1053" name="Card 1053"/>
             <a:graphic>
               <a:graphicData uri="http://schemas.microsoft.com/office/word/2010/wordprocessingShape">
                 <wps:wsp>
@@ -12349,7 +12429,7 @@
             <wp:extent cx="5949360" cy="5297805"/>
             <wp:effectExtent l="0" t="0" r="76200" b="76200"/>
             <wp:wrapNone/>
-            <wp:docPr id="1057" name="Container 1057"/>
+            <wp:docPr id="1058" name="Container 1058"/>
             <a:graphic>
               <a:graphicData uri="http://schemas.microsoft.com/office/word/2010/wordprocessingShape">
                 <wps:wsp>
@@ -12400,7 +12480,7 @@
           <wp:inline distT="0" distB="0" distL="0" distR="0">
             <wp:extent cx="5583600" cy="2023491"/>
             <wp:effectExtent l="0" t="0" r="76200" b="76200"/>
-            <wp:docPr id="1053" name="Card 1053"/>
+            <wp:docPr id="1054" name="Card 1054"/>
             <a:graphic>
               <a:graphicData uri="http://schemas.microsoft.com/office/word/2010/wordprocessingShape">
                 <wps:wsp>
@@ -12501,7 +12581,7 @@
                           <w:t>•</w:t>
                           <w:tab/>
                         </w:r>
-                        <w:hyperlink r:id="rId96">
+                        <w:hyperlink r:id="rId94">
                           <w:r>
                             <w:rPr>
                               <w:rFonts w:ascii="Calibri" w:hAnsi="Calibri"/>
@@ -12560,7 +12640,7 @@
                           <w:t>•</w:t>
                           <w:tab/>
                         </w:r>
-                        <w:hyperlink r:id="rId97">
+                        <w:hyperlink r:id="rId95">
                           <w:r>
                             <w:rPr>
                               <w:rFonts w:ascii="Calibri" w:hAnsi="Calibri"/>
@@ -12603,7 +12683,7 @@
                           <w:t>•</w:t>
                           <w:tab/>
                         </w:r>
-                        <w:hyperlink r:id="rId98">
+                        <w:hyperlink r:id="rId96">
                           <w:r>
                             <w:rPr>
                               <w:rFonts w:ascii="Calibri" w:hAnsi="Calibri"/>
@@ -12646,7 +12726,7 @@
                           <w:t>•</w:t>
                           <w:tab/>
                         </w:r>
-                        <w:hyperlink r:id="rId99">
+                        <w:hyperlink r:id="rId97">
                           <w:r>
                             <w:rPr>
                               <w:rFonts w:ascii="Calibri" w:hAnsi="Calibri"/>
@@ -12689,7 +12769,7 @@
                           <w:t>•</w:t>
                           <w:tab/>
                         </w:r>
-                        <w:hyperlink r:id="rId100">
+                        <w:hyperlink r:id="rId98">
                           <w:r>
                             <w:rPr>
                               <w:rFonts w:ascii="Calibri" w:hAnsi="Calibri"/>
@@ -12751,7 +12831,7 @@
           <wp:inline distT="0" distB="0" distL="0" distR="0">
             <wp:extent cx="5583600" cy="1040384"/>
             <wp:effectExtent l="0" t="0" r="76200" b="76200"/>
-            <wp:docPr id="1054" name="Card 1054"/>
+            <wp:docPr id="1055" name="Card 1055"/>
             <a:graphic>
               <a:graphicData uri="http://schemas.microsoft.com/office/word/2010/wordprocessingShape">
                 <wps:wsp>
@@ -12984,7 +13064,7 @@
           <wp:inline distT="0" distB="0" distL="0" distR="0">
             <wp:extent cx="5583600" cy="851661"/>
             <wp:effectExtent l="0" t="0" r="76200" b="76200"/>
-            <wp:docPr id="1055" name="Card 1055"/>
+            <wp:docPr id="1056" name="Card 1056"/>
             <a:graphic>
               <a:graphicData uri="http://schemas.microsoft.com/office/word/2010/wordprocessingShape">
                 <wps:wsp>
@@ -13119,7 +13199,7 @@
           <wp:inline distT="0" distB="0" distL="0" distR="0">
             <wp:extent cx="5583600" cy="612139"/>
             <wp:effectExtent l="0" t="0" r="76200" b="76200"/>
-            <wp:docPr id="1056" name="Card 1056"/>
+            <wp:docPr id="1057" name="Card 1057"/>
             <a:graphic>
               <a:graphicData uri="http://schemas.microsoft.com/office/word/2010/wordprocessingShape">
                 <wps:wsp>
@@ -13204,7 +13284,7 @@
                           <w:t>•</w:t>
                           <w:tab/>
                         </w:r>
-                        <w:hyperlink r:id="rId101">
+                        <w:hyperlink r:id="rId99">
                           <w:r>
                             <w:rPr>
                               <w:rFonts w:ascii="Calibri" w:hAnsi="Calibri"/>
@@ -13376,7 +13456,7 @@
           <wp:inline distT="0" distB="0" distL="0" distR="0">
             <wp:extent cx="5949360" cy="521335"/>
             <wp:effectExtent l="0" t="0" r="76200" b="76200"/>
-            <wp:docPr id="1058" name="Card 1058"/>
+            <wp:docPr id="1059" name="Card 1059"/>
             <a:graphic>
               <a:graphicData uri="http://schemas.microsoft.com/office/word/2010/wordprocessingShape">
                 <wps:wsp>
@@ -13497,7 +13577,7 @@
           <wp:inline distT="0" distB="0" distL="0" distR="0">
             <wp:extent cx="5949360" cy="927481"/>
             <wp:effectExtent l="0" t="0" r="76200" b="76200"/>
-            <wp:docPr id="1059" name="Card 1059"/>
+            <wp:docPr id="1060" name="Card 1060"/>
             <a:graphic>
               <a:graphicData uri="http://schemas.microsoft.com/office/word/2010/wordprocessingShape">
                 <wps:wsp>
@@ -13631,7 +13711,7 @@
           <wp:inline distT="0" distB="0" distL="0" distR="0">
             <wp:extent cx="5949360" cy="1229105"/>
             <wp:effectExtent l="0" t="0" r="76200" b="76200"/>
-            <wp:docPr id="1060" name="Card 1060"/>
+            <wp:docPr id="1061" name="Card 1061"/>
             <a:graphic>
               <a:graphicData uri="http://schemas.microsoft.com/office/word/2010/wordprocessingShape">
                 <wps:wsp>
@@ -13849,7 +13929,7 @@
             <wp:extent cx="5949360" cy="4758690"/>
             <wp:effectExtent l="0" t="0" r="76200" b="76200"/>
             <wp:wrapNone/>
-            <wp:docPr id="1064" name="Container 1064"/>
+            <wp:docPr id="1065" name="Container 1065"/>
             <a:graphic>
               <a:graphicData uri="http://schemas.microsoft.com/office/word/2010/wordprocessingShape">
                 <wps:wsp>
@@ -13900,7 +13980,7 @@
           <wp:inline distT="0" distB="0" distL="0" distR="0">
             <wp:extent cx="5583600" cy="2034794"/>
             <wp:effectExtent l="0" t="0" r="76200" b="76200"/>
-            <wp:docPr id="1061" name="Card 1061"/>
+            <wp:docPr id="1062" name="Card 1062"/>
             <a:graphic>
               <a:graphicData uri="http://schemas.microsoft.com/office/word/2010/wordprocessingShape">
                 <wps:wsp>
@@ -14082,7 +14162,7 @@
                           <w:t>•</w:t>
                           <w:tab/>
                         </w:r>
-                        <w:hyperlink r:id="rId102">
+                        <w:hyperlink r:id="rId100">
                           <w:r>
                             <w:rPr>
                               <w:rFonts w:ascii="Calibri" w:hAnsi="Calibri"/>
@@ -14114,7 +14194,7 @@
                           <w:t>•</w:t>
                           <w:tab/>
                         </w:r>
-                        <w:hyperlink r:id="rId103">
+                        <w:hyperlink r:id="rId101">
                           <w:r>
                             <w:rPr>
                               <w:rFonts w:ascii="Calibri" w:hAnsi="Calibri"/>
@@ -14146,7 +14226,7 @@
                           <w:t>•</w:t>
                           <w:tab/>
                         </w:r>
-                        <w:hyperlink r:id="rId104">
+                        <w:hyperlink r:id="rId102">
                           <w:r>
                             <w:rPr>
                               <w:rFonts w:ascii="Calibri" w:hAnsi="Calibri"/>
@@ -14178,7 +14258,7 @@
                           <w:t>•</w:t>
                           <w:tab/>
                         </w:r>
-                        <w:hyperlink r:id="rId105">
+                        <w:hyperlink r:id="rId103">
                           <w:r>
                             <w:rPr>
                               <w:rFonts w:ascii="Calibri" w:hAnsi="Calibri"/>
@@ -14210,7 +14290,7 @@
                           <w:t>•</w:t>
                           <w:tab/>
                         </w:r>
-                        <w:hyperlink r:id="rId106">
+                        <w:hyperlink r:id="rId104">
                           <w:r>
                             <w:rPr>
                               <w:rFonts w:ascii="Calibri" w:hAnsi="Calibri"/>
@@ -14244,7 +14324,7 @@
           <wp:inline distT="0" distB="0" distL="0" distR="0">
             <wp:extent cx="5583600" cy="1417828"/>
             <wp:effectExtent l="0" t="0" r="76200" b="76200"/>
-            <wp:docPr id="1062" name="Card 1062"/>
+            <wp:docPr id="1063" name="Card 1063"/>
             <a:graphic>
               <a:graphicData uri="http://schemas.microsoft.com/office/word/2010/wordprocessingShape">
                 <wps:wsp>
@@ -14475,7 +14555,7 @@
           <wp:inline distT="0" distB="0" distL="0" distR="0">
             <wp:extent cx="5583600" cy="612139"/>
             <wp:effectExtent l="0" t="0" r="76200" b="76200"/>
-            <wp:docPr id="1063" name="Card 1063"/>
+            <wp:docPr id="1064" name="Card 1064"/>
             <a:graphic>
               <a:graphicData uri="http://schemas.microsoft.com/office/word/2010/wordprocessingShape">
                 <wps:wsp>
@@ -14560,7 +14640,7 @@
                           <w:t>•</w:t>
                           <w:tab/>
                         </w:r>
-                        <w:hyperlink r:id="rId107">
+                        <w:hyperlink r:id="rId105">
                           <w:r>
                             <w:rPr>
                               <w:rFonts w:ascii="Calibri" w:hAnsi="Calibri"/>
@@ -14732,7 +14812,7 @@
           <wp:inline distT="0" distB="0" distL="0" distR="0">
             <wp:extent cx="5949360" cy="521335"/>
             <wp:effectExtent l="0" t="0" r="76200" b="76200"/>
-            <wp:docPr id="1065" name="Card 1065"/>
+            <wp:docPr id="1066" name="Card 1066"/>
             <a:graphic>
               <a:graphicData uri="http://schemas.microsoft.com/office/word/2010/wordprocessingShape">
                 <wps:wsp>
@@ -14853,7 +14933,7 @@
           <wp:inline distT="0" distB="0" distL="0" distR="0">
             <wp:extent cx="5949360" cy="738759"/>
             <wp:effectExtent l="0" t="0" r="76200" b="76200"/>
-            <wp:docPr id="1066" name="Card 1066"/>
+            <wp:docPr id="1067" name="Card 1067"/>
             <a:graphic>
               <a:graphicData uri="http://schemas.microsoft.com/office/word/2010/wordprocessingShape">
                 <wps:wsp>
@@ -14975,7 +15055,7 @@
             <wp:extent cx="5949360" cy="4168521"/>
             <wp:effectExtent l="0" t="0" r="76200" b="76200"/>
             <wp:wrapNone/>
-            <wp:docPr id="1070" name="Container 1070"/>
+            <wp:docPr id="1071" name="Container 1071"/>
             <a:graphic>
               <a:graphicData uri="http://schemas.microsoft.com/office/word/2010/wordprocessingShape">
                 <wps:wsp>
@@ -15026,7 +15106,7 @@
           <wp:inline distT="0" distB="0" distL="0" distR="0">
             <wp:extent cx="5583600" cy="1822068"/>
             <wp:effectExtent l="0" t="0" r="76200" b="76200"/>
-            <wp:docPr id="1067" name="Card 1067"/>
+            <wp:docPr id="1068" name="Card 1068"/>
             <a:graphic>
               <a:graphicData uri="http://schemas.microsoft.com/office/word/2010/wordprocessingShape">
                 <wps:wsp>
@@ -15127,7 +15207,7 @@
                           <w:t>•</w:t>
                           <w:tab/>
                         </w:r>
-                        <w:hyperlink r:id="rId108">
+                        <w:hyperlink r:id="rId106">
                           <w:r>
                             <w:rPr>
                               <w:rFonts w:ascii="Calibri" w:hAnsi="Calibri"/>
@@ -15170,7 +15250,7 @@
                           <w:t>•</w:t>
                           <w:tab/>
                         </w:r>
-                        <w:hyperlink r:id="rId109">
+                        <w:hyperlink r:id="rId107">
                           <w:r>
                             <w:rPr>
                               <w:rFonts w:ascii="Calibri" w:hAnsi="Calibri"/>
@@ -15246,7 +15326,7 @@
                           <w:t>•</w:t>
                           <w:tab/>
                         </w:r>
-                        <w:hyperlink r:id="rId110">
+                        <w:hyperlink r:id="rId108">
                           <w:r>
                             <w:rPr>
                               <w:rFonts w:ascii="Calibri" w:hAnsi="Calibri"/>
@@ -15291,7 +15371,7 @@
           <wp:inline distT="0" distB="0" distL="0" distR="0">
             <wp:extent cx="5583600" cy="851661"/>
             <wp:effectExtent l="0" t="0" r="76200" b="76200"/>
-            <wp:docPr id="1068" name="Card 1068"/>
+            <wp:docPr id="1069" name="Card 1069"/>
             <a:graphic>
               <a:graphicData uri="http://schemas.microsoft.com/office/word/2010/wordprocessingShape">
                 <wps:wsp>
@@ -15459,7 +15539,7 @@
           <wp:inline distT="0" distB="0" distL="0" distR="0">
             <wp:extent cx="5583600" cy="800861"/>
             <wp:effectExtent l="0" t="0" r="76200" b="76200"/>
-            <wp:docPr id="1069" name="Card 1069"/>
+            <wp:docPr id="1070" name="Card 1070"/>
             <a:graphic>
               <a:graphicData uri="http://schemas.microsoft.com/office/word/2010/wordprocessingShape">
                 <wps:wsp>
@@ -15544,7 +15624,7 @@
                           <w:t>•</w:t>
                           <w:tab/>
                         </w:r>
-                        <w:hyperlink r:id="rId111">
+                        <w:hyperlink r:id="rId109">
                           <w:r>
                             <w:rPr>
                               <w:rFonts w:ascii="Calibri" w:hAnsi="Calibri"/>
@@ -15576,7 +15656,7 @@
                           <w:t>•</w:t>
                           <w:tab/>
                         </w:r>
-                        <w:hyperlink r:id="rId112">
+                        <w:hyperlink r:id="rId110">
                           <w:r>
                             <w:rPr>
                               <w:rFonts w:ascii="Calibri" w:hAnsi="Calibri"/>
@@ -15640,7 +15720,7 @@
           <wp:inline distT="0" distB="0" distL="0" distR="0">
             <wp:extent cx="5949360" cy="340614"/>
             <wp:effectExtent l="0" t="0" r="76200" b="76200"/>
-            <wp:docPr id="1071" name="Card 1071"/>
+            <wp:docPr id="1072" name="Card 1072"/>
             <a:graphic>
               <a:graphicData uri="http://schemas.microsoft.com/office/word/2010/wordprocessingShape">
                 <wps:wsp>
@@ -15834,7 +15914,7 @@
           <wp:inline distT="0" distB="0" distL="0" distR="0">
             <wp:extent cx="5949360" cy="348615"/>
             <wp:effectExtent l="0" t="0" r="76200" b="76200"/>
-            <wp:docPr id="1072" name="Card 1072"/>
+            <wp:docPr id="1073" name="Card 1073"/>
             <a:graphic>
               <a:graphicData uri="http://schemas.microsoft.com/office/word/2010/wordprocessingShape">
                 <wps:wsp>
@@ -15905,7 +15985,7 @@
           <wp:inline distT="0" distB="0" distL="0" distR="0">
             <wp:extent cx="5949360" cy="550037"/>
             <wp:effectExtent l="0" t="0" r="76200" b="76200"/>
-            <wp:docPr id="1073" name="Card 1073"/>
+            <wp:docPr id="1074" name="Card 1074"/>
             <a:graphic>
               <a:graphicData uri="http://schemas.microsoft.com/office/word/2010/wordprocessingShape">
                 <wps:wsp>
@@ -16211,7 +16291,7 @@
           <wp:inline distT="0" distB="0" distL="0" distR="0">
             <wp:extent cx="5949360" cy="1715770"/>
             <wp:effectExtent l="0" t="0" r="76200" b="76200"/>
-            <wp:docPr id="1074" name="Card 1074"/>
+            <wp:docPr id="1075" name="Card 1075"/>
             <a:graphic>
               <a:graphicData uri="http://schemas.microsoft.com/office/word/2010/wordprocessingShape">
                 <wps:wsp>
